--- a/10-保护电路/06-防反接保护/桥式防反接电路/桥式防反接电路.docx
+++ b/10-保护电路/06-防反接保护/桥式防反接电路/桥式防反接电路.docx
@@ -2260,6 +2260,20 @@
     </w:p>
     <w:bookmarkEnd w:id="26"/>
     <w:bookmarkEnd w:id="27"/>
+    <w:p>
+      <w:pPr>
+        <w:spacing w:before="360"/>
+        <w:jc w:val="center"/>
+      </w:pPr>
+      <w:r>
+        <w:rPr>
+          <w:rFonts w:ascii="Times New Roman" w:hAnsi="Times New Roman"/>
+          <w:color w:val="555555"/>
+          <w:sz w:val="21"/>
+        </w:rPr>
+        <w:t>材料收集者：杜文杰</w:t>
+      </w:r>
+    </w:p>
     <w:sectPr>
       <w:headerReference r:id="rId9" w:type="default"/>
       <w:footerReference r:id="rId10" w:type="default"/>

--- a/10-保护电路/06-防反接保护/桥式防反接电路/桥式防反接电路.docx
+++ b/10-保护电路/06-防反接保护/桥式防反接电路/桥式防反接电路.docx
@@ -1,6 +1,6 @@
 
 <file path=word/document.xml><?xml version="1.0" encoding="utf-8"?>
-<w:document xmlns:w="http://schemas.openxmlformats.org/wordprocessingml/2006/main" xmlns:m="http://schemas.openxmlformats.org/officeDocument/2006/math" xmlns:r="http://schemas.openxmlformats.org/officeDocument/2006/relationships" xmlns:o="urn:schemas-microsoft-com:office:office" xmlns:v="urn:schemas-microsoft-com:vml" xmlns:w10="urn:schemas-microsoft-com:office:word" xmlns:a="http://schemas.openxmlformats.org/drawingml/2006/main" xmlns:pic="http://schemas.openxmlformats.org/drawingml/2006/picture" xmlns:wp="http://schemas.openxmlformats.org/drawingml/2006/wordprocessingDrawing">
+<w:document xmlns:m="http://schemas.openxmlformats.org/officeDocument/2006/math" xmlns:r="http://schemas.openxmlformats.org/officeDocument/2006/relationships" xmlns:w="http://schemas.openxmlformats.org/wordprocessingml/2006/main" xmlns:o="urn:schemas-microsoft-com:office:office" xmlns:v="urn:schemas-microsoft-com:vml" xmlns:w10="urn:schemas-microsoft-com:office:word" xmlns:a="http://schemas.openxmlformats.org/drawingml/2006/main" xmlns:pic="http://schemas.openxmlformats.org/drawingml/2006/picture" xmlns:wp="http://schemas.openxmlformats.org/drawingml/2006/wordprocessingDrawing">
   <w:body>
     <w:bookmarkStart w:id="27" w:name="桥式防反接电路"/>
     <w:p>
@@ -9,7 +9,7 @@
       </w:pPr>
       <w:r>
         <w:rPr>
-          <w:rFonts w:hint="eastAsia"/>
+          <w:rFonts w:hint="eastAsia" w:eastAsia="黑体"/>
         </w:rPr>
         <w:t xml:space="preserve">桥式防反接电路</w:t>
       </w:r>
@@ -21,7 +21,7 @@
       </w:pPr>
       <w:r>
         <w:rPr>
-          <w:rFonts w:hint="eastAsia"/>
+          <w:rFonts w:hint="eastAsia" w:eastAsia="黑体"/>
         </w:rPr>
         <w:t xml:space="preserve">拓扑描述</w:t>
       </w:r>
@@ -32,20 +32,26 @@
       </w:pPr>
       <w:r>
         <w:rPr>
-          <w:rFonts w:hint="eastAsia"/>
+          <w:rFonts w:hint="eastAsia" w:eastAsia="黑体"/>
         </w:rPr>
         <w:t xml:space="preserve">该电路由四颗二极管</w:t>
       </w:r>
       <w:r>
+        <w:rPr>
+          <w:rFonts w:eastAsia="黑体"/>
+        </w:rPr>
         <w:t xml:space="preserve"> D1~D4 </w:t>
       </w:r>
       <w:r>
         <w:rPr>
-          <w:rFonts w:hint="eastAsia"/>
+          <w:rFonts w:hint="eastAsia" w:eastAsia="黑体"/>
         </w:rPr>
         <w:t xml:space="preserve">接成桥式全波整流器组成，串联在电源输入端。关键节点定义如下：输入交流/双极性节点</w:t>
       </w:r>
       <w:r>
+        <w:rPr>
+          <w:rFonts w:eastAsia="黑体"/>
+        </w:rPr>
         <w:t xml:space="preserve"> </w:t>
       </w:r>
       <m:oMath>
@@ -54,6 +60,9 @@
         </m:r>
       </m:oMath>
       <w:r>
+        <w:rPr>
+          <w:rFonts w:eastAsia="黑体"/>
+        </w:rPr>
         <w:t xml:space="preserve">、</w:t>
       </w:r>
       <m:oMath>
@@ -62,51 +71,69 @@
         </m:r>
       </m:oMath>
       <w:r>
+        <w:rPr>
+          <w:rFonts w:eastAsia="黑体"/>
+        </w:rPr>
         <w:t xml:space="preserve"> </w:t>
       </w:r>
       <w:r>
         <w:rPr>
-          <w:rFonts w:hint="eastAsia"/>
+          <w:rFonts w:hint="eastAsia" w:eastAsia="黑体"/>
         </w:rPr>
         <w:t xml:space="preserve">是桥的两个交流输入端，分别接电源的两根输入线（不分极性），也是</w:t>
       </w:r>
       <w:r>
+        <w:rPr>
+          <w:rFonts w:eastAsia="黑体"/>
+        </w:rPr>
         <w:t xml:space="preserve"> D1 </w:t>
       </w:r>
       <w:r>
         <w:rPr>
-          <w:rFonts w:hint="eastAsia"/>
+          <w:rFonts w:hint="eastAsia" w:eastAsia="黑体"/>
         </w:rPr>
         <w:t xml:space="preserve">与</w:t>
       </w:r>
       <w:r>
+        <w:rPr>
+          <w:rFonts w:eastAsia="黑体"/>
+        </w:rPr>
         <w:t xml:space="preserve"> D4 </w:t>
       </w:r>
       <w:r>
         <w:rPr>
-          <w:rFonts w:hint="eastAsia"/>
+          <w:rFonts w:hint="eastAsia" w:eastAsia="黑体"/>
         </w:rPr>
         <w:t xml:space="preserve">的公共点和</w:t>
       </w:r>
       <w:r>
+        <w:rPr>
+          <w:rFonts w:eastAsia="黑体"/>
+        </w:rPr>
         <w:t xml:space="preserve"> D2 </w:t>
       </w:r>
       <w:r>
         <w:rPr>
-          <w:rFonts w:hint="eastAsia"/>
+          <w:rFonts w:hint="eastAsia" w:eastAsia="黑体"/>
         </w:rPr>
         <w:t xml:space="preserve">与</w:t>
       </w:r>
       <w:r>
+        <w:rPr>
+          <w:rFonts w:eastAsia="黑体"/>
+        </w:rPr>
         <w:t xml:space="preserve"> D3 </w:t>
       </w:r>
       <w:r>
         <w:rPr>
-          <w:rFonts w:hint="eastAsia"/>
+          <w:rFonts w:hint="eastAsia" w:eastAsia="黑体"/>
         </w:rPr>
         <w:t xml:space="preserve">的公共点；桥的正输出节点</w:t>
       </w:r>
       <w:r>
+        <w:rPr>
+          <w:rFonts w:eastAsia="黑体"/>
+        </w:rPr>
         <w:t xml:space="preserve"> </w:t>
       </w:r>
       <m:oMath>
@@ -116,29 +143,38 @@
       </m:oMath>
       <w:r>
         <w:rPr>
-          <w:rFonts w:hint="eastAsia"/>
+          <w:rFonts w:hint="eastAsia" w:eastAsia="黑体"/>
         </w:rPr>
         <w:t xml:space="preserve">（+）是</w:t>
       </w:r>
       <w:r>
+        <w:rPr>
+          <w:rFonts w:eastAsia="黑体"/>
+        </w:rPr>
         <w:t xml:space="preserve"> D1 </w:t>
       </w:r>
       <w:r>
         <w:rPr>
-          <w:rFonts w:hint="eastAsia"/>
+          <w:rFonts w:hint="eastAsia" w:eastAsia="黑体"/>
         </w:rPr>
         <w:t xml:space="preserve">与</w:t>
       </w:r>
       <w:r>
+        <w:rPr>
+          <w:rFonts w:eastAsia="黑体"/>
+        </w:rPr>
         <w:t xml:space="preserve"> D3 </w:t>
       </w:r>
       <w:r>
         <w:rPr>
-          <w:rFonts w:hint="eastAsia"/>
+          <w:rFonts w:hint="eastAsia" w:eastAsia="黑体"/>
         </w:rPr>
         <w:t xml:space="preserve">阴极的公共点，作为恒定正极性输出给负载正端；桥的负输出节点</w:t>
       </w:r>
       <w:r>
+        <w:rPr>
+          <w:rFonts w:eastAsia="黑体"/>
+        </w:rPr>
         <w:t xml:space="preserve"> </w:t>
       </w:r>
       <m:oMath>
@@ -148,25 +184,31 @@
       </m:oMath>
       <w:r>
         <w:rPr>
-          <w:rFonts w:hint="eastAsia"/>
+          <w:rFonts w:hint="eastAsia" w:eastAsia="黑体"/>
         </w:rPr>
         <w:t xml:space="preserve">（−）是</w:t>
       </w:r>
       <w:r>
+        <w:rPr>
+          <w:rFonts w:eastAsia="黑体"/>
+        </w:rPr>
         <w:t xml:space="preserve"> D2 </w:t>
       </w:r>
       <w:r>
         <w:rPr>
-          <w:rFonts w:hint="eastAsia"/>
+          <w:rFonts w:hint="eastAsia" w:eastAsia="黑体"/>
         </w:rPr>
         <w:t xml:space="preserve">与</w:t>
       </w:r>
       <w:r>
+        <w:rPr>
+          <w:rFonts w:eastAsia="黑体"/>
+        </w:rPr>
         <w:t xml:space="preserve"> D4 </w:t>
       </w:r>
       <w:r>
         <w:rPr>
-          <w:rFonts w:hint="eastAsia"/>
+          <w:rFonts w:hint="eastAsia" w:eastAsia="黑体"/>
         </w:rPr>
         <w:t xml:space="preserve">阳极的公共点，作为恒定负输出给负载负端。</w:t>
       </w:r>
@@ -175,20 +217,26 @@
       <w:pPr/>
       <w:r>
         <w:rPr>
-          <w:rFonts w:hint="eastAsia"/>
+          <w:rFonts w:hint="eastAsia" w:eastAsia="黑体"/>
         </w:rPr>
         <w:t xml:space="preserve">各元件管脚连接：二极管</w:t>
       </w:r>
       <w:r>
+        <w:rPr>
+          <w:rFonts w:eastAsia="黑体"/>
+        </w:rPr>
         <w:t xml:space="preserve"> D1 </w:t>
       </w:r>
       <w:r>
         <w:rPr>
-          <w:rFonts w:hint="eastAsia"/>
+          <w:rFonts w:hint="eastAsia" w:eastAsia="黑体"/>
         </w:rPr>
         <w:t xml:space="preserve">阳极接输入节点</w:t>
       </w:r>
       <w:r>
+        <w:rPr>
+          <w:rFonts w:eastAsia="黑体"/>
+        </w:rPr>
         <w:t xml:space="preserve"> </w:t>
       </w:r>
       <m:oMath>
@@ -198,11 +246,14 @@
       </m:oMath>
       <w:r>
         <w:rPr>
-          <w:rFonts w:hint="eastAsia"/>
+          <w:rFonts w:hint="eastAsia" w:eastAsia="黑体"/>
         </w:rPr>
         <w:t xml:space="preserve">、阴极接正输出节点</w:t>
       </w:r>
       <w:r>
+        <w:rPr>
+          <w:rFonts w:eastAsia="黑体"/>
+        </w:rPr>
         <w:t xml:space="preserve"> </w:t>
       </w:r>
       <m:oMath>
@@ -212,20 +263,26 @@
       </m:oMath>
       <w:r>
         <w:rPr>
-          <w:rFonts w:hint="eastAsia"/>
+          <w:rFonts w:hint="eastAsia" w:eastAsia="黑体"/>
         </w:rPr>
         <w:t xml:space="preserve">；二极管</w:t>
       </w:r>
       <w:r>
+        <w:rPr>
+          <w:rFonts w:eastAsia="黑体"/>
+        </w:rPr>
         <w:t xml:space="preserve"> D3 </w:t>
       </w:r>
       <w:r>
         <w:rPr>
-          <w:rFonts w:hint="eastAsia"/>
+          <w:rFonts w:hint="eastAsia" w:eastAsia="黑体"/>
         </w:rPr>
         <w:t xml:space="preserve">阳极接输入节点</w:t>
       </w:r>
       <w:r>
+        <w:rPr>
+          <w:rFonts w:eastAsia="黑体"/>
+        </w:rPr>
         <w:t xml:space="preserve"> </w:t>
       </w:r>
       <m:oMath>
@@ -235,11 +292,14 @@
       </m:oMath>
       <w:r>
         <w:rPr>
-          <w:rFonts w:hint="eastAsia"/>
+          <w:rFonts w:hint="eastAsia" w:eastAsia="黑体"/>
         </w:rPr>
         <w:t xml:space="preserve">、阴极接正输出节点</w:t>
       </w:r>
       <w:r>
+        <w:rPr>
+          <w:rFonts w:eastAsia="黑体"/>
+        </w:rPr>
         <w:t xml:space="preserve"> </w:t>
       </w:r>
       <m:oMath>
@@ -249,20 +309,26 @@
       </m:oMath>
       <w:r>
         <w:rPr>
-          <w:rFonts w:hint="eastAsia"/>
+          <w:rFonts w:hint="eastAsia" w:eastAsia="黑体"/>
         </w:rPr>
         <w:t xml:space="preserve">；二极管</w:t>
       </w:r>
       <w:r>
+        <w:rPr>
+          <w:rFonts w:eastAsia="黑体"/>
+        </w:rPr>
         <w:t xml:space="preserve"> D2 </w:t>
       </w:r>
       <w:r>
         <w:rPr>
-          <w:rFonts w:hint="eastAsia"/>
+          <w:rFonts w:hint="eastAsia" w:eastAsia="黑体"/>
         </w:rPr>
         <w:t xml:space="preserve">阳极接负输出节点</w:t>
       </w:r>
       <w:r>
+        <w:rPr>
+          <w:rFonts w:eastAsia="黑体"/>
+        </w:rPr>
         <w:t xml:space="preserve"> </w:t>
       </w:r>
       <m:oMath>
@@ -272,11 +338,14 @@
       </m:oMath>
       <w:r>
         <w:rPr>
-          <w:rFonts w:hint="eastAsia"/>
+          <w:rFonts w:hint="eastAsia" w:eastAsia="黑体"/>
         </w:rPr>
         <w:t xml:space="preserve">、阴极接输入节点</w:t>
       </w:r>
       <w:r>
+        <w:rPr>
+          <w:rFonts w:eastAsia="黑体"/>
+        </w:rPr>
         <w:t xml:space="preserve"> </w:t>
       </w:r>
       <m:oMath>
@@ -286,20 +355,26 @@
       </m:oMath>
       <w:r>
         <w:rPr>
-          <w:rFonts w:hint="eastAsia"/>
+          <w:rFonts w:hint="eastAsia" w:eastAsia="黑体"/>
         </w:rPr>
         <w:t xml:space="preserve">；二极管</w:t>
       </w:r>
       <w:r>
+        <w:rPr>
+          <w:rFonts w:eastAsia="黑体"/>
+        </w:rPr>
         <w:t xml:space="preserve"> D4 </w:t>
       </w:r>
       <w:r>
         <w:rPr>
-          <w:rFonts w:hint="eastAsia"/>
+          <w:rFonts w:hint="eastAsia" w:eastAsia="黑体"/>
         </w:rPr>
         <w:t xml:space="preserve">阳极接负输出节点</w:t>
       </w:r>
       <w:r>
+        <w:rPr>
+          <w:rFonts w:eastAsia="黑体"/>
+        </w:rPr>
         <w:t xml:space="preserve"> </w:t>
       </w:r>
       <m:oMath>
@@ -309,11 +384,14 @@
       </m:oMath>
       <w:r>
         <w:rPr>
-          <w:rFonts w:hint="eastAsia"/>
+          <w:rFonts w:hint="eastAsia" w:eastAsia="黑体"/>
         </w:rPr>
         <w:t xml:space="preserve">、阴极接输入节点</w:t>
       </w:r>
       <w:r>
+        <w:rPr>
+          <w:rFonts w:eastAsia="黑体"/>
+        </w:rPr>
         <w:t xml:space="preserve"> </w:t>
       </w:r>
       <m:oMath>
@@ -323,11 +401,14 @@
       </m:oMath>
       <w:r>
         <w:rPr>
-          <w:rFonts w:hint="eastAsia"/>
+          <w:rFonts w:hint="eastAsia" w:eastAsia="黑体"/>
         </w:rPr>
         <w:t xml:space="preserve">；负载正端接</w:t>
       </w:r>
       <w:r>
+        <w:rPr>
+          <w:rFonts w:eastAsia="黑体"/>
+        </w:rPr>
         <w:t xml:space="preserve"> </w:t>
       </w:r>
       <m:oMath>
@@ -337,11 +418,14 @@
       </m:oMath>
       <w:r>
         <w:rPr>
-          <w:rFonts w:hint="eastAsia"/>
+          <w:rFonts w:hint="eastAsia" w:eastAsia="黑体"/>
         </w:rPr>
         <w:t xml:space="preserve">、负端接</w:t>
       </w:r>
       <w:r>
+        <w:rPr>
+          <w:rFonts w:eastAsia="黑体"/>
+        </w:rPr>
         <w:t xml:space="preserve"> </w:t>
       </w:r>
       <m:oMath>
@@ -351,7 +435,7 @@
       </m:oMath>
       <w:r>
         <w:rPr>
-          <w:rFonts w:hint="eastAsia"/>
+          <w:rFonts w:hint="eastAsia" w:eastAsia="黑体"/>
         </w:rPr>
         <w:t xml:space="preserve">，</w:t>
       </w:r>
@@ -361,6 +445,9 @@
         </m:r>
       </m:oMath>
       <w:r>
+        <w:rPr>
+          <w:rFonts w:eastAsia="黑体"/>
+        </w:rPr>
         <w:t xml:space="preserve">、</w:t>
       </w:r>
       <m:oMath>
@@ -369,11 +456,14 @@
         </m:r>
       </m:oMath>
       <w:r>
+        <w:rPr>
+          <w:rFonts w:eastAsia="黑体"/>
+        </w:rPr>
         <w:t xml:space="preserve"> </w:t>
       </w:r>
       <w:r>
         <w:rPr>
-          <w:rFonts w:hint="eastAsia"/>
+          <w:rFonts w:hint="eastAsia" w:eastAsia="黑体"/>
         </w:rPr>
         <w:t xml:space="preserve">之间即恒定为正确极性的受保护供电端。</w:t>
       </w:r>
@@ -382,11 +472,14 @@
       <w:pPr/>
       <w:r>
         <w:rPr>
-          <w:rFonts w:hint="eastAsia"/>
+          <w:rFonts w:hint="eastAsia" w:eastAsia="黑体"/>
         </w:rPr>
         <w:t xml:space="preserve">由此构成”四管全桥整流”的防反接组态，无论输入极性正接还是反接，电流总是从</w:t>
       </w:r>
       <w:r>
+        <w:rPr>
+          <w:rFonts w:eastAsia="黑体"/>
+        </w:rPr>
         <w:t xml:space="preserve"> </w:t>
       </w:r>
       <m:oMath>
@@ -395,15 +488,21 @@
         </m:r>
       </m:oMath>
       <w:r>
+        <w:rPr>
+          <w:rFonts w:eastAsia="黑体"/>
+        </w:rPr>
         <w:t xml:space="preserve"> </w:t>
       </w:r>
       <w:r>
         <w:rPr>
-          <w:rFonts w:hint="eastAsia"/>
+          <w:rFonts w:hint="eastAsia" w:eastAsia="黑体"/>
         </w:rPr>
         <w:t xml:space="preserve">流出、经负载回到</w:t>
       </w:r>
       <w:r>
+        <w:rPr>
+          <w:rFonts w:eastAsia="黑体"/>
+        </w:rPr>
         <w:t xml:space="preserve"> </w:t>
       </w:r>
       <m:oMath>
@@ -413,7 +512,7 @@
       </m:oMath>
       <w:r>
         <w:rPr>
-          <w:rFonts w:hint="eastAsia"/>
+          <w:rFonts w:hint="eastAsia" w:eastAsia="黑体"/>
         </w:rPr>
         <w:t xml:space="preserve">，输出极性恒定不变，实现任意极性接入下的防反接保护。</w:t>
       </w:r>
@@ -426,7 +525,7 @@
       </w:pPr>
       <w:r>
         <w:rPr>
-          <w:rFonts w:hint="eastAsia"/>
+          <w:rFonts w:hint="eastAsia" w:eastAsia="黑体"/>
         </w:rPr>
         <w:t xml:space="preserve">工作原理</w:t>
       </w:r>
@@ -437,11 +536,14 @@
       </w:pPr>
       <w:r>
         <w:rPr>
-          <w:rFonts w:hint="eastAsia"/>
+          <w:rFonts w:hint="eastAsia" w:eastAsia="黑体"/>
         </w:rPr>
         <w:t xml:space="preserve">当电源正接时，电流经桥臂中正向偏置的两只二极管流入负载；当电源反接时，电流自动改由另外两只二极管导通，负载两端极性保持不变。因此输出极性恒定，代价是每个方向都有两只二极管导通，产生约</w:t>
       </w:r>
       <w:r>
+        <w:rPr>
+          <w:rFonts w:eastAsia="黑体"/>
+        </w:rPr>
         <w:t xml:space="preserve"> </w:t>
       </w:r>
       <m:oMath>
@@ -462,11 +564,14 @@
         </m:sSub>
       </m:oMath>
       <w:r>
+        <w:rPr>
+          <w:rFonts w:eastAsia="黑体"/>
+        </w:rPr>
         <w:t xml:space="preserve"> </w:t>
       </w:r>
       <w:r>
         <w:rPr>
-          <w:rFonts w:hint="eastAsia"/>
+          <w:rFonts w:hint="eastAsia" w:eastAsia="黑体"/>
         </w:rPr>
         <w:t xml:space="preserve">的总压降。</w:t>
       </w:r>
@@ -479,7 +584,7 @@
       </w:pPr>
       <w:r>
         <w:rPr>
-          <w:rFonts w:hint="eastAsia"/>
+          <w:rFonts w:hint="eastAsia" w:eastAsia="黑体"/>
         </w:rPr>
         <w:t xml:space="preserve">关键计算公式</w:t>
       </w:r>
@@ -493,7 +598,7 @@
       </w:pPr>
       <w:r>
         <w:rPr>
-          <w:rFonts w:hint="eastAsia"/>
+          <w:rFonts w:hint="eastAsia" w:eastAsia="黑体"/>
         </w:rPr>
         <w:t xml:space="preserve">总正向压降（两支串联）：</w:t>
       </w:r>
@@ -562,7 +667,7 @@
       </w:pPr>
       <w:r>
         <w:rPr>
-          <w:rFonts w:hint="eastAsia"/>
+          <w:rFonts w:hint="eastAsia" w:eastAsia="黑体"/>
         </w:rPr>
         <w:t xml:space="preserve">负载获得电压：</w:t>
       </w:r>
@@ -649,7 +754,7 @@
       </w:pPr>
       <w:r>
         <w:rPr>
-          <w:rFonts w:hint="eastAsia"/>
+          <w:rFonts w:hint="eastAsia" w:eastAsia="黑体"/>
         </w:rPr>
         <w:t xml:space="preserve">总损耗：</w:t>
       </w:r>
@@ -727,7 +832,7 @@
       </w:pPr>
       <w:r>
         <w:rPr>
-          <w:rFonts w:hint="eastAsia"/>
+          <w:rFonts w:hint="eastAsia" w:eastAsia="黑体"/>
         </w:rPr>
         <w:t xml:space="preserve">单臂峰值电流：</w:t>
       </w:r>
@@ -802,7 +907,7 @@
       </w:pPr>
       <w:r>
         <w:rPr>
-          <w:rFonts w:hint="eastAsia"/>
+          <w:rFonts w:hint="eastAsia" w:eastAsia="黑体"/>
         </w:rPr>
         <w:t xml:space="preserve">反向耐压要求：</w:t>
       </w:r>
@@ -905,7 +1010,7 @@
             </w:pPr>
             <w:r>
               <w:rPr>
-                <w:rFonts w:hint="eastAsia"/>
+                <w:rFonts w:hint="eastAsia" w:eastAsia="黑体"/>
               </w:rPr>
               <w:t xml:space="preserve">符号</w:t>
             </w:r>
@@ -919,7 +1024,7 @@
             </w:pPr>
             <w:r>
               <w:rPr>
-                <w:rFonts w:hint="eastAsia"/>
+                <w:rFonts w:hint="eastAsia" w:eastAsia="黑体"/>
               </w:rPr>
               <w:t xml:space="preserve">含义</w:t>
             </w:r>
@@ -933,7 +1038,7 @@
             </w:pPr>
             <w:r>
               <w:rPr>
-                <w:rFonts w:hint="eastAsia"/>
+                <w:rFonts w:hint="eastAsia" w:eastAsia="黑体"/>
               </w:rPr>
               <w:t xml:space="preserve">单位</w:t>
             </w:r>
@@ -962,6 +1067,9 @@
               </m:sSub>
             </m:oMath>
             <w:r>
+              <w:rPr>
+                <w:rFonts w:eastAsia="黑体"/>
+              </w:rPr>
               <w:t xml:space="preserve">​</w:t>
             </w:r>
           </w:p>
@@ -974,7 +1082,7 @@
             </w:pPr>
             <w:r>
               <w:rPr>
-                <w:rFonts w:hint="eastAsia"/>
+                <w:rFonts w:hint="eastAsia" w:eastAsia="黑体"/>
               </w:rPr>
               <w:t xml:space="preserve">单管正向压降</w:t>
             </w:r>
@@ -987,6 +1095,9 @@
               <w:pStyle w:val="Compact"/>
             </w:pPr>
             <w:r>
+              <w:rPr>
+                <w:rFonts w:eastAsia="黑体"/>
+              </w:rPr>
               <w:t xml:space="preserve">V</w:t>
             </w:r>
           </w:p>
@@ -1023,6 +1134,9 @@
               </m:sSub>
             </m:oMath>
             <w:r>
+              <w:rPr>
+                <w:rFonts w:eastAsia="黑体"/>
+              </w:rPr>
               <w:t xml:space="preserve">​</w:t>
             </w:r>
           </w:p>
@@ -1035,7 +1149,7 @@
             </w:pPr>
             <w:r>
               <w:rPr>
-                <w:rFonts w:hint="eastAsia"/>
+                <w:rFonts w:hint="eastAsia" w:eastAsia="黑体"/>
               </w:rPr>
               <w:t xml:space="preserve">桥臂总压降</w:t>
             </w:r>
@@ -1048,6 +1162,9 @@
               <w:pStyle w:val="Compact"/>
             </w:pPr>
             <w:r>
+              <w:rPr>
+                <w:rFonts w:eastAsia="黑体"/>
+              </w:rPr>
               <w:t xml:space="preserve">V</w:t>
             </w:r>
           </w:p>
@@ -1078,6 +1195,9 @@
               </m:sSub>
             </m:oMath>
             <w:r>
+              <w:rPr>
+                <w:rFonts w:eastAsia="黑体"/>
+              </w:rPr>
               <w:t xml:space="preserve">​</w:t>
             </w:r>
           </w:p>
@@ -1090,7 +1210,7 @@
             </w:pPr>
             <w:r>
               <w:rPr>
-                <w:rFonts w:hint="eastAsia"/>
+                <w:rFonts w:hint="eastAsia" w:eastAsia="黑体"/>
               </w:rPr>
               <w:t xml:space="preserve">输入电压</w:t>
             </w:r>
@@ -1103,6 +1223,9 @@
               <w:pStyle w:val="Compact"/>
             </w:pPr>
             <w:r>
+              <w:rPr>
+                <w:rFonts w:eastAsia="黑体"/>
+              </w:rPr>
               <w:t xml:space="preserve">V</w:t>
             </w:r>
           </w:p>
@@ -1121,6 +1244,9 @@
               </m:r>
             </m:oMath>
             <w:r>
+              <w:rPr>
+                <w:rFonts w:eastAsia="黑体"/>
+              </w:rPr>
               <w:t xml:space="preserve">​</w:t>
             </w:r>
           </w:p>
@@ -1133,7 +1259,7 @@
             </w:pPr>
             <w:r>
               <w:rPr>
-                <w:rFonts w:hint="eastAsia"/>
+                <w:rFonts w:hint="eastAsia" w:eastAsia="黑体"/>
               </w:rPr>
               <w:t xml:space="preserve">负载电流</w:t>
             </w:r>
@@ -1146,6 +1272,9 @@
               <w:pStyle w:val="Compact"/>
             </w:pPr>
             <w:r>
+              <w:rPr>
+                <w:rFonts w:eastAsia="黑体"/>
+              </w:rPr>
               <w:t xml:space="preserve">A</w:t>
             </w:r>
           </w:p>
@@ -1182,6 +1311,9 @@
               </m:sSub>
             </m:oMath>
             <w:r>
+              <w:rPr>
+                <w:rFonts w:eastAsia="黑体"/>
+              </w:rPr>
               <w:t xml:space="preserve">​</w:t>
             </w:r>
           </w:p>
@@ -1194,7 +1326,7 @@
             </w:pPr>
             <w:r>
               <w:rPr>
-                <w:rFonts w:hint="eastAsia"/>
+                <w:rFonts w:hint="eastAsia" w:eastAsia="黑体"/>
               </w:rPr>
               <w:t xml:space="preserve">桥损耗</w:t>
             </w:r>
@@ -1207,6 +1339,9 @@
               <w:pStyle w:val="Compact"/>
             </w:pPr>
             <w:r>
+              <w:rPr>
+                <w:rFonts w:eastAsia="黑体"/>
+              </w:rPr>
               <w:t xml:space="preserve">W</w:t>
             </w:r>
           </w:p>
@@ -1240,6 +1375,9 @@
               </m:sSub>
             </m:oMath>
             <w:r>
+              <w:rPr>
+                <w:rFonts w:eastAsia="黑体"/>
+              </w:rPr>
               <w:t xml:space="preserve">​</w:t>
             </w:r>
           </w:p>
@@ -1252,7 +1390,7 @@
             </w:pPr>
             <w:r>
               <w:rPr>
-                <w:rFonts w:hint="eastAsia"/>
+                <w:rFonts w:hint="eastAsia" w:eastAsia="黑体"/>
               </w:rPr>
               <w:t xml:space="preserve">二极管反向耐压</w:t>
             </w:r>
@@ -1265,6 +1403,9 @@
               <w:pStyle w:val="Compact"/>
             </w:pPr>
             <w:r>
+              <w:rPr>
+                <w:rFonts w:eastAsia="黑体"/>
+              </w:rPr>
               <w:t xml:space="preserve">V</w:t>
             </w:r>
           </w:p>
@@ -1279,7 +1420,7 @@
       </w:pPr>
       <w:r>
         <w:rPr>
-          <w:rFonts w:hint="eastAsia"/>
+          <w:rFonts w:hint="eastAsia" w:eastAsia="黑体"/>
         </w:rPr>
         <w:t xml:space="preserve">元件调整影响</w:t>
       </w:r>
@@ -1294,25 +1435,34 @@
       </w:pPr>
       <w:r>
         <w:rPr>
-          <w:rFonts w:hint="eastAsia"/>
+          <w:rFonts w:hint="eastAsia" w:eastAsia="黑体"/>
           <w:b/>
           <w:bCs/>
         </w:rPr>
         <w:t xml:space="preserve">改用肖特基整流桥</w:t>
       </w:r>
       <w:r>
+        <w:rPr>
+          <w:rFonts w:eastAsia="黑体"/>
+        </w:rPr>
         <w:t xml:space="preserve"> </w:t>
       </w:r>
       <w:r>
+        <w:rPr>
+          <w:rFonts w:eastAsia="黑体"/>
+        </w:rPr>
         <w:t xml:space="preserve">→ </w:t>
       </w:r>
       <w:r>
         <w:rPr>
-          <w:rFonts w:hint="eastAsia"/>
+          <w:rFonts w:hint="eastAsia" w:eastAsia="黑体"/>
         </w:rPr>
         <w:t xml:space="preserve">总压降</w:t>
       </w:r>
       <w:r>
+        <w:rPr>
+          <w:rFonts w:eastAsia="黑体"/>
+        </w:rPr>
         <w:t xml:space="preserve"> </w:t>
       </w:r>
       <m:oMath>
@@ -1333,20 +1483,26 @@
         </m:sSub>
       </m:oMath>
       <w:r>
+        <w:rPr>
+          <w:rFonts w:eastAsia="黑体"/>
+        </w:rPr>
         <w:t xml:space="preserve"> </w:t>
       </w:r>
       <w:r>
         <w:rPr>
-          <w:rFonts w:hint="eastAsia"/>
+          <w:rFonts w:hint="eastAsia" w:eastAsia="黑体"/>
         </w:rPr>
         <w:t xml:space="preserve">减小（约</w:t>
       </w:r>
       <w:r>
+        <w:rPr>
+          <w:rFonts w:eastAsia="黑体"/>
+        </w:rPr>
         <w:t xml:space="preserve"> 0.4~1 </w:t>
       </w:r>
       <w:r>
         <w:rPr>
-          <w:rFonts w:hint="eastAsia"/>
+          <w:rFonts w:hint="eastAsia" w:eastAsia="黑体"/>
         </w:rPr>
         <w:t xml:space="preserve">V），损耗低，适合低压大电流。</w:t>
       </w:r>
@@ -1361,30 +1517,39 @@
       </w:pPr>
       <w:r>
         <w:rPr>
-          <w:rFonts w:hint="eastAsia"/>
+          <w:rFonts w:hint="eastAsia" w:eastAsia="黑体"/>
           <w:b/>
           <w:bCs/>
         </w:rPr>
         <w:t xml:space="preserve">用普通硅整流桥</w:t>
       </w:r>
       <w:r>
+        <w:rPr>
+          <w:rFonts w:eastAsia="黑体"/>
+        </w:rPr>
         <w:t xml:space="preserve"> </w:t>
       </w:r>
       <w:r>
+        <w:rPr>
+          <w:rFonts w:eastAsia="黑体"/>
+        </w:rPr>
         <w:t xml:space="preserve">→ </w:t>
       </w:r>
       <w:r>
         <w:rPr>
-          <w:rFonts w:hint="eastAsia"/>
+          <w:rFonts w:hint="eastAsia" w:eastAsia="黑体"/>
         </w:rPr>
         <w:t xml:space="preserve">耐压高、成本低，但压降达</w:t>
       </w:r>
       <w:r>
+        <w:rPr>
+          <w:rFonts w:eastAsia="黑体"/>
+        </w:rPr>
         <w:t xml:space="preserve"> 1.2~2 </w:t>
       </w:r>
       <w:r>
         <w:rPr>
-          <w:rFonts w:hint="eastAsia"/>
+          <w:rFonts w:hint="eastAsia" w:eastAsia="黑体"/>
         </w:rPr>
         <w:t xml:space="preserve">V，效率差。</w:t>
       </w:r>
@@ -1399,21 +1564,27 @@
       </w:pPr>
       <w:r>
         <w:rPr>
-          <w:rFonts w:hint="eastAsia"/>
+          <w:rFonts w:hint="eastAsia" w:eastAsia="黑体"/>
           <w:b/>
           <w:bCs/>
         </w:rPr>
         <w:t xml:space="preserve">额定电流大</w:t>
       </w:r>
       <w:r>
+        <w:rPr>
+          <w:rFonts w:eastAsia="黑体"/>
+        </w:rPr>
         <w:t xml:space="preserve"> </w:t>
       </w:r>
       <w:r>
+        <w:rPr>
+          <w:rFonts w:eastAsia="黑体"/>
+        </w:rPr>
         <w:t xml:space="preserve">→ </w:t>
       </w:r>
       <w:r>
         <w:rPr>
-          <w:rFonts w:hint="eastAsia"/>
+          <w:rFonts w:hint="eastAsia" w:eastAsia="黑体"/>
         </w:rPr>
         <w:t xml:space="preserve">可带更大负载，但封装与散热要求升高。</w:t>
       </w:r>
@@ -1448,6 +1619,7 @@
       </m:oMath>
       <w:r>
         <w:rPr>
+          <w:rFonts w:eastAsia="黑体"/>
           <w:b/>
           <w:bCs/>
         </w:rPr>
@@ -1455,21 +1627,27 @@
       </w:r>
       <w:r>
         <w:rPr>
-          <w:rFonts w:hint="eastAsia"/>
+          <w:rFonts w:hint="eastAsia" w:eastAsia="黑体"/>
           <w:b/>
           <w:bCs/>
         </w:rPr>
         <w:t xml:space="preserve">越高</w:t>
       </w:r>
       <w:r>
+        <w:rPr>
+          <w:rFonts w:eastAsia="黑体"/>
+        </w:rPr>
         <w:t xml:space="preserve"> </w:t>
       </w:r>
       <w:r>
+        <w:rPr>
+          <w:rFonts w:eastAsia="黑体"/>
+        </w:rPr>
         <w:t xml:space="preserve">→ </w:t>
       </w:r>
       <w:r>
         <w:rPr>
-          <w:rFonts w:hint="eastAsia"/>
+          <w:rFonts w:hint="eastAsia" w:eastAsia="黑体"/>
         </w:rPr>
         <w:t xml:space="preserve">输入反压承受能力越强，选用时留足裕量。</w:t>
       </w:r>
@@ -1484,7 +1662,7 @@
       </w:pPr>
       <w:r>
         <w:rPr>
-          <w:rFonts w:hint="eastAsia"/>
+          <w:rFonts w:hint="eastAsia" w:eastAsia="黑体"/>
           <w:b/>
           <w:bCs/>
         </w:rPr>
@@ -1492,6 +1670,7 @@
       </w:r>
       <w:r>
         <w:rPr>
+          <w:rFonts w:eastAsia="黑体"/>
           <w:b/>
           <w:bCs/>
         </w:rPr>
@@ -1499,21 +1678,27 @@
       </w:r>
       <w:r>
         <w:rPr>
-          <w:rFonts w:hint="eastAsia"/>
+          <w:rFonts w:hint="eastAsia" w:eastAsia="黑体"/>
           <w:b/>
           <w:bCs/>
         </w:rPr>
         <w:t xml:space="preserve">方案</w:t>
       </w:r>
       <w:r>
+        <w:rPr>
+          <w:rFonts w:eastAsia="黑体"/>
+        </w:rPr>
         <w:t xml:space="preserve"> </w:t>
       </w:r>
       <w:r>
+        <w:rPr>
+          <w:rFonts w:eastAsia="黑体"/>
+        </w:rPr>
         <w:t xml:space="preserve">→ </w:t>
       </w:r>
       <w:r>
         <w:rPr>
-          <w:rFonts w:hint="eastAsia"/>
+          <w:rFonts w:hint="eastAsia" w:eastAsia="黑体"/>
         </w:rPr>
         <w:t xml:space="preserve">结构自适应、无极性要求，但恒定损耗最高。</w:t>
       </w:r>
@@ -1526,7 +1711,7 @@
       </w:pPr>
       <w:r>
         <w:rPr>
-          <w:rFonts w:hint="eastAsia"/>
+          <w:rFonts w:hint="eastAsia" w:eastAsia="黑体"/>
         </w:rPr>
         <w:t xml:space="preserve">典型参数示例</w:t>
       </w:r>
@@ -1541,7 +1726,7 @@
       </w:pPr>
       <w:r>
         <w:rPr>
-          <w:rFonts w:hint="eastAsia"/>
+          <w:rFonts w:hint="eastAsia" w:eastAsia="黑体"/>
         </w:rPr>
         <w:t xml:space="preserve">取肖特基桥（</w:t>
       </w:r>
@@ -1580,7 +1765,7 @@
       </m:oMath>
       <w:r>
         <w:rPr>
-          <w:rFonts w:hint="eastAsia"/>
+          <w:rFonts w:hint="eastAsia" w:eastAsia="黑体"/>
         </w:rPr>
         <w:t xml:space="preserve">）、</w:t>
       </w:r>
@@ -1621,6 +1806,9 @@
         </m:r>
       </m:oMath>
       <w:r>
+        <w:rPr>
+          <w:rFonts w:eastAsia="黑体"/>
+        </w:rPr>
         <w:t xml:space="preserve">、</w:t>
       </w:r>
       <m:oMath>
@@ -1649,7 +1837,7 @@
       </m:oMath>
       <w:r>
         <w:rPr>
-          <w:rFonts w:hint="eastAsia"/>
+          <w:rFonts w:hint="eastAsia" w:eastAsia="黑体"/>
         </w:rPr>
         <w:t xml:space="preserve">：</w:t>
       </w:r>
@@ -1721,11 +1909,14 @@
       </m:oMath>
       <w:r>
         <w:rPr>
-          <w:rFonts w:hint="eastAsia"/>
+          <w:rFonts w:hint="eastAsia" w:eastAsia="黑体"/>
         </w:rPr>
         <w:t xml:space="preserve">，损耗</w:t>
       </w:r>
       <w:r>
+        <w:rPr>
+          <w:rFonts w:eastAsia="黑体"/>
+        </w:rPr>
         <w:t xml:space="preserve"> </w:t>
       </w:r>
       <m:oMath>
@@ -1771,6 +1962,9 @@
         </m:r>
       </m:oMath>
       <w:r>
+        <w:rPr>
+          <w:rFonts w:eastAsia="黑体"/>
+        </w:rPr>
         <w:t xml:space="preserve">。</w:t>
       </w:r>
     </w:p>
@@ -1784,7 +1978,7 @@
       </w:pPr>
       <w:r>
         <w:rPr>
-          <w:rFonts w:hint="eastAsia"/>
+          <w:rFonts w:hint="eastAsia" w:eastAsia="黑体"/>
         </w:rPr>
         <w:t xml:space="preserve">取硅整流桥（</w:t>
       </w:r>
@@ -1823,7 +2017,7 @@
       </m:oMath>
       <w:r>
         <w:rPr>
-          <w:rFonts w:hint="eastAsia"/>
+          <w:rFonts w:hint="eastAsia" w:eastAsia="黑体"/>
         </w:rPr>
         <w:t xml:space="preserve">）、</w:t>
       </w:r>
@@ -1853,7 +2047,7 @@
       </m:oMath>
       <w:r>
         <w:rPr>
-          <w:rFonts w:hint="eastAsia"/>
+          <w:rFonts w:hint="eastAsia" w:eastAsia="黑体"/>
         </w:rPr>
         <w:t xml:space="preserve">：</w:t>
       </w:r>
@@ -1916,11 +2110,14 @@
       </m:oMath>
       <w:r>
         <w:rPr>
-          <w:rFonts w:hint="eastAsia"/>
+          <w:rFonts w:hint="eastAsia" w:eastAsia="黑体"/>
         </w:rPr>
         <w:t xml:space="preserve">，损耗</w:t>
       </w:r>
       <w:r>
+        <w:rPr>
+          <w:rFonts w:eastAsia="黑体"/>
+        </w:rPr>
         <w:t xml:space="preserve"> </w:t>
       </w:r>
       <m:oMath>
@@ -1966,6 +2163,9 @@
         </m:r>
       </m:oMath>
       <w:r>
+        <w:rPr>
+          <w:rFonts w:eastAsia="黑体"/>
+        </w:rPr>
         <w:t xml:space="preserve">。</w:t>
       </w:r>
     </w:p>
@@ -1977,7 +2177,7 @@
       </w:pPr>
       <w:r>
         <w:rPr>
-          <w:rFonts w:hint="eastAsia"/>
+          <w:rFonts w:hint="eastAsia" w:eastAsia="黑体"/>
         </w:rPr>
         <w:t xml:space="preserve">常见器件型号</w:t>
       </w:r>
@@ -1992,16 +2192,19 @@
       </w:pPr>
       <w:r>
         <w:rPr>
-          <w:rFonts w:hint="eastAsia"/>
+          <w:rFonts w:hint="eastAsia" w:eastAsia="黑体"/>
         </w:rPr>
         <w:t xml:space="preserve">集成整流桥：MB6S、MB10S、KBP、GBJ、KBPC</w:t>
       </w:r>
       <w:r>
+        <w:rPr>
+          <w:rFonts w:eastAsia="黑体"/>
+        </w:rPr>
         <w:t xml:space="preserve"> </w:t>
       </w:r>
       <w:r>
         <w:rPr>
-          <w:rFonts w:hint="eastAsia"/>
+          <w:rFonts w:hint="eastAsia" w:eastAsia="黑体"/>
         </w:rPr>
         <w:t xml:space="preserve">系列。</w:t>
       </w:r>
@@ -2016,25 +2219,31 @@
       </w:pPr>
       <w:r>
         <w:rPr>
-          <w:rFonts w:hint="eastAsia"/>
+          <w:rFonts w:hint="eastAsia" w:eastAsia="黑体"/>
         </w:rPr>
         <w:t xml:space="preserve">分立肖特基整流桥：SS34、SS54</w:t>
       </w:r>
       <w:r>
+        <w:rPr>
+          <w:rFonts w:eastAsia="黑体"/>
+        </w:rPr>
         <w:t xml:space="preserve"> </w:t>
       </w:r>
       <w:r>
         <w:rPr>
-          <w:rFonts w:hint="eastAsia"/>
+          <w:rFonts w:hint="eastAsia" w:eastAsia="黑体"/>
         </w:rPr>
         <w:t xml:space="preserve">组合，或集成</w:t>
       </w:r>
       <w:r>
+        <w:rPr>
+          <w:rFonts w:eastAsia="黑体"/>
+        </w:rPr>
         <w:t xml:space="preserve"> SBR </w:t>
       </w:r>
       <w:r>
         <w:rPr>
-          <w:rFonts w:hint="eastAsia"/>
+          <w:rFonts w:hint="eastAsia" w:eastAsia="黑体"/>
         </w:rPr>
         <w:t xml:space="preserve">桥。</w:t>
       </w:r>
@@ -2049,7 +2258,7 @@
       </w:pPr>
       <w:r>
         <w:rPr>
-          <w:rFonts w:hint="eastAsia"/>
+          <w:rFonts w:hint="eastAsia" w:eastAsia="黑体"/>
         </w:rPr>
         <w:t xml:space="preserve">贴片肖特基桥：常用按需选型。</w:t>
       </w:r>
@@ -2062,7 +2271,7 @@
       </w:pPr>
       <w:r>
         <w:rPr>
-          <w:rFonts w:hint="eastAsia"/>
+          <w:rFonts w:hint="eastAsia" w:eastAsia="黑体"/>
         </w:rPr>
         <w:t xml:space="preserve">注意事项</w:t>
       </w:r>
@@ -2077,11 +2286,14 @@
       </w:pPr>
       <w:r>
         <w:rPr>
-          <w:rFonts w:hint="eastAsia"/>
+          <w:rFonts w:hint="eastAsia" w:eastAsia="黑体"/>
         </w:rPr>
         <w:t xml:space="preserve">每个周期始终有两只二极管导通，产生</w:t>
       </w:r>
       <w:r>
+        <w:rPr>
+          <w:rFonts w:eastAsia="黑体"/>
+        </w:rPr>
         <w:t xml:space="preserve"> </w:t>
       </w:r>
       <m:oMath>
@@ -2102,11 +2314,14 @@
         </m:sSub>
       </m:oMath>
       <w:r>
+        <w:rPr>
+          <w:rFonts w:eastAsia="黑体"/>
+        </w:rPr>
         <w:t xml:space="preserve"> </w:t>
       </w:r>
       <w:r>
         <w:rPr>
-          <w:rFonts w:hint="eastAsia"/>
+          <w:rFonts w:hint="eastAsia" w:eastAsia="黑体"/>
         </w:rPr>
         <w:t xml:space="preserve">压降与损耗，低压电池供电时效率较差。</w:t>
       </w:r>
@@ -2121,11 +2336,14 @@
       </w:pPr>
       <w:r>
         <w:rPr>
-          <w:rFonts w:hint="eastAsia"/>
+          <w:rFonts w:hint="eastAsia" w:eastAsia="黑体"/>
         </w:rPr>
         <w:t xml:space="preserve">大电流下整流桥发热显著，必须核算功耗并加散热或选低</w:t>
       </w:r>
       <w:r>
+        <w:rPr>
+          <w:rFonts w:eastAsia="黑体"/>
+        </w:rPr>
         <w:t xml:space="preserve"> </w:t>
       </w:r>
       <m:oMath>
@@ -2143,11 +2361,14 @@
         </m:sSub>
       </m:oMath>
       <w:r>
+        <w:rPr>
+          <w:rFonts w:eastAsia="黑体"/>
+        </w:rPr>
         <w:t xml:space="preserve"> </w:t>
       </w:r>
       <w:r>
         <w:rPr>
-          <w:rFonts w:hint="eastAsia"/>
+          <w:rFonts w:hint="eastAsia" w:eastAsia="黑体"/>
         </w:rPr>
         <w:t xml:space="preserve">的肖特基桥。</w:t>
       </w:r>
@@ -2162,16 +2383,19 @@
       </w:pPr>
       <w:r>
         <w:rPr>
-          <w:rFonts w:hint="eastAsia"/>
+          <w:rFonts w:hint="eastAsia" w:eastAsia="黑体"/>
         </w:rPr>
         <w:t xml:space="preserve">桥式结构本身无地线公共参考问题，适合输入端极性不确定（如直流适配器</w:t>
       </w:r>
       <w:r>
+        <w:rPr>
+          <w:rFonts w:eastAsia="黑体"/>
+        </w:rPr>
         <w:t xml:space="preserve"> / </w:t>
       </w:r>
       <w:r>
         <w:rPr>
-          <w:rFonts w:hint="eastAsia"/>
+          <w:rFonts w:hint="eastAsia" w:eastAsia="黑体"/>
         </w:rPr>
         <w:t xml:space="preserve">电池盒）场合。</w:t>
       </w:r>
@@ -2186,16 +2410,19 @@
       </w:pPr>
       <w:r>
         <w:rPr>
-          <w:rFonts w:hint="eastAsia"/>
+          <w:rFonts w:hint="eastAsia" w:eastAsia="黑体"/>
         </w:rPr>
         <w:t xml:space="preserve">用于高频开关电源输入时，整流桥反向恢复特性会影响</w:t>
       </w:r>
       <w:r>
+        <w:rPr>
+          <w:rFonts w:eastAsia="黑体"/>
+        </w:rPr>
         <w:t xml:space="preserve"> </w:t>
       </w:r>
       <w:r>
         <w:rPr>
-          <w:rFonts w:hint="eastAsia"/>
+          <w:rFonts w:hint="eastAsia" w:eastAsia="黑体"/>
         </w:rPr>
         <w:t xml:space="preserve">EMI，需留意。</w:t>
       </w:r>
@@ -2208,7 +2435,7 @@
       </w:pPr>
       <w:r>
         <w:rPr>
-          <w:rFonts w:hint="eastAsia"/>
+          <w:rFonts w:hint="eastAsia" w:eastAsia="黑体"/>
         </w:rPr>
         <w:t xml:space="preserve">参考资料</w:t>
       </w:r>
@@ -2222,6 +2449,9 @@
         </w:numPr>
       </w:pPr>
       <w:r>
+        <w:rPr>
+          <w:rFonts w:eastAsia="黑体"/>
+        </w:rPr>
         <w:t xml:space="preserve">Wikipedia: Diode bridge / Full-wave rectifier。</w:t>
       </w:r>
     </w:p>
@@ -2235,7 +2465,7 @@
       </w:pPr>
       <w:r>
         <w:rPr>
-          <w:rFonts w:hint="eastAsia"/>
+          <w:rFonts w:hint="eastAsia" w:eastAsia="黑体"/>
         </w:rPr>
         <w:t xml:space="preserve">《模拟电子技术基础》（童诗白、华成英）。</w:t>
       </w:r>
@@ -2249,11 +2479,14 @@
         </w:numPr>
       </w:pPr>
       <w:r>
+        <w:rPr>
+          <w:rFonts w:eastAsia="黑体"/>
+        </w:rPr>
         <w:t xml:space="preserve">Vishay / ST </w:t>
       </w:r>
       <w:r>
         <w:rPr>
-          <w:rFonts w:hint="eastAsia"/>
+          <w:rFonts w:hint="eastAsia" w:eastAsia="黑体"/>
         </w:rPr>
         <w:t xml:space="preserve">官网：整流桥产品数据手册。</w:t>
       </w:r>
@@ -2267,11 +2500,11 @@
       </w:pPr>
       <w:r>
         <w:rPr>
-          <w:rFonts w:ascii="Times New Roman" w:hAnsi="Times New Roman"/>
+          <w:rFonts w:ascii="Times New Roman" w:hAnsi="Times New Roman" w:eastAsia="黑体"/>
           <w:color w:val="555555"/>
           <w:sz w:val="21"/>
         </w:rPr>
-        <w:t>材料收集者：杜文杰</w:t>
+        <w:t>材料收集者：杜文杰，WX手机：19519196569，QQ:3478827729</w:t>
       </w:r>
     </w:p>
     <w:sectPr>
@@ -2291,7 +2524,7 @@
 </file>
 
 <file path=word/footer1.xml><?xml version="1.0" encoding="utf-8"?>
-<w:ftr xmlns:m="http://schemas.openxmlformats.org/officeDocument/2006/math" xmlns:mc="http://schemas.openxmlformats.org/markup-compatibility/2006" xmlns:mo="http://schemas.microsoft.com/office/mac/office/2008/main" xmlns:mv="urn:schemas-microsoft-com:mac:vml" xmlns:o="urn:schemas-microsoft-com:office:office" xmlns:r="http://schemas.openxmlformats.org/officeDocument/2006/relationships" xmlns:v="urn:schemas-microsoft-com:vml" xmlns:w10="urn:schemas-microsoft-com:office:word" xmlns:w14="http://schemas.microsoft.com/office/word/2010/wordml" xmlns:w="http://schemas.openxmlformats.org/wordprocessingml/2006/main" xmlns:wne="http://schemas.microsoft.com/office/word/2006/wordml" xmlns:wp14="http://schemas.microsoft.com/office/word/2010/wordprocessingDrawing" xmlns:wp="http://schemas.openxmlformats.org/drawingml/2006/wordprocessingDrawing" xmlns:wpc="http://schemas.microsoft.com/office/word/2010/wordprocessingCanvas" xmlns:wpg="http://schemas.microsoft.com/office/word/2010/wordprocessingGroup" xmlns:wpi="http://schemas.microsoft.com/office/word/2010/wordprocessingInk" xmlns:wps="http://schemas.microsoft.com/office/word/2010/wordprocessingShape" mc:Ignorable="w14 wp14">
+<w:ftr xmlns:mc="http://schemas.openxmlformats.org/markup-compatibility/2006" xmlns:w="http://schemas.openxmlformats.org/wordprocessingml/2006/main" xmlns:m="http://schemas.openxmlformats.org/officeDocument/2006/math" xmlns:mo="http://schemas.microsoft.com/office/mac/office/2008/main" xmlns:mv="urn:schemas-microsoft-com:mac:vml" xmlns:o="urn:schemas-microsoft-com:office:office" xmlns:r="http://schemas.openxmlformats.org/officeDocument/2006/relationships" xmlns:v="urn:schemas-microsoft-com:vml" xmlns:w10="urn:schemas-microsoft-com:office:word" xmlns:w14="http://schemas.microsoft.com/office/word/2010/wordml" xmlns:wne="http://schemas.microsoft.com/office/word/2006/wordml" xmlns:wp14="http://schemas.microsoft.com/office/word/2010/wordprocessingDrawing" xmlns:wp="http://schemas.openxmlformats.org/drawingml/2006/wordprocessingDrawing" xmlns:wpc="http://schemas.microsoft.com/office/word/2010/wordprocessingCanvas" xmlns:wpg="http://schemas.microsoft.com/office/word/2010/wordprocessingGroup" xmlns:wpi="http://schemas.microsoft.com/office/word/2010/wordprocessingInk" xmlns:wps="http://schemas.microsoft.com/office/word/2010/wordprocessingShape" mc:Ignorable="w14 wp14">
   <w:p>
     <w:pPr>
       <w:pStyle w:val="Footer"/>
@@ -2299,12 +2532,14 @@
     </w:pPr>
     <w:r>
       <w:rPr>
+        <w:rFonts w:eastAsia="黑体"/>
         <w:sz w:val="18"/>
       </w:rPr>
       <w:t xml:space="preserve">第 </w:t>
     </w:r>
     <w:r>
       <w:rPr>
+        <w:rFonts w:eastAsia="黑体"/>
         <w:sz w:val="18"/>
       </w:rPr>
       <w:fldChar w:fldCharType="begin"/>
@@ -2313,6 +2548,7 @@
     </w:r>
     <w:r>
       <w:rPr>
+        <w:rFonts w:eastAsia="黑体"/>
         <w:sz w:val="18"/>
       </w:rPr>
       <w:t xml:space="preserve"> 页</w:t>
@@ -2326,6 +2562,9 @@
   <w:footnote w:type="continuationSeparator" w:id="0">
     <w:p>
       <w:r>
+        <w:rPr>
+          <w:rFonts w:eastAsia="黑体"/>
+        </w:rPr>
         <w:continuationSeparator/>
       </w:r>
     </w:p>
@@ -2333,6 +2572,9 @@
   <w:footnote w:type="separator" w:id="-1">
     <w:p>
       <w:r>
+        <w:rPr>
+          <w:rFonts w:eastAsia="黑体"/>
+        </w:rPr>
         <w:separator/>
       </w:r>
     </w:p>
@@ -2341,7 +2583,7 @@
 </file>
 
 <file path=word/header1.xml><?xml version="1.0" encoding="utf-8"?>
-<w:hdr xmlns:m="http://schemas.openxmlformats.org/officeDocument/2006/math" xmlns:mc="http://schemas.openxmlformats.org/markup-compatibility/2006" xmlns:mo="http://schemas.microsoft.com/office/mac/office/2008/main" xmlns:mv="urn:schemas-microsoft-com:mac:vml" xmlns:o="urn:schemas-microsoft-com:office:office" xmlns:r="http://schemas.openxmlformats.org/officeDocument/2006/relationships" xmlns:v="urn:schemas-microsoft-com:vml" xmlns:w10="urn:schemas-microsoft-com:office:word" xmlns:w14="http://schemas.microsoft.com/office/word/2010/wordml" xmlns:w="http://schemas.openxmlformats.org/wordprocessingml/2006/main" xmlns:wne="http://schemas.microsoft.com/office/word/2006/wordml" xmlns:wp14="http://schemas.microsoft.com/office/word/2010/wordprocessingDrawing" xmlns:wp="http://schemas.openxmlformats.org/drawingml/2006/wordprocessingDrawing" xmlns:wpc="http://schemas.microsoft.com/office/word/2010/wordprocessingCanvas" xmlns:wpg="http://schemas.microsoft.com/office/word/2010/wordprocessingGroup" xmlns:wpi="http://schemas.microsoft.com/office/word/2010/wordprocessingInk" xmlns:wps="http://schemas.microsoft.com/office/word/2010/wordprocessingShape" mc:Ignorable="w14 wp14">
+<w:hdr xmlns:mc="http://schemas.openxmlformats.org/markup-compatibility/2006" xmlns:w="http://schemas.openxmlformats.org/wordprocessingml/2006/main" xmlns:m="http://schemas.openxmlformats.org/officeDocument/2006/math" xmlns:mo="http://schemas.microsoft.com/office/mac/office/2008/main" xmlns:mv="urn:schemas-microsoft-com:mac:vml" xmlns:o="urn:schemas-microsoft-com:office:office" xmlns:r="http://schemas.openxmlformats.org/officeDocument/2006/relationships" xmlns:v="urn:schemas-microsoft-com:vml" xmlns:w10="urn:schemas-microsoft-com:office:word" xmlns:w14="http://schemas.microsoft.com/office/word/2010/wordml" xmlns:wne="http://schemas.microsoft.com/office/word/2006/wordml" xmlns:wp14="http://schemas.microsoft.com/office/word/2010/wordprocessingDrawing" xmlns:wp="http://schemas.openxmlformats.org/drawingml/2006/wordprocessingDrawing" xmlns:wpc="http://schemas.microsoft.com/office/word/2010/wordprocessingCanvas" xmlns:wpg="http://schemas.microsoft.com/office/word/2010/wordprocessingGroup" xmlns:wpi="http://schemas.microsoft.com/office/word/2010/wordprocessingInk" xmlns:wps="http://schemas.microsoft.com/office/word/2010/wordprocessingShape" mc:Ignorable="w14 wp14">
   <w:p>
     <w:pPr>
       <w:pStyle w:val="Header"/>
@@ -2349,7 +2591,7 @@
     </w:pPr>
     <w:r>
       <w:rPr>
-        <w:rFonts w:ascii="Times New Roman" w:hAnsi="Times New Roman"/>
+        <w:rFonts w:ascii="Times New Roman" w:hAnsi="Times New Roman" w:eastAsia="黑体"/>
         <w:sz w:val="18"/>
         <w:rFonts w:eastAsia="黑体"/>
         <w:rFonts w:eastAsia="黑体"/>
@@ -2361,7 +2603,7 @@
 </file>
 
 <file path=word/numbering.xml><?xml version="1.0" encoding="utf-8"?>
-<w:numbering xmlns:m="http://schemas.openxmlformats.org/officeDocument/2006/math" xmlns:mc="http://schemas.openxmlformats.org/markup-compatibility/2006" xmlns:mo="http://schemas.microsoft.com/office/mac/office/2008/main" xmlns:mv="urn:schemas-microsoft-com:mac:vml" xmlns:o="urn:schemas-microsoft-com:office:office" xmlns:r="http://schemas.openxmlformats.org/officeDocument/2006/relationships" xmlns:v="urn:schemas-microsoft-com:vml" xmlns:w="http://schemas.openxmlformats.org/wordprocessingml/2006/main" xmlns:w10="urn:schemas-microsoft-com:office:word" xmlns:w14="http://schemas.microsoft.com/office/word/2010/wordml" xmlns:wne="http://schemas.microsoft.com/office/word/2006/wordml" xmlns:wp="http://schemas.openxmlformats.org/drawingml/2006/wordprocessingDrawing" xmlns:wp14="http://schemas.microsoft.com/office/word/2010/wordprocessingDrawing" xmlns:wpc="http://schemas.microsoft.com/office/word/2010/wordprocessingCanvas" xmlns:wpg="http://schemas.microsoft.com/office/word/2010/wordprocessingGroup" xmlns:wpi="http://schemas.microsoft.com/office/word/2010/wordprocessingInk" xmlns:wps="http://schemas.microsoft.com/office/word/2010/wordprocessingShape" mc:Ignorable="w14 wp14">
+<w:numbering xmlns:mc="http://schemas.openxmlformats.org/markup-compatibility/2006" xmlns:w="http://schemas.openxmlformats.org/wordprocessingml/2006/main" xmlns:m="http://schemas.openxmlformats.org/officeDocument/2006/math" xmlns:mo="http://schemas.microsoft.com/office/mac/office/2008/main" xmlns:mv="urn:schemas-microsoft-com:mac:vml" xmlns:o="urn:schemas-microsoft-com:office:office" xmlns:r="http://schemas.openxmlformats.org/officeDocument/2006/relationships" xmlns:v="urn:schemas-microsoft-com:vml" xmlns:w10="urn:schemas-microsoft-com:office:word" xmlns:w14="http://schemas.microsoft.com/office/word/2010/wordml" xmlns:wne="http://schemas.microsoft.com/office/word/2006/wordml" xmlns:wp="http://schemas.openxmlformats.org/drawingml/2006/wordprocessingDrawing" xmlns:wp14="http://schemas.microsoft.com/office/word/2010/wordprocessingDrawing" xmlns:wpc="http://schemas.microsoft.com/office/word/2010/wordprocessingCanvas" xmlns:wpg="http://schemas.microsoft.com/office/word/2010/wordprocessingGroup" xmlns:wpi="http://schemas.microsoft.com/office/word/2010/wordprocessingInk" xmlns:wps="http://schemas.microsoft.com/office/word/2010/wordprocessingShape" mc:Ignorable="w14 wp14">
   <w:abstractNum w:abstractNumId="0">
     <w:nsid w:val="FFFFFF7C"/>
     <w:multiLevelType w:val="singleLevel"/>
@@ -2448,7 +2690,7 @@
         <w:ind w:hanging="360" w:left="1440"/>
       </w:pPr>
       <w:rPr>
-        <w:rFonts w:ascii="Symbol" w:hAnsi="Symbol" w:hint="default"/>
+        <w:rFonts w:ascii="Symbol" w:hAnsi="Symbol" w:hint="default" w:eastAsia="黑体"/>
       </w:rPr>
     </w:lvl>
   </w:abstractNum>
@@ -2469,7 +2711,7 @@
         <w:ind w:hanging="360" w:left="1080"/>
       </w:pPr>
       <w:rPr>
-        <w:rFonts w:ascii="Symbol" w:hAnsi="Symbol" w:hint="default"/>
+        <w:rFonts w:ascii="Symbol" w:hAnsi="Symbol" w:hint="default" w:eastAsia="黑体"/>
       </w:rPr>
     </w:lvl>
   </w:abstractNum>
@@ -2490,7 +2732,7 @@
         <w:ind w:hanging="360" w:left="720"/>
       </w:pPr>
       <w:rPr>
-        <w:rFonts w:ascii="Symbol" w:hAnsi="Symbol" w:hint="default"/>
+        <w:rFonts w:ascii="Symbol" w:hAnsi="Symbol" w:hint="default" w:eastAsia="黑体"/>
       </w:rPr>
     </w:lvl>
   </w:abstractNum>
@@ -2529,7 +2771,7 @@
         <w:ind w:hanging="360" w:left="360"/>
       </w:pPr>
       <w:rPr>
-        <w:rFonts w:ascii="Symbol" w:hAnsi="Symbol" w:hint="default"/>
+        <w:rFonts w:ascii="Symbol" w:hAnsi="Symbol" w:hint="default" w:eastAsia="黑体"/>
       </w:rPr>
     </w:lvl>
   </w:abstractNum>
@@ -2620,7 +2862,7 @@
         <w:ind w:left="720" w:hanging="360"/>
       </w:pPr>
       <w:rPr>
-        <w:rFonts w:ascii="Symbol" w:hAnsi="Symbol" w:cs="Symbol" w:hint="default"/>
+        <w:rFonts w:ascii="Symbol" w:hAnsi="Symbol" w:cs="Symbol" w:hint="default" w:eastAsia="黑体"/>
       </w:rPr>
     </w:lvl>
     <w:lvl w:ilvl="1">
@@ -2631,7 +2873,7 @@
         <w:ind w:left="1440" w:hanging="360"/>
       </w:pPr>
       <w:rPr>
-        <w:rFonts w:ascii="Courier New" w:hAnsi="Courier New" w:cs="Courier New" w:hint="default"/>
+        <w:rFonts w:ascii="Courier New" w:hAnsi="Courier New" w:cs="Courier New" w:hint="default" w:eastAsia="黑体"/>
       </w:rPr>
     </w:lvl>
     <w:lvl w:ilvl="2">
@@ -2642,7 +2884,7 @@
         <w:ind w:left="2160" w:hanging="360"/>
       </w:pPr>
       <w:rPr>
-        <w:rFonts w:ascii="Wingdings" w:hAnsi="Wingdings" w:cs="Wingdings" w:hint="default"/>
+        <w:rFonts w:ascii="Wingdings" w:hAnsi="Wingdings" w:cs="Wingdings" w:hint="default" w:eastAsia="黑体"/>
       </w:rPr>
     </w:lvl>
     <w:lvl w:ilvl="3">
@@ -2653,7 +2895,7 @@
         <w:ind w:left="2880" w:hanging="360"/>
       </w:pPr>
       <w:rPr>
-        <w:rFonts w:ascii="Symbol" w:hAnsi="Symbol" w:cs="Symbol" w:hint="default"/>
+        <w:rFonts w:ascii="Symbol" w:hAnsi="Symbol" w:cs="Symbol" w:hint="default" w:eastAsia="黑体"/>
       </w:rPr>
     </w:lvl>
     <w:lvl w:ilvl="4">
@@ -2664,7 +2906,7 @@
         <w:ind w:left="3600" w:hanging="360"/>
       </w:pPr>
       <w:rPr>
-        <w:rFonts w:ascii="Courier New" w:hAnsi="Courier New" w:cs="Courier New" w:hint="default"/>
+        <w:rFonts w:ascii="Courier New" w:hAnsi="Courier New" w:cs="Courier New" w:hint="default" w:eastAsia="黑体"/>
       </w:rPr>
     </w:lvl>
     <w:lvl w:ilvl="5">
@@ -2675,7 +2917,7 @@
         <w:ind w:left="4320" w:hanging="360"/>
       </w:pPr>
       <w:rPr>
-        <w:rFonts w:ascii="Wingdings" w:hAnsi="Wingdings" w:cs="Wingdings" w:hint="default"/>
+        <w:rFonts w:ascii="Wingdings" w:hAnsi="Wingdings" w:cs="Wingdings" w:hint="default" w:eastAsia="黑体"/>
       </w:rPr>
     </w:lvl>
     <w:lvl w:ilvl="6">
@@ -2686,7 +2928,7 @@
         <w:ind w:left="5040" w:hanging="360"/>
       </w:pPr>
       <w:rPr>
-        <w:rFonts w:ascii="Symbol" w:hAnsi="Symbol" w:cs="Symbol" w:hint="default"/>
+        <w:rFonts w:ascii="Symbol" w:hAnsi="Symbol" w:cs="Symbol" w:hint="default" w:eastAsia="黑体"/>
       </w:rPr>
     </w:lvl>
     <w:lvl w:ilvl="7">
@@ -2697,7 +2939,7 @@
         <w:ind w:left="5760" w:hanging="360"/>
       </w:pPr>
       <w:rPr>
-        <w:rFonts w:ascii="Courier New" w:hAnsi="Courier New" w:cs="Courier New" w:hint="default"/>
+        <w:rFonts w:ascii="Courier New" w:hAnsi="Courier New" w:cs="Courier New" w:hint="default" w:eastAsia="黑体"/>
       </w:rPr>
     </w:lvl>
     <w:lvl w:ilvl="8">
@@ -2708,7 +2950,7 @@
         <w:ind w:left="6480" w:hanging="360"/>
       </w:pPr>
       <w:rPr>
-        <w:rFonts w:ascii="Wingdings" w:hAnsi="Wingdings" w:cs="Wingdings" w:hint="default"/>
+        <w:rFonts w:ascii="Wingdings" w:hAnsi="Wingdings" w:cs="Wingdings" w:hint="default" w:eastAsia="黑体"/>
       </w:rPr>
     </w:lvl>
   </w:abstractNum>
@@ -2764,11 +3006,11 @@
 </file>
 
 <file path=word/styles.xml><?xml version="1.0" encoding="utf-8"?>
-<w:styles xmlns:mc="http://schemas.openxmlformats.org/markup-compatibility/2006" xmlns:r="http://schemas.openxmlformats.org/officeDocument/2006/relationships" xmlns:w="http://schemas.openxmlformats.org/wordprocessingml/2006/main" xmlns:w14="http://schemas.microsoft.com/office/word/2010/wordml" mc:Ignorable="w14">
+<w:styles xmlns:mc="http://schemas.openxmlformats.org/markup-compatibility/2006" xmlns:w="http://schemas.openxmlformats.org/wordprocessingml/2006/main" xmlns:r="http://schemas.openxmlformats.org/officeDocument/2006/relationships" xmlns:w14="http://schemas.microsoft.com/office/word/2010/wordml" mc:Ignorable="w14">
   <w:docDefaults>
     <w:rPrDefault>
       <w:rPr>
-        <w:rFonts w:asciiTheme="minorHAnsi" w:cstheme="minorBidi" w:eastAsiaTheme="minorEastAsia" w:hAnsiTheme="minorHAnsi"/>
+        <w:rFonts w:asciiTheme="minorHAnsi" w:cstheme="minorBidi" w:hAnsiTheme="minorHAnsi" w:eastAsia="黑体"/>
         <w:sz w:val="22"/>
         <w:szCs w:val="22"/>
         <w:lang w:bidi="ar-SA" w:eastAsia="en-US" w:val="en-US"/>
@@ -2990,7 +3232,7 @@
       <w:outlineLvl w:val="0"/>
     </w:pPr>
     <w:rPr>
-      <w:rFonts w:ascii="Times New Roman" w:asciiTheme="majorHAnsi" w:cstheme="majorBidi" w:eastAsia="黑体" w:eastAsiaTheme="majorEastAsia" w:hAnsi="Times New Roman" w:hAnsiTheme="majorHAnsi"/>
+      <w:rFonts w:ascii="Times New Roman" w:asciiTheme="majorHAnsi" w:cstheme="majorBidi" w:eastAsia="黑体" w:hAnsi="Times New Roman" w:hAnsiTheme="majorHAnsi"/>
       <w:b/>
       <w:bCs/>
       <w:color w:val="1F3864"/>
@@ -3014,7 +3256,7 @@
       <w:outlineLvl w:val="1"/>
     </w:pPr>
     <w:rPr>
-      <w:rFonts w:ascii="Times New Roman" w:asciiTheme="majorHAnsi" w:cstheme="majorBidi" w:eastAsia="黑体" w:eastAsiaTheme="majorEastAsia" w:hAnsi="Times New Roman" w:hAnsiTheme="majorHAnsi"/>
+      <w:rFonts w:ascii="Times New Roman" w:asciiTheme="majorHAnsi" w:cstheme="majorBidi" w:eastAsia="黑体" w:hAnsi="Times New Roman" w:hAnsiTheme="majorHAnsi"/>
       <w:b/>
       <w:bCs/>
       <w:color w:val="2E4E7E"/>
@@ -3038,7 +3280,7 @@
       <w:outlineLvl w:val="2"/>
     </w:pPr>
     <w:rPr>
-      <w:rFonts w:ascii="Times New Roman" w:asciiTheme="majorHAnsi" w:cstheme="majorBidi" w:eastAsia="黑体" w:eastAsiaTheme="majorEastAsia" w:hAnsi="Times New Roman" w:hAnsiTheme="majorHAnsi"/>
+      <w:rFonts w:ascii="Times New Roman" w:asciiTheme="majorHAnsi" w:cstheme="majorBidi" w:eastAsia="黑体" w:hAnsi="Times New Roman" w:hAnsiTheme="majorHAnsi"/>
       <w:b/>
       <w:bCs/>
       <w:color w:val="2E4E7E"/>
@@ -3062,7 +3304,7 @@
       <w:outlineLvl w:val="3"/>
     </w:pPr>
     <w:rPr>
-      <w:rFonts w:ascii="Times New Roman" w:asciiTheme="majorHAnsi" w:cstheme="majorBidi" w:eastAsia="黑体" w:eastAsiaTheme="majorEastAsia" w:hAnsi="Times New Roman" w:hAnsiTheme="majorHAnsi"/>
+      <w:rFonts w:ascii="Times New Roman" w:asciiTheme="majorHAnsi" w:cstheme="majorBidi" w:eastAsia="黑体" w:hAnsi="Times New Roman" w:hAnsiTheme="majorHAnsi"/>
       <w:b/>
       <w:bCs/>
       <w:i/>
@@ -3088,7 +3330,7 @@
       <w:outlineLvl w:val="4"/>
     </w:pPr>
     <w:rPr>
-      <w:rFonts w:ascii="Times New Roman" w:asciiTheme="majorHAnsi" w:cstheme="majorBidi" w:eastAsia="黑体" w:eastAsiaTheme="majorEastAsia" w:hAnsi="Times New Roman" w:hAnsiTheme="majorHAnsi"/>
+      <w:rFonts w:ascii="Times New Roman" w:asciiTheme="majorHAnsi" w:cstheme="majorBidi" w:eastAsia="黑体" w:hAnsi="Times New Roman" w:hAnsiTheme="majorHAnsi"/>
       <w:b/>
       <w:color w:val="333333"/>
       <w:sz w:val="22"/>
@@ -3111,7 +3353,7 @@
       <w:outlineLvl w:val="5"/>
     </w:pPr>
     <w:rPr>
-      <w:rFonts w:asciiTheme="majorHAnsi" w:cstheme="majorBidi" w:eastAsiaTheme="majorEastAsia" w:hAnsiTheme="majorHAnsi"/>
+      <w:rFonts w:asciiTheme="majorHAnsi" w:cstheme="majorBidi" w:hAnsiTheme="majorHAnsi" w:eastAsia="黑体"/>
       <w:i/>
       <w:iCs/>
       <w:color w:themeColor="accent1" w:themeShade="7F" w:val="243F60"/>
@@ -3134,7 +3376,7 @@
       <w:outlineLvl w:val="6"/>
     </w:pPr>
     <w:rPr>
-      <w:rFonts w:asciiTheme="majorHAnsi" w:cstheme="majorBidi" w:eastAsiaTheme="majorEastAsia" w:hAnsiTheme="majorHAnsi"/>
+      <w:rFonts w:asciiTheme="majorHAnsi" w:cstheme="majorBidi" w:hAnsiTheme="majorHAnsi" w:eastAsia="黑体"/>
       <w:i/>
       <w:iCs/>
       <w:color w:themeColor="text1" w:themeTint="BF" w:val="404040"/>
@@ -3157,7 +3399,7 @@
       <w:outlineLvl w:val="7"/>
     </w:pPr>
     <w:rPr>
-      <w:rFonts w:asciiTheme="majorHAnsi" w:cstheme="majorBidi" w:eastAsiaTheme="majorEastAsia" w:hAnsiTheme="majorHAnsi"/>
+      <w:rFonts w:asciiTheme="majorHAnsi" w:cstheme="majorBidi" w:hAnsiTheme="majorHAnsi" w:eastAsia="黑体"/>
       <w:color w:themeColor="accent1" w:val="4F81BD"/>
       <w:sz w:val="20"/>
       <w:szCs w:val="20"/>
@@ -3180,7 +3422,7 @@
       <w:outlineLvl w:val="8"/>
     </w:pPr>
     <w:rPr>
-      <w:rFonts w:asciiTheme="majorHAnsi" w:cstheme="majorBidi" w:eastAsiaTheme="majorEastAsia" w:hAnsiTheme="majorHAnsi"/>
+      <w:rFonts w:asciiTheme="majorHAnsi" w:cstheme="majorBidi" w:hAnsiTheme="majorHAnsi" w:eastAsia="黑体"/>
       <w:i/>
       <w:iCs/>
       <w:color w:themeColor="text1" w:themeTint="BF" w:val="404040"/>
@@ -3231,7 +3473,7 @@
     <w:uiPriority w:val="9"/>
     <w:rsid w:val="00FC693F"/>
     <w:rPr>
-      <w:rFonts w:asciiTheme="majorHAnsi" w:cstheme="majorBidi" w:eastAsiaTheme="majorEastAsia" w:hAnsiTheme="majorHAnsi"/>
+      <w:rFonts w:asciiTheme="majorHAnsi" w:cstheme="majorBidi" w:hAnsiTheme="majorHAnsi" w:eastAsia="黑体"/>
       <w:b/>
       <w:bCs/>
       <w:color w:themeColor="accent1" w:themeShade="BF" w:val="365F91"/>
@@ -3246,7 +3488,7 @@
     <w:uiPriority w:val="9"/>
     <w:rsid w:val="00FC693F"/>
     <w:rPr>
-      <w:rFonts w:asciiTheme="majorHAnsi" w:cstheme="majorBidi" w:eastAsiaTheme="majorEastAsia" w:hAnsiTheme="majorHAnsi"/>
+      <w:rFonts w:asciiTheme="majorHAnsi" w:cstheme="majorBidi" w:hAnsiTheme="majorHAnsi" w:eastAsia="黑体"/>
       <w:b/>
       <w:bCs/>
       <w:color w:themeColor="accent1" w:val="4F81BD"/>
@@ -3261,7 +3503,7 @@
     <w:uiPriority w:val="9"/>
     <w:rsid w:val="00FC693F"/>
     <w:rPr>
-      <w:rFonts w:asciiTheme="majorHAnsi" w:cstheme="majorBidi" w:eastAsiaTheme="majorEastAsia" w:hAnsiTheme="majorHAnsi"/>
+      <w:rFonts w:asciiTheme="majorHAnsi" w:cstheme="majorBidi" w:hAnsiTheme="majorHAnsi" w:eastAsia="黑体"/>
       <w:b/>
       <w:bCs/>
       <w:color w:themeColor="accent1" w:val="4F81BD"/>
@@ -3284,7 +3526,7 @@
       <w:contextualSpacing/>
     </w:pPr>
     <w:rPr>
-      <w:rFonts w:ascii="Times New Roman" w:asciiTheme="majorHAnsi" w:cstheme="majorBidi" w:eastAsia="黑体" w:eastAsiaTheme="majorEastAsia" w:hAnsi="Times New Roman" w:hAnsiTheme="majorHAnsi"/>
+      <w:rFonts w:ascii="Times New Roman" w:asciiTheme="majorHAnsi" w:cstheme="majorBidi" w:eastAsia="黑体" w:hAnsi="Times New Roman" w:hAnsiTheme="majorHAnsi"/>
       <w:b/>
       <w:color w:val="1F3864"/>
       <w:spacing w:val="5"/>
@@ -3300,7 +3542,7 @@
     <w:uiPriority w:val="10"/>
     <w:rsid w:val="00FC693F"/>
     <w:rPr>
-      <w:rFonts w:asciiTheme="majorHAnsi" w:cstheme="majorBidi" w:eastAsiaTheme="majorEastAsia" w:hAnsiTheme="majorHAnsi"/>
+      <w:rFonts w:asciiTheme="majorHAnsi" w:cstheme="majorBidi" w:hAnsiTheme="majorHAnsi" w:eastAsia="黑体"/>
       <w:color w:themeColor="text2" w:themeShade="BF" w:val="17365D"/>
       <w:spacing w:val="5"/>
       <w:kern w:val="28"/>
@@ -3322,7 +3564,7 @@
       </w:numPr>
     </w:pPr>
     <w:rPr>
-      <w:rFonts w:asciiTheme="majorHAnsi" w:cstheme="majorBidi" w:eastAsiaTheme="majorEastAsia" w:hAnsiTheme="majorHAnsi"/>
+      <w:rFonts w:asciiTheme="majorHAnsi" w:cstheme="majorBidi" w:hAnsiTheme="majorHAnsi" w:eastAsia="黑体"/>
       <w:i/>
       <w:iCs/>
       <w:color w:themeColor="accent1" w:val="4F81BD"/>
@@ -3338,7 +3580,7 @@
     <w:uiPriority w:val="11"/>
     <w:rsid w:val="00FC693F"/>
     <w:rPr>
-      <w:rFonts w:asciiTheme="majorHAnsi" w:cstheme="majorBidi" w:eastAsiaTheme="majorEastAsia" w:hAnsiTheme="majorHAnsi"/>
+      <w:rFonts w:asciiTheme="majorHAnsi" w:cstheme="majorBidi" w:hAnsiTheme="majorHAnsi" w:eastAsia="黑体"/>
       <w:i/>
       <w:iCs/>
       <w:color w:themeColor="accent1" w:val="4F81BD"/>
@@ -3405,6 +3647,7 @@
       <w:spacing w:after="120"/>
     </w:pPr>
     <w:rPr>
+      <w:rFonts w:eastAsia="黑体"/>
       <w:sz w:val="16"/>
       <w:szCs w:val="16"/>
     </w:rPr>
@@ -3416,6 +3659,7 @@
     <w:uiPriority w:val="99"/>
     <w:rsid w:val="00AA1D8D"/>
     <w:rPr>
+      <w:rFonts w:eastAsia="黑体"/>
       <w:sz w:val="16"/>
       <w:szCs w:val="16"/>
     </w:rPr>
@@ -3585,7 +3829,7 @@
       </w:tabs>
     </w:pPr>
     <w:rPr>
-      <w:rFonts w:ascii="Courier" w:hAnsi="Courier"/>
+      <w:rFonts w:ascii="Courier" w:hAnsi="Courier" w:eastAsia="黑体"/>
       <w:sz w:val="20"/>
       <w:szCs w:val="20"/>
     </w:rPr>
@@ -3597,7 +3841,7 @@
     <w:uiPriority w:val="99"/>
     <w:rsid w:val="0029639D"/>
     <w:rPr>
-      <w:rFonts w:ascii="Courier" w:hAnsi="Courier"/>
+      <w:rFonts w:ascii="Courier" w:hAnsi="Courier" w:eastAsia="黑体"/>
       <w:sz w:val="20"/>
       <w:szCs w:val="20"/>
     </w:rPr>
@@ -3633,6 +3877,7 @@
     <w:uiPriority w:val="29"/>
     <w:rsid w:val="00FC693F"/>
     <w:rPr>
+      <w:rFonts w:eastAsia="黑体"/>
       <w:i/>
       <w:iCs/>
       <w:color w:themeColor="text1" w:val="000000"/>
@@ -3646,7 +3891,7 @@
     <w:semiHidden/>
     <w:rsid w:val="00FC693F"/>
     <w:rPr>
-      <w:rFonts w:asciiTheme="majorHAnsi" w:cstheme="majorBidi" w:eastAsiaTheme="majorEastAsia" w:hAnsiTheme="majorHAnsi"/>
+      <w:rFonts w:asciiTheme="majorHAnsi" w:cstheme="majorBidi" w:hAnsiTheme="majorHAnsi" w:eastAsia="黑体"/>
       <w:b/>
       <w:bCs/>
       <w:i/>
@@ -3662,7 +3907,7 @@
     <w:semiHidden/>
     <w:rsid w:val="00FC693F"/>
     <w:rPr>
-      <w:rFonts w:asciiTheme="majorHAnsi" w:cstheme="majorBidi" w:eastAsiaTheme="majorEastAsia" w:hAnsiTheme="majorHAnsi"/>
+      <w:rFonts w:asciiTheme="majorHAnsi" w:cstheme="majorBidi" w:hAnsiTheme="majorHAnsi" w:eastAsia="黑体"/>
       <w:color w:themeColor="accent1" w:themeShade="7F" w:val="243F60"/>
     </w:rPr>
   </w:style>
@@ -3674,7 +3919,7 @@
     <w:semiHidden/>
     <w:rsid w:val="00FC693F"/>
     <w:rPr>
-      <w:rFonts w:asciiTheme="majorHAnsi" w:cstheme="majorBidi" w:eastAsiaTheme="majorEastAsia" w:hAnsiTheme="majorHAnsi"/>
+      <w:rFonts w:asciiTheme="majorHAnsi" w:cstheme="majorBidi" w:hAnsiTheme="majorHAnsi" w:eastAsia="黑体"/>
       <w:i/>
       <w:iCs/>
       <w:color w:themeColor="accent1" w:themeShade="7F" w:val="243F60"/>
@@ -3688,7 +3933,7 @@
     <w:semiHidden/>
     <w:rsid w:val="00FC693F"/>
     <w:rPr>
-      <w:rFonts w:asciiTheme="majorHAnsi" w:cstheme="majorBidi" w:eastAsiaTheme="majorEastAsia" w:hAnsiTheme="majorHAnsi"/>
+      <w:rFonts w:asciiTheme="majorHAnsi" w:cstheme="majorBidi" w:hAnsiTheme="majorHAnsi" w:eastAsia="黑体"/>
       <w:i/>
       <w:iCs/>
       <w:color w:themeColor="text1" w:themeTint="BF" w:val="404040"/>
@@ -3702,7 +3947,7 @@
     <w:semiHidden/>
     <w:rsid w:val="00FC693F"/>
     <w:rPr>
-      <w:rFonts w:asciiTheme="majorHAnsi" w:cstheme="majorBidi" w:eastAsiaTheme="majorEastAsia" w:hAnsiTheme="majorHAnsi"/>
+      <w:rFonts w:asciiTheme="majorHAnsi" w:cstheme="majorBidi" w:hAnsiTheme="majorHAnsi" w:eastAsia="黑体"/>
       <w:color w:themeColor="accent1" w:val="4F81BD"/>
       <w:sz w:val="20"/>
       <w:szCs w:val="20"/>
@@ -3716,7 +3961,7 @@
     <w:semiHidden/>
     <w:rsid w:val="00FC693F"/>
     <w:rPr>
-      <w:rFonts w:asciiTheme="majorHAnsi" w:cstheme="majorBidi" w:eastAsiaTheme="majorEastAsia" w:hAnsiTheme="majorHAnsi"/>
+      <w:rFonts w:asciiTheme="majorHAnsi" w:cstheme="majorBidi" w:hAnsiTheme="majorHAnsi" w:eastAsia="黑体"/>
       <w:i/>
       <w:iCs/>
       <w:color w:themeColor="text1" w:themeTint="BF" w:val="404040"/>
@@ -3737,6 +3982,7 @@
       <w:spacing w:line="240" w:lineRule="auto"/>
     </w:pPr>
     <w:rPr>
+      <w:rFonts w:eastAsia="黑体"/>
       <w:b/>
       <w:bCs/>
       <w:color w:themeColor="accent1" w:val="4F81BD"/>
@@ -3751,6 +3997,7 @@
     <w:qFormat/>
     <w:rsid w:val="00FC693F"/>
     <w:rPr>
+      <w:rFonts w:eastAsia="黑体"/>
       <w:b/>
       <w:bCs/>
     </w:rPr>
@@ -3762,6 +4009,7 @@
     <w:qFormat/>
     <w:rsid w:val="00FC693F"/>
     <w:rPr>
+      <w:rFonts w:eastAsia="黑体"/>
       <w:i/>
       <w:iCs/>
     </w:rPr>
@@ -3782,6 +4030,7 @@
       <w:ind w:left="936" w:right="936"/>
     </w:pPr>
     <w:rPr>
+      <w:rFonts w:eastAsia="黑体"/>
       <w:b/>
       <w:bCs/>
       <w:i/>
@@ -3796,6 +4045,7 @@
     <w:uiPriority w:val="30"/>
     <w:rsid w:val="00FC693F"/>
     <w:rPr>
+      <w:rFonts w:eastAsia="黑体"/>
       <w:b/>
       <w:bCs/>
       <w:i/>
@@ -3810,6 +4060,7 @@
     <w:qFormat/>
     <w:rsid w:val="00FC693F"/>
     <w:rPr>
+      <w:rFonts w:eastAsia="黑体"/>
       <w:i/>
       <w:iCs/>
       <w:color w:themeColor="text1" w:themeTint="7F" w:val="808080"/>
@@ -3822,6 +4073,7 @@
     <w:qFormat/>
     <w:rsid w:val="00FC693F"/>
     <w:rPr>
+      <w:rFonts w:eastAsia="黑体"/>
       <w:b/>
       <w:bCs/>
       <w:i/>
@@ -3836,6 +4088,7 @@
     <w:qFormat/>
     <w:rsid w:val="00FC693F"/>
     <w:rPr>
+      <w:rFonts w:eastAsia="黑体"/>
       <w:smallCaps/>
       <w:color w:themeColor="accent2" w:val="C0504D"/>
       <w:u w:val="single"/>
@@ -3848,6 +4101,7 @@
     <w:qFormat/>
     <w:rsid w:val="00FC693F"/>
     <w:rPr>
+      <w:rFonts w:eastAsia="黑体"/>
       <w:b/>
       <w:bCs/>
       <w:smallCaps/>
@@ -3863,6 +4117,7 @@
     <w:qFormat/>
     <w:rsid w:val="00FC693F"/>
     <w:rPr>
+      <w:rFonts w:eastAsia="黑体"/>
       <w:b/>
       <w:bCs/>
       <w:smallCaps/>
@@ -3917,6 +4172,7 @@
       <w:spacing w:after="0" w:line="240" w:lineRule="auto"/>
     </w:pPr>
     <w:rPr>
+      <w:rFonts w:eastAsia="黑体"/>
       <w:color w:themeColor="text1" w:themeShade="BF" w:val="000000"/>
     </w:rPr>
     <w:tblPr>
@@ -3939,6 +4195,7 @@
         <w:spacing w:after="0" w:before="0" w:line="240" w:lineRule="auto"/>
       </w:pPr>
       <w:rPr>
+        <w:rFonts w:eastAsia="黑体"/>
         <w:b/>
         <w:bCs/>
       </w:rPr>
@@ -3959,6 +4216,7 @@
         <w:spacing w:after="0" w:before="0" w:line="240" w:lineRule="auto"/>
       </w:pPr>
       <w:rPr>
+        <w:rFonts w:eastAsia="黑体"/>
         <w:b/>
         <w:bCs/>
       </w:rPr>
@@ -3976,12 +4234,14 @@
     </w:tblStylePr>
     <w:tblStylePr w:type="firstCol">
       <w:rPr>
+        <w:rFonts w:eastAsia="黑体"/>
         <w:b/>
         <w:bCs/>
       </w:rPr>
     </w:tblStylePr>
     <w:tblStylePr w:type="lastCol">
       <w:rPr>
+        <w:rFonts w:eastAsia="黑体"/>
         <w:b/>
         <w:bCs/>
       </w:rPr>
@@ -4020,6 +4280,7 @@
       <w:spacing w:after="0" w:line="240" w:lineRule="auto"/>
     </w:pPr>
     <w:rPr>
+      <w:rFonts w:eastAsia="黑体"/>
       <w:color w:themeColor="accent1" w:themeShade="BF" w:val="365F91"/>
     </w:rPr>
     <w:tblPr>
@@ -4042,6 +4303,7 @@
         <w:spacing w:after="0" w:before="0" w:line="240" w:lineRule="auto"/>
       </w:pPr>
       <w:rPr>
+        <w:rFonts w:eastAsia="黑体"/>
         <w:b/>
         <w:bCs/>
       </w:rPr>
@@ -4062,6 +4324,7 @@
         <w:spacing w:after="0" w:before="0" w:line="240" w:lineRule="auto"/>
       </w:pPr>
       <w:rPr>
+        <w:rFonts w:eastAsia="黑体"/>
         <w:b/>
         <w:bCs/>
       </w:rPr>
@@ -4079,12 +4342,14 @@
     </w:tblStylePr>
     <w:tblStylePr w:type="firstCol">
       <w:rPr>
+        <w:rFonts w:eastAsia="黑体"/>
         <w:b/>
         <w:bCs/>
       </w:rPr>
     </w:tblStylePr>
     <w:tblStylePr w:type="lastCol">
       <w:rPr>
+        <w:rFonts w:eastAsia="黑体"/>
         <w:b/>
         <w:bCs/>
       </w:rPr>
@@ -4123,6 +4388,7 @@
       <w:spacing w:after="0" w:line="240" w:lineRule="auto"/>
     </w:pPr>
     <w:rPr>
+      <w:rFonts w:eastAsia="黑体"/>
       <w:color w:themeColor="accent2" w:themeShade="BF" w:val="943634"/>
     </w:rPr>
     <w:tblPr>
@@ -4145,6 +4411,7 @@
         <w:spacing w:after="0" w:before="0" w:line="240" w:lineRule="auto"/>
       </w:pPr>
       <w:rPr>
+        <w:rFonts w:eastAsia="黑体"/>
         <w:b/>
         <w:bCs/>
       </w:rPr>
@@ -4165,6 +4432,7 @@
         <w:spacing w:after="0" w:before="0" w:line="240" w:lineRule="auto"/>
       </w:pPr>
       <w:rPr>
+        <w:rFonts w:eastAsia="黑体"/>
         <w:b/>
         <w:bCs/>
       </w:rPr>
@@ -4182,12 +4450,14 @@
     </w:tblStylePr>
     <w:tblStylePr w:type="firstCol">
       <w:rPr>
+        <w:rFonts w:eastAsia="黑体"/>
         <w:b/>
         <w:bCs/>
       </w:rPr>
     </w:tblStylePr>
     <w:tblStylePr w:type="lastCol">
       <w:rPr>
+        <w:rFonts w:eastAsia="黑体"/>
         <w:b/>
         <w:bCs/>
       </w:rPr>
@@ -4226,6 +4496,7 @@
       <w:spacing w:after="0" w:line="240" w:lineRule="auto"/>
     </w:pPr>
     <w:rPr>
+      <w:rFonts w:eastAsia="黑体"/>
       <w:color w:themeColor="accent3" w:themeShade="BF" w:val="76923C"/>
     </w:rPr>
     <w:tblPr>
@@ -4248,6 +4519,7 @@
         <w:spacing w:after="0" w:before="0" w:line="240" w:lineRule="auto"/>
       </w:pPr>
       <w:rPr>
+        <w:rFonts w:eastAsia="黑体"/>
         <w:b/>
         <w:bCs/>
       </w:rPr>
@@ -4268,6 +4540,7 @@
         <w:spacing w:after="0" w:before="0" w:line="240" w:lineRule="auto"/>
       </w:pPr>
       <w:rPr>
+        <w:rFonts w:eastAsia="黑体"/>
         <w:b/>
         <w:bCs/>
       </w:rPr>
@@ -4285,12 +4558,14 @@
     </w:tblStylePr>
     <w:tblStylePr w:type="firstCol">
       <w:rPr>
+        <w:rFonts w:eastAsia="黑体"/>
         <w:b/>
         <w:bCs/>
       </w:rPr>
     </w:tblStylePr>
     <w:tblStylePr w:type="lastCol">
       <w:rPr>
+        <w:rFonts w:eastAsia="黑体"/>
         <w:b/>
         <w:bCs/>
       </w:rPr>
@@ -4329,6 +4604,7 @@
       <w:spacing w:after="0" w:line="240" w:lineRule="auto"/>
     </w:pPr>
     <w:rPr>
+      <w:rFonts w:eastAsia="黑体"/>
       <w:color w:themeColor="accent4" w:themeShade="BF" w:val="5F497A"/>
     </w:rPr>
     <w:tblPr>
@@ -4351,6 +4627,7 @@
         <w:spacing w:after="0" w:before="0" w:line="240" w:lineRule="auto"/>
       </w:pPr>
       <w:rPr>
+        <w:rFonts w:eastAsia="黑体"/>
         <w:b/>
         <w:bCs/>
       </w:rPr>
@@ -4371,6 +4648,7 @@
         <w:spacing w:after="0" w:before="0" w:line="240" w:lineRule="auto"/>
       </w:pPr>
       <w:rPr>
+        <w:rFonts w:eastAsia="黑体"/>
         <w:b/>
         <w:bCs/>
       </w:rPr>
@@ -4388,12 +4666,14 @@
     </w:tblStylePr>
     <w:tblStylePr w:type="firstCol">
       <w:rPr>
+        <w:rFonts w:eastAsia="黑体"/>
         <w:b/>
         <w:bCs/>
       </w:rPr>
     </w:tblStylePr>
     <w:tblStylePr w:type="lastCol">
       <w:rPr>
+        <w:rFonts w:eastAsia="黑体"/>
         <w:b/>
         <w:bCs/>
       </w:rPr>
@@ -4432,6 +4712,7 @@
       <w:spacing w:after="0" w:line="240" w:lineRule="auto"/>
     </w:pPr>
     <w:rPr>
+      <w:rFonts w:eastAsia="黑体"/>
       <w:color w:themeColor="accent5" w:themeShade="BF" w:val="31849B"/>
     </w:rPr>
     <w:tblPr>
@@ -4454,6 +4735,7 @@
         <w:spacing w:after="0" w:before="0" w:line="240" w:lineRule="auto"/>
       </w:pPr>
       <w:rPr>
+        <w:rFonts w:eastAsia="黑体"/>
         <w:b/>
         <w:bCs/>
       </w:rPr>
@@ -4474,6 +4756,7 @@
         <w:spacing w:after="0" w:before="0" w:line="240" w:lineRule="auto"/>
       </w:pPr>
       <w:rPr>
+        <w:rFonts w:eastAsia="黑体"/>
         <w:b/>
         <w:bCs/>
       </w:rPr>
@@ -4491,12 +4774,14 @@
     </w:tblStylePr>
     <w:tblStylePr w:type="firstCol">
       <w:rPr>
+        <w:rFonts w:eastAsia="黑体"/>
         <w:b/>
         <w:bCs/>
       </w:rPr>
     </w:tblStylePr>
     <w:tblStylePr w:type="lastCol">
       <w:rPr>
+        <w:rFonts w:eastAsia="黑体"/>
         <w:b/>
         <w:bCs/>
       </w:rPr>
@@ -4535,6 +4820,7 @@
       <w:spacing w:after="0" w:line="240" w:lineRule="auto"/>
     </w:pPr>
     <w:rPr>
+      <w:rFonts w:eastAsia="黑体"/>
       <w:color w:themeColor="accent6" w:themeShade="BF" w:val="E36C0A"/>
     </w:rPr>
     <w:tblPr>
@@ -4557,6 +4843,7 @@
         <w:spacing w:after="0" w:before="0" w:line="240" w:lineRule="auto"/>
       </w:pPr>
       <w:rPr>
+        <w:rFonts w:eastAsia="黑体"/>
         <w:b/>
         <w:bCs/>
       </w:rPr>
@@ -4577,6 +4864,7 @@
         <w:spacing w:after="0" w:before="0" w:line="240" w:lineRule="auto"/>
       </w:pPr>
       <w:rPr>
+        <w:rFonts w:eastAsia="黑体"/>
         <w:b/>
         <w:bCs/>
       </w:rPr>
@@ -4594,12 +4882,14 @@
     </w:tblStylePr>
     <w:tblStylePr w:type="firstCol">
       <w:rPr>
+        <w:rFonts w:eastAsia="黑体"/>
         <w:b/>
         <w:bCs/>
       </w:rPr>
     </w:tblStylePr>
     <w:tblStylePr w:type="lastCol">
       <w:rPr>
+        <w:rFonts w:eastAsia="黑体"/>
         <w:b/>
         <w:bCs/>
       </w:rPr>
@@ -4659,6 +4949,7 @@
         <w:spacing w:after="0" w:before="0" w:line="240" w:lineRule="auto"/>
       </w:pPr>
       <w:rPr>
+        <w:rFonts w:eastAsia="黑体"/>
         <w:b/>
         <w:bCs/>
         <w:color w:themeColor="background1" w:val="FFFFFF"/>
@@ -4673,6 +4964,7 @@
         <w:spacing w:after="0" w:before="0" w:line="240" w:lineRule="auto"/>
       </w:pPr>
       <w:rPr>
+        <w:rFonts w:eastAsia="黑体"/>
         <w:b/>
         <w:bCs/>
       </w:rPr>
@@ -4688,12 +4980,14 @@
     </w:tblStylePr>
     <w:tblStylePr w:type="firstCol">
       <w:rPr>
+        <w:rFonts w:eastAsia="黑体"/>
         <w:b/>
         <w:bCs/>
       </w:rPr>
     </w:tblStylePr>
     <w:tblStylePr w:type="lastCol">
       <w:rPr>
+        <w:rFonts w:eastAsia="黑体"/>
         <w:b/>
         <w:bCs/>
       </w:rPr>
@@ -4751,6 +5045,7 @@
         <w:spacing w:after="0" w:before="0" w:line="240" w:lineRule="auto"/>
       </w:pPr>
       <w:rPr>
+        <w:rFonts w:eastAsia="黑体"/>
         <w:b/>
         <w:bCs/>
         <w:color w:themeColor="background1" w:val="FFFFFF"/>
@@ -4765,6 +5060,7 @@
         <w:spacing w:after="0" w:before="0" w:line="240" w:lineRule="auto"/>
       </w:pPr>
       <w:rPr>
+        <w:rFonts w:eastAsia="黑体"/>
         <w:b/>
         <w:bCs/>
       </w:rPr>
@@ -4780,12 +5076,14 @@
     </w:tblStylePr>
     <w:tblStylePr w:type="firstCol">
       <w:rPr>
+        <w:rFonts w:eastAsia="黑体"/>
         <w:b/>
         <w:bCs/>
       </w:rPr>
     </w:tblStylePr>
     <w:tblStylePr w:type="lastCol">
       <w:rPr>
+        <w:rFonts w:eastAsia="黑体"/>
         <w:b/>
         <w:bCs/>
       </w:rPr>
@@ -4843,6 +5141,7 @@
         <w:spacing w:after="0" w:before="0" w:line="240" w:lineRule="auto"/>
       </w:pPr>
       <w:rPr>
+        <w:rFonts w:eastAsia="黑体"/>
         <w:b/>
         <w:bCs/>
         <w:color w:themeColor="background1" w:val="FFFFFF"/>
@@ -4857,6 +5156,7 @@
         <w:spacing w:after="0" w:before="0" w:line="240" w:lineRule="auto"/>
       </w:pPr>
       <w:rPr>
+        <w:rFonts w:eastAsia="黑体"/>
         <w:b/>
         <w:bCs/>
       </w:rPr>
@@ -4872,12 +5172,14 @@
     </w:tblStylePr>
     <w:tblStylePr w:type="firstCol">
       <w:rPr>
+        <w:rFonts w:eastAsia="黑体"/>
         <w:b/>
         <w:bCs/>
       </w:rPr>
     </w:tblStylePr>
     <w:tblStylePr w:type="lastCol">
       <w:rPr>
+        <w:rFonts w:eastAsia="黑体"/>
         <w:b/>
         <w:bCs/>
       </w:rPr>
@@ -4935,6 +5237,7 @@
         <w:spacing w:after="0" w:before="0" w:line="240" w:lineRule="auto"/>
       </w:pPr>
       <w:rPr>
+        <w:rFonts w:eastAsia="黑体"/>
         <w:b/>
         <w:bCs/>
         <w:color w:themeColor="background1" w:val="FFFFFF"/>
@@ -4949,6 +5252,7 @@
         <w:spacing w:after="0" w:before="0" w:line="240" w:lineRule="auto"/>
       </w:pPr>
       <w:rPr>
+        <w:rFonts w:eastAsia="黑体"/>
         <w:b/>
         <w:bCs/>
       </w:rPr>
@@ -4964,12 +5268,14 @@
     </w:tblStylePr>
     <w:tblStylePr w:type="firstCol">
       <w:rPr>
+        <w:rFonts w:eastAsia="黑体"/>
         <w:b/>
         <w:bCs/>
       </w:rPr>
     </w:tblStylePr>
     <w:tblStylePr w:type="lastCol">
       <w:rPr>
+        <w:rFonts w:eastAsia="黑体"/>
         <w:b/>
         <w:bCs/>
       </w:rPr>
@@ -5027,6 +5333,7 @@
         <w:spacing w:after="0" w:before="0" w:line="240" w:lineRule="auto"/>
       </w:pPr>
       <w:rPr>
+        <w:rFonts w:eastAsia="黑体"/>
         <w:b/>
         <w:bCs/>
         <w:color w:themeColor="background1" w:val="FFFFFF"/>
@@ -5041,6 +5348,7 @@
         <w:spacing w:after="0" w:before="0" w:line="240" w:lineRule="auto"/>
       </w:pPr>
       <w:rPr>
+        <w:rFonts w:eastAsia="黑体"/>
         <w:b/>
         <w:bCs/>
       </w:rPr>
@@ -5056,12 +5364,14 @@
     </w:tblStylePr>
     <w:tblStylePr w:type="firstCol">
       <w:rPr>
+        <w:rFonts w:eastAsia="黑体"/>
         <w:b/>
         <w:bCs/>
       </w:rPr>
     </w:tblStylePr>
     <w:tblStylePr w:type="lastCol">
       <w:rPr>
+        <w:rFonts w:eastAsia="黑体"/>
         <w:b/>
         <w:bCs/>
       </w:rPr>
@@ -5119,6 +5429,7 @@
         <w:spacing w:after="0" w:before="0" w:line="240" w:lineRule="auto"/>
       </w:pPr>
       <w:rPr>
+        <w:rFonts w:eastAsia="黑体"/>
         <w:b/>
         <w:bCs/>
         <w:color w:themeColor="background1" w:val="FFFFFF"/>
@@ -5133,6 +5444,7 @@
         <w:spacing w:after="0" w:before="0" w:line="240" w:lineRule="auto"/>
       </w:pPr>
       <w:rPr>
+        <w:rFonts w:eastAsia="黑体"/>
         <w:b/>
         <w:bCs/>
       </w:rPr>
@@ -5148,12 +5460,14 @@
     </w:tblStylePr>
     <w:tblStylePr w:type="firstCol">
       <w:rPr>
+        <w:rFonts w:eastAsia="黑体"/>
         <w:b/>
         <w:bCs/>
       </w:rPr>
     </w:tblStylePr>
     <w:tblStylePr w:type="lastCol">
       <w:rPr>
+        <w:rFonts w:eastAsia="黑体"/>
         <w:b/>
         <w:bCs/>
       </w:rPr>
@@ -5211,6 +5525,7 @@
         <w:spacing w:after="0" w:before="0" w:line="240" w:lineRule="auto"/>
       </w:pPr>
       <w:rPr>
+        <w:rFonts w:eastAsia="黑体"/>
         <w:b/>
         <w:bCs/>
         <w:color w:themeColor="background1" w:val="FFFFFF"/>
@@ -5225,6 +5540,7 @@
         <w:spacing w:after="0" w:before="0" w:line="240" w:lineRule="auto"/>
       </w:pPr>
       <w:rPr>
+        <w:rFonts w:eastAsia="黑体"/>
         <w:b/>
         <w:bCs/>
       </w:rPr>
@@ -5240,12 +5556,14 @@
     </w:tblStylePr>
     <w:tblStylePr w:type="firstCol">
       <w:rPr>
+        <w:rFonts w:eastAsia="黑体"/>
         <w:b/>
         <w:bCs/>
       </w:rPr>
     </w:tblStylePr>
     <w:tblStylePr w:type="lastCol">
       <w:rPr>
+        <w:rFonts w:eastAsia="黑体"/>
         <w:b/>
         <w:bCs/>
       </w:rPr>
@@ -5305,7 +5623,7 @@
         <w:spacing w:after="0" w:before="0" w:line="240" w:lineRule="auto"/>
       </w:pPr>
       <w:rPr>
-        <w:rFonts w:asciiTheme="majorHAnsi" w:cstheme="majorBidi" w:eastAsiaTheme="majorEastAsia" w:hAnsiTheme="majorHAnsi"/>
+        <w:rFonts w:asciiTheme="majorHAnsi" w:cstheme="majorBidi" w:hAnsiTheme="majorHAnsi" w:eastAsia="黑体"/>
         <w:b/>
         <w:bCs/>
       </w:rPr>
@@ -5326,7 +5644,7 @@
         <w:spacing w:after="0" w:before="0" w:line="240" w:lineRule="auto"/>
       </w:pPr>
       <w:rPr>
-        <w:rFonts w:asciiTheme="majorHAnsi" w:cstheme="majorBidi" w:eastAsiaTheme="majorEastAsia" w:hAnsiTheme="majorHAnsi"/>
+        <w:rFonts w:asciiTheme="majorHAnsi" w:cstheme="majorBidi" w:hAnsiTheme="majorHAnsi" w:eastAsia="黑体"/>
         <w:b/>
         <w:bCs/>
       </w:rPr>
@@ -5344,14 +5662,14 @@
     </w:tblStylePr>
     <w:tblStylePr w:type="firstCol">
       <w:rPr>
-        <w:rFonts w:asciiTheme="majorHAnsi" w:cstheme="majorBidi" w:eastAsiaTheme="majorEastAsia" w:hAnsiTheme="majorHAnsi"/>
+        <w:rFonts w:asciiTheme="majorHAnsi" w:cstheme="majorBidi" w:hAnsiTheme="majorHAnsi" w:eastAsia="黑体"/>
         <w:b/>
         <w:bCs/>
       </w:rPr>
     </w:tblStylePr>
     <w:tblStylePr w:type="lastCol">
       <w:rPr>
-        <w:rFonts w:asciiTheme="majorHAnsi" w:cstheme="majorBidi" w:eastAsiaTheme="majorEastAsia" w:hAnsiTheme="majorHAnsi"/>
+        <w:rFonts w:asciiTheme="majorHAnsi" w:cstheme="majorBidi" w:hAnsiTheme="majorHAnsi" w:eastAsia="黑体"/>
         <w:b/>
         <w:bCs/>
       </w:rPr>
@@ -5435,7 +5753,7 @@
         <w:spacing w:after="0" w:before="0" w:line="240" w:lineRule="auto"/>
       </w:pPr>
       <w:rPr>
-        <w:rFonts w:asciiTheme="majorHAnsi" w:cstheme="majorBidi" w:eastAsiaTheme="majorEastAsia" w:hAnsiTheme="majorHAnsi"/>
+        <w:rFonts w:asciiTheme="majorHAnsi" w:cstheme="majorBidi" w:hAnsiTheme="majorHAnsi" w:eastAsia="黑体"/>
         <w:b/>
         <w:bCs/>
       </w:rPr>
@@ -5456,7 +5774,7 @@
         <w:spacing w:after="0" w:before="0" w:line="240" w:lineRule="auto"/>
       </w:pPr>
       <w:rPr>
-        <w:rFonts w:asciiTheme="majorHAnsi" w:cstheme="majorBidi" w:eastAsiaTheme="majorEastAsia" w:hAnsiTheme="majorHAnsi"/>
+        <w:rFonts w:asciiTheme="majorHAnsi" w:cstheme="majorBidi" w:hAnsiTheme="majorHAnsi" w:eastAsia="黑体"/>
         <w:b/>
         <w:bCs/>
       </w:rPr>
@@ -5474,14 +5792,14 @@
     </w:tblStylePr>
     <w:tblStylePr w:type="firstCol">
       <w:rPr>
-        <w:rFonts w:asciiTheme="majorHAnsi" w:cstheme="majorBidi" w:eastAsiaTheme="majorEastAsia" w:hAnsiTheme="majorHAnsi"/>
+        <w:rFonts w:asciiTheme="majorHAnsi" w:cstheme="majorBidi" w:hAnsiTheme="majorHAnsi" w:eastAsia="黑体"/>
         <w:b/>
         <w:bCs/>
       </w:rPr>
     </w:tblStylePr>
     <w:tblStylePr w:type="lastCol">
       <w:rPr>
-        <w:rFonts w:asciiTheme="majorHAnsi" w:cstheme="majorBidi" w:eastAsiaTheme="majorEastAsia" w:hAnsiTheme="majorHAnsi"/>
+        <w:rFonts w:asciiTheme="majorHAnsi" w:cstheme="majorBidi" w:hAnsiTheme="majorHAnsi" w:eastAsia="黑体"/>
         <w:b/>
         <w:bCs/>
       </w:rPr>
@@ -5565,7 +5883,7 @@
         <w:spacing w:after="0" w:before="0" w:line="240" w:lineRule="auto"/>
       </w:pPr>
       <w:rPr>
-        <w:rFonts w:asciiTheme="majorHAnsi" w:cstheme="majorBidi" w:eastAsiaTheme="majorEastAsia" w:hAnsiTheme="majorHAnsi"/>
+        <w:rFonts w:asciiTheme="majorHAnsi" w:cstheme="majorBidi" w:hAnsiTheme="majorHAnsi" w:eastAsia="黑体"/>
         <w:b/>
         <w:bCs/>
       </w:rPr>
@@ -5586,7 +5904,7 @@
         <w:spacing w:after="0" w:before="0" w:line="240" w:lineRule="auto"/>
       </w:pPr>
       <w:rPr>
-        <w:rFonts w:asciiTheme="majorHAnsi" w:cstheme="majorBidi" w:eastAsiaTheme="majorEastAsia" w:hAnsiTheme="majorHAnsi"/>
+        <w:rFonts w:asciiTheme="majorHAnsi" w:cstheme="majorBidi" w:hAnsiTheme="majorHAnsi" w:eastAsia="黑体"/>
         <w:b/>
         <w:bCs/>
       </w:rPr>
@@ -5604,14 +5922,14 @@
     </w:tblStylePr>
     <w:tblStylePr w:type="firstCol">
       <w:rPr>
-        <w:rFonts w:asciiTheme="majorHAnsi" w:cstheme="majorBidi" w:eastAsiaTheme="majorEastAsia" w:hAnsiTheme="majorHAnsi"/>
+        <w:rFonts w:asciiTheme="majorHAnsi" w:cstheme="majorBidi" w:hAnsiTheme="majorHAnsi" w:eastAsia="黑体"/>
         <w:b/>
         <w:bCs/>
       </w:rPr>
     </w:tblStylePr>
     <w:tblStylePr w:type="lastCol">
       <w:rPr>
-        <w:rFonts w:asciiTheme="majorHAnsi" w:cstheme="majorBidi" w:eastAsiaTheme="majorEastAsia" w:hAnsiTheme="majorHAnsi"/>
+        <w:rFonts w:asciiTheme="majorHAnsi" w:cstheme="majorBidi" w:hAnsiTheme="majorHAnsi" w:eastAsia="黑体"/>
         <w:b/>
         <w:bCs/>
       </w:rPr>
@@ -5695,7 +6013,7 @@
         <w:spacing w:after="0" w:before="0" w:line="240" w:lineRule="auto"/>
       </w:pPr>
       <w:rPr>
-        <w:rFonts w:asciiTheme="majorHAnsi" w:cstheme="majorBidi" w:eastAsiaTheme="majorEastAsia" w:hAnsiTheme="majorHAnsi"/>
+        <w:rFonts w:asciiTheme="majorHAnsi" w:cstheme="majorBidi" w:hAnsiTheme="majorHAnsi" w:eastAsia="黑体"/>
         <w:b/>
         <w:bCs/>
       </w:rPr>
@@ -5716,7 +6034,7 @@
         <w:spacing w:after="0" w:before="0" w:line="240" w:lineRule="auto"/>
       </w:pPr>
       <w:rPr>
-        <w:rFonts w:asciiTheme="majorHAnsi" w:cstheme="majorBidi" w:eastAsiaTheme="majorEastAsia" w:hAnsiTheme="majorHAnsi"/>
+        <w:rFonts w:asciiTheme="majorHAnsi" w:cstheme="majorBidi" w:hAnsiTheme="majorHAnsi" w:eastAsia="黑体"/>
         <w:b/>
         <w:bCs/>
       </w:rPr>
@@ -5734,14 +6052,14 @@
     </w:tblStylePr>
     <w:tblStylePr w:type="firstCol">
       <w:rPr>
-        <w:rFonts w:asciiTheme="majorHAnsi" w:cstheme="majorBidi" w:eastAsiaTheme="majorEastAsia" w:hAnsiTheme="majorHAnsi"/>
+        <w:rFonts w:asciiTheme="majorHAnsi" w:cstheme="majorBidi" w:hAnsiTheme="majorHAnsi" w:eastAsia="黑体"/>
         <w:b/>
         <w:bCs/>
       </w:rPr>
     </w:tblStylePr>
     <w:tblStylePr w:type="lastCol">
       <w:rPr>
-        <w:rFonts w:asciiTheme="majorHAnsi" w:cstheme="majorBidi" w:eastAsiaTheme="majorEastAsia" w:hAnsiTheme="majorHAnsi"/>
+        <w:rFonts w:asciiTheme="majorHAnsi" w:cstheme="majorBidi" w:hAnsiTheme="majorHAnsi" w:eastAsia="黑体"/>
         <w:b/>
         <w:bCs/>
       </w:rPr>
@@ -5825,7 +6143,7 @@
         <w:spacing w:after="0" w:before="0" w:line="240" w:lineRule="auto"/>
       </w:pPr>
       <w:rPr>
-        <w:rFonts w:asciiTheme="majorHAnsi" w:cstheme="majorBidi" w:eastAsiaTheme="majorEastAsia" w:hAnsiTheme="majorHAnsi"/>
+        <w:rFonts w:asciiTheme="majorHAnsi" w:cstheme="majorBidi" w:hAnsiTheme="majorHAnsi" w:eastAsia="黑体"/>
         <w:b/>
         <w:bCs/>
       </w:rPr>
@@ -5846,7 +6164,7 @@
         <w:spacing w:after="0" w:before="0" w:line="240" w:lineRule="auto"/>
       </w:pPr>
       <w:rPr>
-        <w:rFonts w:asciiTheme="majorHAnsi" w:cstheme="majorBidi" w:eastAsiaTheme="majorEastAsia" w:hAnsiTheme="majorHAnsi"/>
+        <w:rFonts w:asciiTheme="majorHAnsi" w:cstheme="majorBidi" w:hAnsiTheme="majorHAnsi" w:eastAsia="黑体"/>
         <w:b/>
         <w:bCs/>
       </w:rPr>
@@ -5864,14 +6182,14 @@
     </w:tblStylePr>
     <w:tblStylePr w:type="firstCol">
       <w:rPr>
-        <w:rFonts w:asciiTheme="majorHAnsi" w:cstheme="majorBidi" w:eastAsiaTheme="majorEastAsia" w:hAnsiTheme="majorHAnsi"/>
+        <w:rFonts w:asciiTheme="majorHAnsi" w:cstheme="majorBidi" w:hAnsiTheme="majorHAnsi" w:eastAsia="黑体"/>
         <w:b/>
         <w:bCs/>
       </w:rPr>
     </w:tblStylePr>
     <w:tblStylePr w:type="lastCol">
       <w:rPr>
-        <w:rFonts w:asciiTheme="majorHAnsi" w:cstheme="majorBidi" w:eastAsiaTheme="majorEastAsia" w:hAnsiTheme="majorHAnsi"/>
+        <w:rFonts w:asciiTheme="majorHAnsi" w:cstheme="majorBidi" w:hAnsiTheme="majorHAnsi" w:eastAsia="黑体"/>
         <w:b/>
         <w:bCs/>
       </w:rPr>
@@ -5955,7 +6273,7 @@
         <w:spacing w:after="0" w:before="0" w:line="240" w:lineRule="auto"/>
       </w:pPr>
       <w:rPr>
-        <w:rFonts w:asciiTheme="majorHAnsi" w:cstheme="majorBidi" w:eastAsiaTheme="majorEastAsia" w:hAnsiTheme="majorHAnsi"/>
+        <w:rFonts w:asciiTheme="majorHAnsi" w:cstheme="majorBidi" w:hAnsiTheme="majorHAnsi" w:eastAsia="黑体"/>
         <w:b/>
         <w:bCs/>
       </w:rPr>
@@ -5976,7 +6294,7 @@
         <w:spacing w:after="0" w:before="0" w:line="240" w:lineRule="auto"/>
       </w:pPr>
       <w:rPr>
-        <w:rFonts w:asciiTheme="majorHAnsi" w:cstheme="majorBidi" w:eastAsiaTheme="majorEastAsia" w:hAnsiTheme="majorHAnsi"/>
+        <w:rFonts w:asciiTheme="majorHAnsi" w:cstheme="majorBidi" w:hAnsiTheme="majorHAnsi" w:eastAsia="黑体"/>
         <w:b/>
         <w:bCs/>
       </w:rPr>
@@ -5994,14 +6312,14 @@
     </w:tblStylePr>
     <w:tblStylePr w:type="firstCol">
       <w:rPr>
-        <w:rFonts w:asciiTheme="majorHAnsi" w:cstheme="majorBidi" w:eastAsiaTheme="majorEastAsia" w:hAnsiTheme="majorHAnsi"/>
+        <w:rFonts w:asciiTheme="majorHAnsi" w:cstheme="majorBidi" w:hAnsiTheme="majorHAnsi" w:eastAsia="黑体"/>
         <w:b/>
         <w:bCs/>
       </w:rPr>
     </w:tblStylePr>
     <w:tblStylePr w:type="lastCol">
       <w:rPr>
-        <w:rFonts w:asciiTheme="majorHAnsi" w:cstheme="majorBidi" w:eastAsiaTheme="majorEastAsia" w:hAnsiTheme="majorHAnsi"/>
+        <w:rFonts w:asciiTheme="majorHAnsi" w:cstheme="majorBidi" w:hAnsiTheme="majorHAnsi" w:eastAsia="黑体"/>
         <w:b/>
         <w:bCs/>
       </w:rPr>
@@ -6085,7 +6403,7 @@
         <w:spacing w:after="0" w:before="0" w:line="240" w:lineRule="auto"/>
       </w:pPr>
       <w:rPr>
-        <w:rFonts w:asciiTheme="majorHAnsi" w:cstheme="majorBidi" w:eastAsiaTheme="majorEastAsia" w:hAnsiTheme="majorHAnsi"/>
+        <w:rFonts w:asciiTheme="majorHAnsi" w:cstheme="majorBidi" w:hAnsiTheme="majorHAnsi" w:eastAsia="黑体"/>
         <w:b/>
         <w:bCs/>
       </w:rPr>
@@ -6106,7 +6424,7 @@
         <w:spacing w:after="0" w:before="0" w:line="240" w:lineRule="auto"/>
       </w:pPr>
       <w:rPr>
-        <w:rFonts w:asciiTheme="majorHAnsi" w:cstheme="majorBidi" w:eastAsiaTheme="majorEastAsia" w:hAnsiTheme="majorHAnsi"/>
+        <w:rFonts w:asciiTheme="majorHAnsi" w:cstheme="majorBidi" w:hAnsiTheme="majorHAnsi" w:eastAsia="黑体"/>
         <w:b/>
         <w:bCs/>
       </w:rPr>
@@ -6124,14 +6442,14 @@
     </w:tblStylePr>
     <w:tblStylePr w:type="firstCol">
       <w:rPr>
-        <w:rFonts w:asciiTheme="majorHAnsi" w:cstheme="majorBidi" w:eastAsiaTheme="majorEastAsia" w:hAnsiTheme="majorHAnsi"/>
+        <w:rFonts w:asciiTheme="majorHAnsi" w:cstheme="majorBidi" w:hAnsiTheme="majorHAnsi" w:eastAsia="黑体"/>
         <w:b/>
         <w:bCs/>
       </w:rPr>
     </w:tblStylePr>
     <w:tblStylePr w:type="lastCol">
       <w:rPr>
-        <w:rFonts w:asciiTheme="majorHAnsi" w:cstheme="majorBidi" w:eastAsiaTheme="majorEastAsia" w:hAnsiTheme="majorHAnsi"/>
+        <w:rFonts w:asciiTheme="majorHAnsi" w:cstheme="majorBidi" w:hAnsiTheme="majorHAnsi" w:eastAsia="黑体"/>
         <w:b/>
         <w:bCs/>
       </w:rPr>
@@ -6214,6 +6532,7 @@
         <w:spacing w:after="0" w:before="0" w:line="240" w:lineRule="auto"/>
       </w:pPr>
       <w:rPr>
+        <w:rFonts w:eastAsia="黑体"/>
         <w:b/>
         <w:bCs/>
         <w:color w:themeColor="background1" w:val="FFFFFF"/>
@@ -6236,6 +6555,7 @@
         <w:spacing w:after="0" w:before="0" w:line="240" w:lineRule="auto"/>
       </w:pPr>
       <w:rPr>
+        <w:rFonts w:eastAsia="黑体"/>
         <w:b/>
         <w:bCs/>
       </w:rPr>
@@ -6253,12 +6573,14 @@
     </w:tblStylePr>
     <w:tblStylePr w:type="firstCol">
       <w:rPr>
+        <w:rFonts w:eastAsia="黑体"/>
         <w:b/>
         <w:bCs/>
       </w:rPr>
     </w:tblStylePr>
     <w:tblStylePr w:type="lastCol">
       <w:rPr>
+        <w:rFonts w:eastAsia="黑体"/>
         <w:b/>
         <w:bCs/>
       </w:rPr>
@@ -6320,6 +6642,7 @@
         <w:spacing w:after="0" w:before="0" w:line="240" w:lineRule="auto"/>
       </w:pPr>
       <w:rPr>
+        <w:rFonts w:eastAsia="黑体"/>
         <w:b/>
         <w:bCs/>
         <w:color w:themeColor="background1" w:val="FFFFFF"/>
@@ -6342,6 +6665,7 @@
         <w:spacing w:after="0" w:before="0" w:line="240" w:lineRule="auto"/>
       </w:pPr>
       <w:rPr>
+        <w:rFonts w:eastAsia="黑体"/>
         <w:b/>
         <w:bCs/>
       </w:rPr>
@@ -6359,12 +6683,14 @@
     </w:tblStylePr>
     <w:tblStylePr w:type="firstCol">
       <w:rPr>
+        <w:rFonts w:eastAsia="黑体"/>
         <w:b/>
         <w:bCs/>
       </w:rPr>
     </w:tblStylePr>
     <w:tblStylePr w:type="lastCol">
       <w:rPr>
+        <w:rFonts w:eastAsia="黑体"/>
         <w:b/>
         <w:bCs/>
       </w:rPr>
@@ -6426,6 +6752,7 @@
         <w:spacing w:after="0" w:before="0" w:line="240" w:lineRule="auto"/>
       </w:pPr>
       <w:rPr>
+        <w:rFonts w:eastAsia="黑体"/>
         <w:b/>
         <w:bCs/>
         <w:color w:themeColor="background1" w:val="FFFFFF"/>
@@ -6448,6 +6775,7 @@
         <w:spacing w:after="0" w:before="0" w:line="240" w:lineRule="auto"/>
       </w:pPr>
       <w:rPr>
+        <w:rFonts w:eastAsia="黑体"/>
         <w:b/>
         <w:bCs/>
       </w:rPr>
@@ -6465,12 +6793,14 @@
     </w:tblStylePr>
     <w:tblStylePr w:type="firstCol">
       <w:rPr>
+        <w:rFonts w:eastAsia="黑体"/>
         <w:b/>
         <w:bCs/>
       </w:rPr>
     </w:tblStylePr>
     <w:tblStylePr w:type="lastCol">
       <w:rPr>
+        <w:rFonts w:eastAsia="黑体"/>
         <w:b/>
         <w:bCs/>
       </w:rPr>
@@ -6532,6 +6862,7 @@
         <w:spacing w:after="0" w:before="0" w:line="240" w:lineRule="auto"/>
       </w:pPr>
       <w:rPr>
+        <w:rFonts w:eastAsia="黑体"/>
         <w:b/>
         <w:bCs/>
         <w:color w:themeColor="background1" w:val="FFFFFF"/>
@@ -6554,6 +6885,7 @@
         <w:spacing w:after="0" w:before="0" w:line="240" w:lineRule="auto"/>
       </w:pPr>
       <w:rPr>
+        <w:rFonts w:eastAsia="黑体"/>
         <w:b/>
         <w:bCs/>
       </w:rPr>
@@ -6571,12 +6903,14 @@
     </w:tblStylePr>
     <w:tblStylePr w:type="firstCol">
       <w:rPr>
+        <w:rFonts w:eastAsia="黑体"/>
         <w:b/>
         <w:bCs/>
       </w:rPr>
     </w:tblStylePr>
     <w:tblStylePr w:type="lastCol">
       <w:rPr>
+        <w:rFonts w:eastAsia="黑体"/>
         <w:b/>
         <w:bCs/>
       </w:rPr>
@@ -6638,6 +6972,7 @@
         <w:spacing w:after="0" w:before="0" w:line="240" w:lineRule="auto"/>
       </w:pPr>
       <w:rPr>
+        <w:rFonts w:eastAsia="黑体"/>
         <w:b/>
         <w:bCs/>
         <w:color w:themeColor="background1" w:val="FFFFFF"/>
@@ -6660,6 +6995,7 @@
         <w:spacing w:after="0" w:before="0" w:line="240" w:lineRule="auto"/>
       </w:pPr>
       <w:rPr>
+        <w:rFonts w:eastAsia="黑体"/>
         <w:b/>
         <w:bCs/>
       </w:rPr>
@@ -6677,12 +7013,14 @@
     </w:tblStylePr>
     <w:tblStylePr w:type="firstCol">
       <w:rPr>
+        <w:rFonts w:eastAsia="黑体"/>
         <w:b/>
         <w:bCs/>
       </w:rPr>
     </w:tblStylePr>
     <w:tblStylePr w:type="lastCol">
       <w:rPr>
+        <w:rFonts w:eastAsia="黑体"/>
         <w:b/>
         <w:bCs/>
       </w:rPr>
@@ -6744,6 +7082,7 @@
         <w:spacing w:after="0" w:before="0" w:line="240" w:lineRule="auto"/>
       </w:pPr>
       <w:rPr>
+        <w:rFonts w:eastAsia="黑体"/>
         <w:b/>
         <w:bCs/>
         <w:color w:themeColor="background1" w:val="FFFFFF"/>
@@ -6766,6 +7105,7 @@
         <w:spacing w:after="0" w:before="0" w:line="240" w:lineRule="auto"/>
       </w:pPr>
       <w:rPr>
+        <w:rFonts w:eastAsia="黑体"/>
         <w:b/>
         <w:bCs/>
       </w:rPr>
@@ -6783,12 +7123,14 @@
     </w:tblStylePr>
     <w:tblStylePr w:type="firstCol">
       <w:rPr>
+        <w:rFonts w:eastAsia="黑体"/>
         <w:b/>
         <w:bCs/>
       </w:rPr>
     </w:tblStylePr>
     <w:tblStylePr w:type="lastCol">
       <w:rPr>
+        <w:rFonts w:eastAsia="黑体"/>
         <w:b/>
         <w:bCs/>
       </w:rPr>
@@ -6850,6 +7192,7 @@
         <w:spacing w:after="0" w:before="0" w:line="240" w:lineRule="auto"/>
       </w:pPr>
       <w:rPr>
+        <w:rFonts w:eastAsia="黑体"/>
         <w:b/>
         <w:bCs/>
         <w:color w:themeColor="background1" w:val="FFFFFF"/>
@@ -6872,6 +7215,7 @@
         <w:spacing w:after="0" w:before="0" w:line="240" w:lineRule="auto"/>
       </w:pPr>
       <w:rPr>
+        <w:rFonts w:eastAsia="黑体"/>
         <w:b/>
         <w:bCs/>
       </w:rPr>
@@ -6889,12 +7233,14 @@
     </w:tblStylePr>
     <w:tblStylePr w:type="firstCol">
       <w:rPr>
+        <w:rFonts w:eastAsia="黑体"/>
         <w:b/>
         <w:bCs/>
       </w:rPr>
     </w:tblStylePr>
     <w:tblStylePr w:type="lastCol">
       <w:rPr>
+        <w:rFonts w:eastAsia="黑体"/>
         <w:b/>
         <w:bCs/>
       </w:rPr>
@@ -6953,6 +7299,7 @@
         <w:spacing w:after="0" w:before="0" w:line="240" w:lineRule="auto"/>
       </w:pPr>
       <w:rPr>
+        <w:rFonts w:eastAsia="黑体"/>
         <w:b/>
         <w:bCs/>
         <w:color w:themeColor="background1" w:val="FFFFFF"/>
@@ -6975,6 +7322,7 @@
         <w:spacing w:after="0" w:before="0" w:line="240" w:lineRule="auto"/>
       </w:pPr>
       <w:rPr>
+        <w:rFonts w:eastAsia="黑体"/>
         <w:color w:val="auto"/>
       </w:rPr>
       <w:tblPr/>
@@ -6992,6 +7340,7 @@
     </w:tblStylePr>
     <w:tblStylePr w:type="firstCol">
       <w:rPr>
+        <w:rFonts w:eastAsia="黑体"/>
         <w:b/>
         <w:bCs/>
         <w:color w:themeColor="background1" w:val="FFFFFF"/>
@@ -7011,6 +7360,7 @@
     </w:tblStylePr>
     <w:tblStylePr w:type="lastCol">
       <w:rPr>
+        <w:rFonts w:eastAsia="黑体"/>
         <w:b/>
         <w:bCs/>
         <w:color w:themeColor="background1" w:val="FFFFFF"/>
@@ -7059,6 +7409,7 @@
     </w:tblStylePr>
     <w:tblStylePr w:type="nwCell">
       <w:rPr>
+        <w:rFonts w:eastAsia="黑体"/>
         <w:color w:themeColor="background1" w:val="FFFFFF"/>
       </w:rPr>
       <w:tblPr/>
@@ -7102,6 +7453,7 @@
         <w:spacing w:after="0" w:before="0" w:line="240" w:lineRule="auto"/>
       </w:pPr>
       <w:rPr>
+        <w:rFonts w:eastAsia="黑体"/>
         <w:b/>
         <w:bCs/>
         <w:color w:themeColor="background1" w:val="FFFFFF"/>
@@ -7124,6 +7476,7 @@
         <w:spacing w:after="0" w:before="0" w:line="240" w:lineRule="auto"/>
       </w:pPr>
       <w:rPr>
+        <w:rFonts w:eastAsia="黑体"/>
         <w:color w:val="auto"/>
       </w:rPr>
       <w:tblPr/>
@@ -7141,6 +7494,7 @@
     </w:tblStylePr>
     <w:tblStylePr w:type="firstCol">
       <w:rPr>
+        <w:rFonts w:eastAsia="黑体"/>
         <w:b/>
         <w:bCs/>
         <w:color w:themeColor="background1" w:val="FFFFFF"/>
@@ -7160,6 +7514,7 @@
     </w:tblStylePr>
     <w:tblStylePr w:type="lastCol">
       <w:rPr>
+        <w:rFonts w:eastAsia="黑体"/>
         <w:b/>
         <w:bCs/>
         <w:color w:themeColor="background1" w:val="FFFFFF"/>
@@ -7208,6 +7563,7 @@
     </w:tblStylePr>
     <w:tblStylePr w:type="nwCell">
       <w:rPr>
+        <w:rFonts w:eastAsia="黑体"/>
         <w:color w:themeColor="background1" w:val="FFFFFF"/>
       </w:rPr>
       <w:tblPr/>
@@ -7251,6 +7607,7 @@
         <w:spacing w:after="0" w:before="0" w:line="240" w:lineRule="auto"/>
       </w:pPr>
       <w:rPr>
+        <w:rFonts w:eastAsia="黑体"/>
         <w:b/>
         <w:bCs/>
         <w:color w:themeColor="background1" w:val="FFFFFF"/>
@@ -7273,6 +7630,7 @@
         <w:spacing w:after="0" w:before="0" w:line="240" w:lineRule="auto"/>
       </w:pPr>
       <w:rPr>
+        <w:rFonts w:eastAsia="黑体"/>
         <w:color w:val="auto"/>
       </w:rPr>
       <w:tblPr/>
@@ -7290,6 +7648,7 @@
     </w:tblStylePr>
     <w:tblStylePr w:type="firstCol">
       <w:rPr>
+        <w:rFonts w:eastAsia="黑体"/>
         <w:b/>
         <w:bCs/>
         <w:color w:themeColor="background1" w:val="FFFFFF"/>
@@ -7309,6 +7668,7 @@
     </w:tblStylePr>
     <w:tblStylePr w:type="lastCol">
       <w:rPr>
+        <w:rFonts w:eastAsia="黑体"/>
         <w:b/>
         <w:bCs/>
         <w:color w:themeColor="background1" w:val="FFFFFF"/>
@@ -7357,6 +7717,7 @@
     </w:tblStylePr>
     <w:tblStylePr w:type="nwCell">
       <w:rPr>
+        <w:rFonts w:eastAsia="黑体"/>
         <w:color w:themeColor="background1" w:val="FFFFFF"/>
       </w:rPr>
       <w:tblPr/>
@@ -7400,6 +7761,7 @@
         <w:spacing w:after="0" w:before="0" w:line="240" w:lineRule="auto"/>
       </w:pPr>
       <w:rPr>
+        <w:rFonts w:eastAsia="黑体"/>
         <w:b/>
         <w:bCs/>
         <w:color w:themeColor="background1" w:val="FFFFFF"/>
@@ -7422,6 +7784,7 @@
         <w:spacing w:after="0" w:before="0" w:line="240" w:lineRule="auto"/>
       </w:pPr>
       <w:rPr>
+        <w:rFonts w:eastAsia="黑体"/>
         <w:color w:val="auto"/>
       </w:rPr>
       <w:tblPr/>
@@ -7439,6 +7802,7 @@
     </w:tblStylePr>
     <w:tblStylePr w:type="firstCol">
       <w:rPr>
+        <w:rFonts w:eastAsia="黑体"/>
         <w:b/>
         <w:bCs/>
         <w:color w:themeColor="background1" w:val="FFFFFF"/>
@@ -7458,6 +7822,7 @@
     </w:tblStylePr>
     <w:tblStylePr w:type="lastCol">
       <w:rPr>
+        <w:rFonts w:eastAsia="黑体"/>
         <w:b/>
         <w:bCs/>
         <w:color w:themeColor="background1" w:val="FFFFFF"/>
@@ -7506,6 +7871,7 @@
     </w:tblStylePr>
     <w:tblStylePr w:type="nwCell">
       <w:rPr>
+        <w:rFonts w:eastAsia="黑体"/>
         <w:color w:themeColor="background1" w:val="FFFFFF"/>
       </w:rPr>
       <w:tblPr/>
@@ -7549,6 +7915,7 @@
         <w:spacing w:after="0" w:before="0" w:line="240" w:lineRule="auto"/>
       </w:pPr>
       <w:rPr>
+        <w:rFonts w:eastAsia="黑体"/>
         <w:b/>
         <w:bCs/>
         <w:color w:themeColor="background1" w:val="FFFFFF"/>
@@ -7571,6 +7938,7 @@
         <w:spacing w:after="0" w:before="0" w:line="240" w:lineRule="auto"/>
       </w:pPr>
       <w:rPr>
+        <w:rFonts w:eastAsia="黑体"/>
         <w:color w:val="auto"/>
       </w:rPr>
       <w:tblPr/>
@@ -7588,6 +7956,7 @@
     </w:tblStylePr>
     <w:tblStylePr w:type="firstCol">
       <w:rPr>
+        <w:rFonts w:eastAsia="黑体"/>
         <w:b/>
         <w:bCs/>
         <w:color w:themeColor="background1" w:val="FFFFFF"/>
@@ -7607,6 +7976,7 @@
     </w:tblStylePr>
     <w:tblStylePr w:type="lastCol">
       <w:rPr>
+        <w:rFonts w:eastAsia="黑体"/>
         <w:b/>
         <w:bCs/>
         <w:color w:themeColor="background1" w:val="FFFFFF"/>
@@ -7655,6 +8025,7 @@
     </w:tblStylePr>
     <w:tblStylePr w:type="nwCell">
       <w:rPr>
+        <w:rFonts w:eastAsia="黑体"/>
         <w:color w:themeColor="background1" w:val="FFFFFF"/>
       </w:rPr>
       <w:tblPr/>
@@ -7698,6 +8069,7 @@
         <w:spacing w:after="0" w:before="0" w:line="240" w:lineRule="auto"/>
       </w:pPr>
       <w:rPr>
+        <w:rFonts w:eastAsia="黑体"/>
         <w:b/>
         <w:bCs/>
         <w:color w:themeColor="background1" w:val="FFFFFF"/>
@@ -7720,6 +8092,7 @@
         <w:spacing w:after="0" w:before="0" w:line="240" w:lineRule="auto"/>
       </w:pPr>
       <w:rPr>
+        <w:rFonts w:eastAsia="黑体"/>
         <w:color w:val="auto"/>
       </w:rPr>
       <w:tblPr/>
@@ -7737,6 +8110,7 @@
     </w:tblStylePr>
     <w:tblStylePr w:type="firstCol">
       <w:rPr>
+        <w:rFonts w:eastAsia="黑体"/>
         <w:b/>
         <w:bCs/>
         <w:color w:themeColor="background1" w:val="FFFFFF"/>
@@ -7756,6 +8130,7 @@
     </w:tblStylePr>
     <w:tblStylePr w:type="lastCol">
       <w:rPr>
+        <w:rFonts w:eastAsia="黑体"/>
         <w:b/>
         <w:bCs/>
         <w:color w:themeColor="background1" w:val="FFFFFF"/>
@@ -7804,6 +8179,7 @@
     </w:tblStylePr>
     <w:tblStylePr w:type="nwCell">
       <w:rPr>
+        <w:rFonts w:eastAsia="黑体"/>
         <w:color w:themeColor="background1" w:val="FFFFFF"/>
       </w:rPr>
       <w:tblPr/>
@@ -7847,6 +8223,7 @@
         <w:spacing w:after="0" w:before="0" w:line="240" w:lineRule="auto"/>
       </w:pPr>
       <w:rPr>
+        <w:rFonts w:eastAsia="黑体"/>
         <w:b/>
         <w:bCs/>
         <w:color w:themeColor="background1" w:val="FFFFFF"/>
@@ -7869,6 +8246,7 @@
         <w:spacing w:after="0" w:before="0" w:line="240" w:lineRule="auto"/>
       </w:pPr>
       <w:rPr>
+        <w:rFonts w:eastAsia="黑体"/>
         <w:color w:val="auto"/>
       </w:rPr>
       <w:tblPr/>
@@ -7886,6 +8264,7 @@
     </w:tblStylePr>
     <w:tblStylePr w:type="firstCol">
       <w:rPr>
+        <w:rFonts w:eastAsia="黑体"/>
         <w:b/>
         <w:bCs/>
         <w:color w:themeColor="background1" w:val="FFFFFF"/>
@@ -7905,6 +8284,7 @@
     </w:tblStylePr>
     <w:tblStylePr w:type="lastCol">
       <w:rPr>
+        <w:rFonts w:eastAsia="黑体"/>
         <w:b/>
         <w:bCs/>
         <w:color w:themeColor="background1" w:val="FFFFFF"/>
@@ -7953,6 +8333,7 @@
     </w:tblStylePr>
     <w:tblStylePr w:type="nwCell">
       <w:rPr>
+        <w:rFonts w:eastAsia="黑体"/>
         <w:color w:themeColor="background1" w:val="FFFFFF"/>
       </w:rPr>
       <w:tblPr/>
@@ -7977,6 +8358,7 @@
       <w:spacing w:after="0" w:line="240" w:lineRule="auto"/>
     </w:pPr>
     <w:rPr>
+      <w:rFonts w:eastAsia="黑体"/>
       <w:color w:themeColor="text1" w:val="000000"/>
     </w:rPr>
     <w:tblPr>
@@ -7996,7 +8378,7 @@
     </w:tblPr>
     <w:tblStylePr w:type="firstRow">
       <w:rPr>
-        <w:rFonts w:asciiTheme="majorHAnsi" w:cstheme="majorBidi" w:eastAsiaTheme="majorEastAsia" w:hAnsiTheme="majorHAnsi"/>
+        <w:rFonts w:asciiTheme="majorHAnsi" w:cstheme="majorBidi" w:hAnsiTheme="majorHAnsi" w:eastAsia="黑体"/>
       </w:rPr>
       <w:tblPr/>
       <w:tcPr>
@@ -8008,6 +8390,7 @@
     </w:tblStylePr>
     <w:tblStylePr w:type="lastRow">
       <w:rPr>
+        <w:rFonts w:eastAsia="黑体"/>
         <w:b/>
         <w:bCs/>
         <w:color w:themeColor="text2" w:val="1F497D"/>
@@ -8022,12 +8405,14 @@
     </w:tblStylePr>
     <w:tblStylePr w:type="firstCol">
       <w:rPr>
+        <w:rFonts w:eastAsia="黑体"/>
         <w:b/>
         <w:bCs/>
       </w:rPr>
     </w:tblStylePr>
     <w:tblStylePr w:type="lastCol">
       <w:rPr>
+        <w:rFonts w:eastAsia="黑体"/>
         <w:b/>
         <w:bCs/>
       </w:rPr>
@@ -8061,6 +8446,7 @@
       <w:spacing w:after="0" w:line="240" w:lineRule="auto"/>
     </w:pPr>
     <w:rPr>
+      <w:rFonts w:eastAsia="黑体"/>
       <w:color w:themeColor="text1" w:val="000000"/>
     </w:rPr>
     <w:tblPr>
@@ -8080,7 +8466,7 @@
     </w:tblPr>
     <w:tblStylePr w:type="firstRow">
       <w:rPr>
-        <w:rFonts w:asciiTheme="majorHAnsi" w:cstheme="majorBidi" w:eastAsiaTheme="majorEastAsia" w:hAnsiTheme="majorHAnsi"/>
+        <w:rFonts w:asciiTheme="majorHAnsi" w:cstheme="majorBidi" w:hAnsiTheme="majorHAnsi" w:eastAsia="黑体"/>
       </w:rPr>
       <w:tblPr/>
       <w:tcPr>
@@ -8092,6 +8478,7 @@
     </w:tblStylePr>
     <w:tblStylePr w:type="lastRow">
       <w:rPr>
+        <w:rFonts w:eastAsia="黑体"/>
         <w:b/>
         <w:bCs/>
         <w:color w:themeColor="text2" w:val="1F497D"/>
@@ -8106,12 +8493,14 @@
     </w:tblStylePr>
     <w:tblStylePr w:type="firstCol">
       <w:rPr>
+        <w:rFonts w:eastAsia="黑体"/>
         <w:b/>
         <w:bCs/>
       </w:rPr>
     </w:tblStylePr>
     <w:tblStylePr w:type="lastCol">
       <w:rPr>
+        <w:rFonts w:eastAsia="黑体"/>
         <w:b/>
         <w:bCs/>
       </w:rPr>
@@ -8145,6 +8534,7 @@
       <w:spacing w:after="0" w:line="240" w:lineRule="auto"/>
     </w:pPr>
     <w:rPr>
+      <w:rFonts w:eastAsia="黑体"/>
       <w:color w:themeColor="text1" w:val="000000"/>
     </w:rPr>
     <w:tblPr>
@@ -8164,7 +8554,7 @@
     </w:tblPr>
     <w:tblStylePr w:type="firstRow">
       <w:rPr>
-        <w:rFonts w:asciiTheme="majorHAnsi" w:cstheme="majorBidi" w:eastAsiaTheme="majorEastAsia" w:hAnsiTheme="majorHAnsi"/>
+        <w:rFonts w:asciiTheme="majorHAnsi" w:cstheme="majorBidi" w:hAnsiTheme="majorHAnsi" w:eastAsia="黑体"/>
       </w:rPr>
       <w:tblPr/>
       <w:tcPr>
@@ -8176,6 +8566,7 @@
     </w:tblStylePr>
     <w:tblStylePr w:type="lastRow">
       <w:rPr>
+        <w:rFonts w:eastAsia="黑体"/>
         <w:b/>
         <w:bCs/>
         <w:color w:themeColor="text2" w:val="1F497D"/>
@@ -8190,12 +8581,14 @@
     </w:tblStylePr>
     <w:tblStylePr w:type="firstCol">
       <w:rPr>
+        <w:rFonts w:eastAsia="黑体"/>
         <w:b/>
         <w:bCs/>
       </w:rPr>
     </w:tblStylePr>
     <w:tblStylePr w:type="lastCol">
       <w:rPr>
+        <w:rFonts w:eastAsia="黑体"/>
         <w:b/>
         <w:bCs/>
       </w:rPr>
@@ -8229,6 +8622,7 @@
       <w:spacing w:after="0" w:line="240" w:lineRule="auto"/>
     </w:pPr>
     <w:rPr>
+      <w:rFonts w:eastAsia="黑体"/>
       <w:color w:themeColor="text1" w:val="000000"/>
     </w:rPr>
     <w:tblPr>
@@ -8248,7 +8642,7 @@
     </w:tblPr>
     <w:tblStylePr w:type="firstRow">
       <w:rPr>
-        <w:rFonts w:asciiTheme="majorHAnsi" w:cstheme="majorBidi" w:eastAsiaTheme="majorEastAsia" w:hAnsiTheme="majorHAnsi"/>
+        <w:rFonts w:asciiTheme="majorHAnsi" w:cstheme="majorBidi" w:hAnsiTheme="majorHAnsi" w:eastAsia="黑体"/>
       </w:rPr>
       <w:tblPr/>
       <w:tcPr>
@@ -8260,6 +8654,7 @@
     </w:tblStylePr>
     <w:tblStylePr w:type="lastRow">
       <w:rPr>
+        <w:rFonts w:eastAsia="黑体"/>
         <w:b/>
         <w:bCs/>
         <w:color w:themeColor="text2" w:val="1F497D"/>
@@ -8274,12 +8669,14 @@
     </w:tblStylePr>
     <w:tblStylePr w:type="firstCol">
       <w:rPr>
+        <w:rFonts w:eastAsia="黑体"/>
         <w:b/>
         <w:bCs/>
       </w:rPr>
     </w:tblStylePr>
     <w:tblStylePr w:type="lastCol">
       <w:rPr>
+        <w:rFonts w:eastAsia="黑体"/>
         <w:b/>
         <w:bCs/>
       </w:rPr>
@@ -8313,6 +8710,7 @@
       <w:spacing w:after="0" w:line="240" w:lineRule="auto"/>
     </w:pPr>
     <w:rPr>
+      <w:rFonts w:eastAsia="黑体"/>
       <w:color w:themeColor="text1" w:val="000000"/>
     </w:rPr>
     <w:tblPr>
@@ -8332,7 +8730,7 @@
     </w:tblPr>
     <w:tblStylePr w:type="firstRow">
       <w:rPr>
-        <w:rFonts w:asciiTheme="majorHAnsi" w:cstheme="majorBidi" w:eastAsiaTheme="majorEastAsia" w:hAnsiTheme="majorHAnsi"/>
+        <w:rFonts w:asciiTheme="majorHAnsi" w:cstheme="majorBidi" w:hAnsiTheme="majorHAnsi" w:eastAsia="黑体"/>
       </w:rPr>
       <w:tblPr/>
       <w:tcPr>
@@ -8344,6 +8742,7 @@
     </w:tblStylePr>
     <w:tblStylePr w:type="lastRow">
       <w:rPr>
+        <w:rFonts w:eastAsia="黑体"/>
         <w:b/>
         <w:bCs/>
         <w:color w:themeColor="text2" w:val="1F497D"/>
@@ -8358,12 +8757,14 @@
     </w:tblStylePr>
     <w:tblStylePr w:type="firstCol">
       <w:rPr>
+        <w:rFonts w:eastAsia="黑体"/>
         <w:b/>
         <w:bCs/>
       </w:rPr>
     </w:tblStylePr>
     <w:tblStylePr w:type="lastCol">
       <w:rPr>
+        <w:rFonts w:eastAsia="黑体"/>
         <w:b/>
         <w:bCs/>
       </w:rPr>
@@ -8397,6 +8798,7 @@
       <w:spacing w:after="0" w:line="240" w:lineRule="auto"/>
     </w:pPr>
     <w:rPr>
+      <w:rFonts w:eastAsia="黑体"/>
       <w:color w:themeColor="text1" w:val="000000"/>
     </w:rPr>
     <w:tblPr>
@@ -8416,7 +8818,7 @@
     </w:tblPr>
     <w:tblStylePr w:type="firstRow">
       <w:rPr>
-        <w:rFonts w:asciiTheme="majorHAnsi" w:cstheme="majorBidi" w:eastAsiaTheme="majorEastAsia" w:hAnsiTheme="majorHAnsi"/>
+        <w:rFonts w:asciiTheme="majorHAnsi" w:cstheme="majorBidi" w:hAnsiTheme="majorHAnsi" w:eastAsia="黑体"/>
       </w:rPr>
       <w:tblPr/>
       <w:tcPr>
@@ -8428,6 +8830,7 @@
     </w:tblStylePr>
     <w:tblStylePr w:type="lastRow">
       <w:rPr>
+        <w:rFonts w:eastAsia="黑体"/>
         <w:b/>
         <w:bCs/>
         <w:color w:themeColor="text2" w:val="1F497D"/>
@@ -8442,12 +8845,14 @@
     </w:tblStylePr>
     <w:tblStylePr w:type="firstCol">
       <w:rPr>
+        <w:rFonts w:eastAsia="黑体"/>
         <w:b/>
         <w:bCs/>
       </w:rPr>
     </w:tblStylePr>
     <w:tblStylePr w:type="lastCol">
       <w:rPr>
+        <w:rFonts w:eastAsia="黑体"/>
         <w:b/>
         <w:bCs/>
       </w:rPr>
@@ -8481,6 +8886,7 @@
       <w:spacing w:after="0" w:line="240" w:lineRule="auto"/>
     </w:pPr>
     <w:rPr>
+      <w:rFonts w:eastAsia="黑体"/>
       <w:color w:themeColor="text1" w:val="000000"/>
     </w:rPr>
     <w:tblPr>
@@ -8500,7 +8906,7 @@
     </w:tblPr>
     <w:tblStylePr w:type="firstRow">
       <w:rPr>
-        <w:rFonts w:asciiTheme="majorHAnsi" w:cstheme="majorBidi" w:eastAsiaTheme="majorEastAsia" w:hAnsiTheme="majorHAnsi"/>
+        <w:rFonts w:asciiTheme="majorHAnsi" w:cstheme="majorBidi" w:hAnsiTheme="majorHAnsi" w:eastAsia="黑体"/>
       </w:rPr>
       <w:tblPr/>
       <w:tcPr>
@@ -8512,6 +8918,7 @@
     </w:tblStylePr>
     <w:tblStylePr w:type="lastRow">
       <w:rPr>
+        <w:rFonts w:eastAsia="黑体"/>
         <w:b/>
         <w:bCs/>
         <w:color w:themeColor="text2" w:val="1F497D"/>
@@ -8526,12 +8933,14 @@
     </w:tblStylePr>
     <w:tblStylePr w:type="firstCol">
       <w:rPr>
+        <w:rFonts w:eastAsia="黑体"/>
         <w:b/>
         <w:bCs/>
       </w:rPr>
     </w:tblStylePr>
     <w:tblStylePr w:type="lastCol">
       <w:rPr>
+        <w:rFonts w:eastAsia="黑体"/>
         <w:b/>
         <w:bCs/>
       </w:rPr>
@@ -8565,7 +8974,7 @@
       <w:spacing w:after="0" w:line="240" w:lineRule="auto"/>
     </w:pPr>
     <w:rPr>
-      <w:rFonts w:asciiTheme="majorHAnsi" w:cstheme="majorBidi" w:eastAsiaTheme="majorEastAsia" w:hAnsiTheme="majorHAnsi"/>
+      <w:rFonts w:asciiTheme="majorHAnsi" w:cstheme="majorBidi" w:hAnsiTheme="majorHAnsi" w:eastAsia="黑体"/>
       <w:color w:themeColor="text1" w:val="000000"/>
     </w:rPr>
     <w:tblPr>
@@ -8587,6 +8996,7 @@
     </w:tblPr>
     <w:tblStylePr w:type="firstRow">
       <w:rPr>
+        <w:rFonts w:eastAsia="黑体"/>
         <w:sz w:val="24"/>
         <w:szCs w:val="24"/>
       </w:rPr>
@@ -8693,7 +9103,7 @@
       <w:spacing w:after="0" w:line="240" w:lineRule="auto"/>
     </w:pPr>
     <w:rPr>
-      <w:rFonts w:asciiTheme="majorHAnsi" w:cstheme="majorBidi" w:eastAsiaTheme="majorEastAsia" w:hAnsiTheme="majorHAnsi"/>
+      <w:rFonts w:asciiTheme="majorHAnsi" w:cstheme="majorBidi" w:hAnsiTheme="majorHAnsi" w:eastAsia="黑体"/>
       <w:color w:themeColor="text1" w:val="000000"/>
     </w:rPr>
     <w:tblPr>
@@ -8715,6 +9125,7 @@
     </w:tblPr>
     <w:tblStylePr w:type="firstRow">
       <w:rPr>
+        <w:rFonts w:eastAsia="黑体"/>
         <w:sz w:val="24"/>
         <w:szCs w:val="24"/>
       </w:rPr>
@@ -8821,7 +9232,7 @@
       <w:spacing w:after="0" w:line="240" w:lineRule="auto"/>
     </w:pPr>
     <w:rPr>
-      <w:rFonts w:asciiTheme="majorHAnsi" w:cstheme="majorBidi" w:eastAsiaTheme="majorEastAsia" w:hAnsiTheme="majorHAnsi"/>
+      <w:rFonts w:asciiTheme="majorHAnsi" w:cstheme="majorBidi" w:hAnsiTheme="majorHAnsi" w:eastAsia="黑体"/>
       <w:color w:themeColor="text1" w:val="000000"/>
     </w:rPr>
     <w:tblPr>
@@ -8843,6 +9254,7 @@
     </w:tblPr>
     <w:tblStylePr w:type="firstRow">
       <w:rPr>
+        <w:rFonts w:eastAsia="黑体"/>
         <w:sz w:val="24"/>
         <w:szCs w:val="24"/>
       </w:rPr>
@@ -8949,7 +9361,7 @@
       <w:spacing w:after="0" w:line="240" w:lineRule="auto"/>
     </w:pPr>
     <w:rPr>
-      <w:rFonts w:asciiTheme="majorHAnsi" w:cstheme="majorBidi" w:eastAsiaTheme="majorEastAsia" w:hAnsiTheme="majorHAnsi"/>
+      <w:rFonts w:asciiTheme="majorHAnsi" w:cstheme="majorBidi" w:hAnsiTheme="majorHAnsi" w:eastAsia="黑体"/>
       <w:color w:themeColor="text1" w:val="000000"/>
     </w:rPr>
     <w:tblPr>
@@ -8971,6 +9383,7 @@
     </w:tblPr>
     <w:tblStylePr w:type="firstRow">
       <w:rPr>
+        <w:rFonts w:eastAsia="黑体"/>
         <w:sz w:val="24"/>
         <w:szCs w:val="24"/>
       </w:rPr>
@@ -9077,7 +9490,7 @@
       <w:spacing w:after="0" w:line="240" w:lineRule="auto"/>
     </w:pPr>
     <w:rPr>
-      <w:rFonts w:asciiTheme="majorHAnsi" w:cstheme="majorBidi" w:eastAsiaTheme="majorEastAsia" w:hAnsiTheme="majorHAnsi"/>
+      <w:rFonts w:asciiTheme="majorHAnsi" w:cstheme="majorBidi" w:hAnsiTheme="majorHAnsi" w:eastAsia="黑体"/>
       <w:color w:themeColor="text1" w:val="000000"/>
     </w:rPr>
     <w:tblPr>
@@ -9099,6 +9512,7 @@
     </w:tblPr>
     <w:tblStylePr w:type="firstRow">
       <w:rPr>
+        <w:rFonts w:eastAsia="黑体"/>
         <w:sz w:val="24"/>
         <w:szCs w:val="24"/>
       </w:rPr>
@@ -9205,7 +9619,7 @@
       <w:spacing w:after="0" w:line="240" w:lineRule="auto"/>
     </w:pPr>
     <w:rPr>
-      <w:rFonts w:asciiTheme="majorHAnsi" w:cstheme="majorBidi" w:eastAsiaTheme="majorEastAsia" w:hAnsiTheme="majorHAnsi"/>
+      <w:rFonts w:asciiTheme="majorHAnsi" w:cstheme="majorBidi" w:hAnsiTheme="majorHAnsi" w:eastAsia="黑体"/>
       <w:color w:themeColor="text1" w:val="000000"/>
     </w:rPr>
     <w:tblPr>
@@ -9227,6 +9641,7 @@
     </w:tblPr>
     <w:tblStylePr w:type="firstRow">
       <w:rPr>
+        <w:rFonts w:eastAsia="黑体"/>
         <w:sz w:val="24"/>
         <w:szCs w:val="24"/>
       </w:rPr>
@@ -9333,7 +9748,7 @@
       <w:spacing w:after="0" w:line="240" w:lineRule="auto"/>
     </w:pPr>
     <w:rPr>
-      <w:rFonts w:asciiTheme="majorHAnsi" w:cstheme="majorBidi" w:eastAsiaTheme="majorEastAsia" w:hAnsiTheme="majorHAnsi"/>
+      <w:rFonts w:asciiTheme="majorHAnsi" w:cstheme="majorBidi" w:hAnsiTheme="majorHAnsi" w:eastAsia="黑体"/>
       <w:color w:themeColor="text1" w:val="000000"/>
     </w:rPr>
     <w:tblPr>
@@ -9355,6 +9770,7 @@
     </w:tblPr>
     <w:tblStylePr w:type="firstRow">
       <w:rPr>
+        <w:rFonts w:eastAsia="黑体"/>
         <w:sz w:val="24"/>
         <w:szCs w:val="24"/>
       </w:rPr>
@@ -9484,12 +9900,14 @@
     </w:tcPr>
     <w:tblStylePr w:type="firstRow">
       <w:rPr>
+        <w:rFonts w:eastAsia="黑体"/>
         <w:b/>
         <w:bCs/>
       </w:rPr>
     </w:tblStylePr>
     <w:tblStylePr w:type="lastRow">
       <w:rPr>
+        <w:rFonts w:eastAsia="黑体"/>
         <w:b/>
         <w:bCs/>
       </w:rPr>
@@ -9502,12 +9920,14 @@
     </w:tblStylePr>
     <w:tblStylePr w:type="firstCol">
       <w:rPr>
+        <w:rFonts w:eastAsia="黑体"/>
         <w:b/>
         <w:bCs/>
       </w:rPr>
     </w:tblStylePr>
     <w:tblStylePr w:type="lastCol">
       <w:rPr>
+        <w:rFonts w:eastAsia="黑体"/>
         <w:b/>
         <w:bCs/>
       </w:rPr>
@@ -9557,12 +9977,14 @@
     </w:tcPr>
     <w:tblStylePr w:type="firstRow">
       <w:rPr>
+        <w:rFonts w:eastAsia="黑体"/>
         <w:b/>
         <w:bCs/>
       </w:rPr>
     </w:tblStylePr>
     <w:tblStylePr w:type="lastRow">
       <w:rPr>
+        <w:rFonts w:eastAsia="黑体"/>
         <w:b/>
         <w:bCs/>
       </w:rPr>
@@ -9575,12 +9997,14 @@
     </w:tblStylePr>
     <w:tblStylePr w:type="firstCol">
       <w:rPr>
+        <w:rFonts w:eastAsia="黑体"/>
         <w:b/>
         <w:bCs/>
       </w:rPr>
     </w:tblStylePr>
     <w:tblStylePr w:type="lastCol">
       <w:rPr>
+        <w:rFonts w:eastAsia="黑体"/>
         <w:b/>
         <w:bCs/>
       </w:rPr>
@@ -9630,12 +10054,14 @@
     </w:tcPr>
     <w:tblStylePr w:type="firstRow">
       <w:rPr>
+        <w:rFonts w:eastAsia="黑体"/>
         <w:b/>
         <w:bCs/>
       </w:rPr>
     </w:tblStylePr>
     <w:tblStylePr w:type="lastRow">
       <w:rPr>
+        <w:rFonts w:eastAsia="黑体"/>
         <w:b/>
         <w:bCs/>
       </w:rPr>
@@ -9648,12 +10074,14 @@
     </w:tblStylePr>
     <w:tblStylePr w:type="firstCol">
       <w:rPr>
+        <w:rFonts w:eastAsia="黑体"/>
         <w:b/>
         <w:bCs/>
       </w:rPr>
     </w:tblStylePr>
     <w:tblStylePr w:type="lastCol">
       <w:rPr>
+        <w:rFonts w:eastAsia="黑体"/>
         <w:b/>
         <w:bCs/>
       </w:rPr>
@@ -9703,12 +10131,14 @@
     </w:tcPr>
     <w:tblStylePr w:type="firstRow">
       <w:rPr>
+        <w:rFonts w:eastAsia="黑体"/>
         <w:b/>
         <w:bCs/>
       </w:rPr>
     </w:tblStylePr>
     <w:tblStylePr w:type="lastRow">
       <w:rPr>
+        <w:rFonts w:eastAsia="黑体"/>
         <w:b/>
         <w:bCs/>
       </w:rPr>
@@ -9721,12 +10151,14 @@
     </w:tblStylePr>
     <w:tblStylePr w:type="firstCol">
       <w:rPr>
+        <w:rFonts w:eastAsia="黑体"/>
         <w:b/>
         <w:bCs/>
       </w:rPr>
     </w:tblStylePr>
     <w:tblStylePr w:type="lastCol">
       <w:rPr>
+        <w:rFonts w:eastAsia="黑体"/>
         <w:b/>
         <w:bCs/>
       </w:rPr>
@@ -9776,12 +10208,14 @@
     </w:tcPr>
     <w:tblStylePr w:type="firstRow">
       <w:rPr>
+        <w:rFonts w:eastAsia="黑体"/>
         <w:b/>
         <w:bCs/>
       </w:rPr>
     </w:tblStylePr>
     <w:tblStylePr w:type="lastRow">
       <w:rPr>
+        <w:rFonts w:eastAsia="黑体"/>
         <w:b/>
         <w:bCs/>
       </w:rPr>
@@ -9794,12 +10228,14 @@
     </w:tblStylePr>
     <w:tblStylePr w:type="firstCol">
       <w:rPr>
+        <w:rFonts w:eastAsia="黑体"/>
         <w:b/>
         <w:bCs/>
       </w:rPr>
     </w:tblStylePr>
     <w:tblStylePr w:type="lastCol">
       <w:rPr>
+        <w:rFonts w:eastAsia="黑体"/>
         <w:b/>
         <w:bCs/>
       </w:rPr>
@@ -9849,12 +10285,14 @@
     </w:tcPr>
     <w:tblStylePr w:type="firstRow">
       <w:rPr>
+        <w:rFonts w:eastAsia="黑体"/>
         <w:b/>
         <w:bCs/>
       </w:rPr>
     </w:tblStylePr>
     <w:tblStylePr w:type="lastRow">
       <w:rPr>
+        <w:rFonts w:eastAsia="黑体"/>
         <w:b/>
         <w:bCs/>
       </w:rPr>
@@ -9867,12 +10305,14 @@
     </w:tblStylePr>
     <w:tblStylePr w:type="firstCol">
       <w:rPr>
+        <w:rFonts w:eastAsia="黑体"/>
         <w:b/>
         <w:bCs/>
       </w:rPr>
     </w:tblStylePr>
     <w:tblStylePr w:type="lastCol">
       <w:rPr>
+        <w:rFonts w:eastAsia="黑体"/>
         <w:b/>
         <w:bCs/>
       </w:rPr>
@@ -9922,12 +10362,14 @@
     </w:tcPr>
     <w:tblStylePr w:type="firstRow">
       <w:rPr>
+        <w:rFonts w:eastAsia="黑体"/>
         <w:b/>
         <w:bCs/>
       </w:rPr>
     </w:tblStylePr>
     <w:tblStylePr w:type="lastRow">
       <w:rPr>
+        <w:rFonts w:eastAsia="黑体"/>
         <w:b/>
         <w:bCs/>
       </w:rPr>
@@ -9940,12 +10382,14 @@
     </w:tblStylePr>
     <w:tblStylePr w:type="firstCol">
       <w:rPr>
+        <w:rFonts w:eastAsia="黑体"/>
         <w:b/>
         <w:bCs/>
       </w:rPr>
     </w:tblStylePr>
     <w:tblStylePr w:type="lastCol">
       <w:rPr>
+        <w:rFonts w:eastAsia="黑体"/>
         <w:b/>
         <w:bCs/>
       </w:rPr>
@@ -9972,7 +10416,7 @@
       <w:spacing w:after="0" w:line="240" w:lineRule="auto"/>
     </w:pPr>
     <w:rPr>
-      <w:rFonts w:asciiTheme="majorHAnsi" w:cstheme="majorBidi" w:eastAsiaTheme="majorEastAsia" w:hAnsiTheme="majorHAnsi"/>
+      <w:rFonts w:asciiTheme="majorHAnsi" w:cstheme="majorBidi" w:hAnsiTheme="majorHAnsi" w:eastAsia="黑体"/>
       <w:color w:themeColor="text1" w:val="000000"/>
     </w:rPr>
     <w:tblPr>
@@ -9999,6 +10443,7 @@
     </w:tcPr>
     <w:tblStylePr w:type="firstRow">
       <w:rPr>
+        <w:rFonts w:eastAsia="黑体"/>
         <w:b/>
         <w:bCs/>
         <w:color w:themeColor="text1" w:val="000000"/>
@@ -10010,6 +10455,7 @@
     </w:tblStylePr>
     <w:tblStylePr w:type="lastRow">
       <w:rPr>
+        <w:rFonts w:eastAsia="黑体"/>
         <w:b/>
         <w:bCs/>
         <w:color w:themeColor="text1" w:val="000000"/>
@@ -10029,6 +10475,7 @@
     </w:tblStylePr>
     <w:tblStylePr w:type="firstCol">
       <w:rPr>
+        <w:rFonts w:eastAsia="黑体"/>
         <w:b/>
         <w:bCs/>
         <w:color w:themeColor="text1" w:val="000000"/>
@@ -10048,6 +10495,7 @@
     </w:tblStylePr>
     <w:tblStylePr w:type="lastCol">
       <w:rPr>
+        <w:rFonts w:eastAsia="黑体"/>
         <w:b w:val="0"/>
         <w:bCs w:val="0"/>
         <w:color w:themeColor="text1" w:val="000000"/>
@@ -10097,7 +10545,7 @@
       <w:spacing w:after="0" w:line="240" w:lineRule="auto"/>
     </w:pPr>
     <w:rPr>
-      <w:rFonts w:asciiTheme="majorHAnsi" w:cstheme="majorBidi" w:eastAsiaTheme="majorEastAsia" w:hAnsiTheme="majorHAnsi"/>
+      <w:rFonts w:asciiTheme="majorHAnsi" w:cstheme="majorBidi" w:hAnsiTheme="majorHAnsi" w:eastAsia="黑体"/>
       <w:color w:themeColor="text1" w:val="000000"/>
     </w:rPr>
     <w:tblPr>
@@ -10124,6 +10572,7 @@
     </w:tcPr>
     <w:tblStylePr w:type="firstRow">
       <w:rPr>
+        <w:rFonts w:eastAsia="黑体"/>
         <w:b/>
         <w:bCs/>
         <w:color w:themeColor="text1" w:val="000000"/>
@@ -10135,6 +10584,7 @@
     </w:tblStylePr>
     <w:tblStylePr w:type="lastRow">
       <w:rPr>
+        <w:rFonts w:eastAsia="黑体"/>
         <w:b/>
         <w:bCs/>
         <w:color w:themeColor="text1" w:val="000000"/>
@@ -10154,6 +10604,7 @@
     </w:tblStylePr>
     <w:tblStylePr w:type="firstCol">
       <w:rPr>
+        <w:rFonts w:eastAsia="黑体"/>
         <w:b/>
         <w:bCs/>
         <w:color w:themeColor="text1" w:val="000000"/>
@@ -10173,6 +10624,7 @@
     </w:tblStylePr>
     <w:tblStylePr w:type="lastCol">
       <w:rPr>
+        <w:rFonts w:eastAsia="黑体"/>
         <w:b w:val="0"/>
         <w:bCs w:val="0"/>
         <w:color w:themeColor="text1" w:val="000000"/>
@@ -10222,7 +10674,7 @@
       <w:spacing w:after="0" w:line="240" w:lineRule="auto"/>
     </w:pPr>
     <w:rPr>
-      <w:rFonts w:asciiTheme="majorHAnsi" w:cstheme="majorBidi" w:eastAsiaTheme="majorEastAsia" w:hAnsiTheme="majorHAnsi"/>
+      <w:rFonts w:asciiTheme="majorHAnsi" w:cstheme="majorBidi" w:hAnsiTheme="majorHAnsi" w:eastAsia="黑体"/>
       <w:color w:themeColor="text1" w:val="000000"/>
     </w:rPr>
     <w:tblPr>
@@ -10249,6 +10701,7 @@
     </w:tcPr>
     <w:tblStylePr w:type="firstRow">
       <w:rPr>
+        <w:rFonts w:eastAsia="黑体"/>
         <w:b/>
         <w:bCs/>
         <w:color w:themeColor="text1" w:val="000000"/>
@@ -10260,6 +10713,7 @@
     </w:tblStylePr>
     <w:tblStylePr w:type="lastRow">
       <w:rPr>
+        <w:rFonts w:eastAsia="黑体"/>
         <w:b/>
         <w:bCs/>
         <w:color w:themeColor="text1" w:val="000000"/>
@@ -10279,6 +10733,7 @@
     </w:tblStylePr>
     <w:tblStylePr w:type="firstCol">
       <w:rPr>
+        <w:rFonts w:eastAsia="黑体"/>
         <w:b/>
         <w:bCs/>
         <w:color w:themeColor="text1" w:val="000000"/>
@@ -10298,6 +10753,7 @@
     </w:tblStylePr>
     <w:tblStylePr w:type="lastCol">
       <w:rPr>
+        <w:rFonts w:eastAsia="黑体"/>
         <w:b w:val="0"/>
         <w:bCs w:val="0"/>
         <w:color w:themeColor="text1" w:val="000000"/>
@@ -10347,7 +10803,7 @@
       <w:spacing w:after="0" w:line="240" w:lineRule="auto"/>
     </w:pPr>
     <w:rPr>
-      <w:rFonts w:asciiTheme="majorHAnsi" w:cstheme="majorBidi" w:eastAsiaTheme="majorEastAsia" w:hAnsiTheme="majorHAnsi"/>
+      <w:rFonts w:asciiTheme="majorHAnsi" w:cstheme="majorBidi" w:hAnsiTheme="majorHAnsi" w:eastAsia="黑体"/>
       <w:color w:themeColor="text1" w:val="000000"/>
     </w:rPr>
     <w:tblPr>
@@ -10374,6 +10830,7 @@
     </w:tcPr>
     <w:tblStylePr w:type="firstRow">
       <w:rPr>
+        <w:rFonts w:eastAsia="黑体"/>
         <w:b/>
         <w:bCs/>
         <w:color w:themeColor="text1" w:val="000000"/>
@@ -10385,6 +10842,7 @@
     </w:tblStylePr>
     <w:tblStylePr w:type="lastRow">
       <w:rPr>
+        <w:rFonts w:eastAsia="黑体"/>
         <w:b/>
         <w:bCs/>
         <w:color w:themeColor="text1" w:val="000000"/>
@@ -10404,6 +10862,7 @@
     </w:tblStylePr>
     <w:tblStylePr w:type="firstCol">
       <w:rPr>
+        <w:rFonts w:eastAsia="黑体"/>
         <w:b/>
         <w:bCs/>
         <w:color w:themeColor="text1" w:val="000000"/>
@@ -10423,6 +10882,7 @@
     </w:tblStylePr>
     <w:tblStylePr w:type="lastCol">
       <w:rPr>
+        <w:rFonts w:eastAsia="黑体"/>
         <w:b w:val="0"/>
         <w:bCs w:val="0"/>
         <w:color w:themeColor="text1" w:val="000000"/>
@@ -10472,7 +10932,7 @@
       <w:spacing w:after="0" w:line="240" w:lineRule="auto"/>
     </w:pPr>
     <w:rPr>
-      <w:rFonts w:asciiTheme="majorHAnsi" w:cstheme="majorBidi" w:eastAsiaTheme="majorEastAsia" w:hAnsiTheme="majorHAnsi"/>
+      <w:rFonts w:asciiTheme="majorHAnsi" w:cstheme="majorBidi" w:hAnsiTheme="majorHAnsi" w:eastAsia="黑体"/>
       <w:color w:themeColor="text1" w:val="000000"/>
     </w:rPr>
     <w:tblPr>
@@ -10499,6 +10959,7 @@
     </w:tcPr>
     <w:tblStylePr w:type="firstRow">
       <w:rPr>
+        <w:rFonts w:eastAsia="黑体"/>
         <w:b/>
         <w:bCs/>
         <w:color w:themeColor="text1" w:val="000000"/>
@@ -10510,6 +10971,7 @@
     </w:tblStylePr>
     <w:tblStylePr w:type="lastRow">
       <w:rPr>
+        <w:rFonts w:eastAsia="黑体"/>
         <w:b/>
         <w:bCs/>
         <w:color w:themeColor="text1" w:val="000000"/>
@@ -10529,6 +10991,7 @@
     </w:tblStylePr>
     <w:tblStylePr w:type="firstCol">
       <w:rPr>
+        <w:rFonts w:eastAsia="黑体"/>
         <w:b/>
         <w:bCs/>
         <w:color w:themeColor="text1" w:val="000000"/>
@@ -10548,6 +11011,7 @@
     </w:tblStylePr>
     <w:tblStylePr w:type="lastCol">
       <w:rPr>
+        <w:rFonts w:eastAsia="黑体"/>
         <w:b w:val="0"/>
         <w:bCs w:val="0"/>
         <w:color w:themeColor="text1" w:val="000000"/>
@@ -10597,7 +11061,7 @@
       <w:spacing w:after="0" w:line="240" w:lineRule="auto"/>
     </w:pPr>
     <w:rPr>
-      <w:rFonts w:asciiTheme="majorHAnsi" w:cstheme="majorBidi" w:eastAsiaTheme="majorEastAsia" w:hAnsiTheme="majorHAnsi"/>
+      <w:rFonts w:asciiTheme="majorHAnsi" w:cstheme="majorBidi" w:hAnsiTheme="majorHAnsi" w:eastAsia="黑体"/>
       <w:color w:themeColor="text1" w:val="000000"/>
     </w:rPr>
     <w:tblPr>
@@ -10624,6 +11088,7 @@
     </w:tcPr>
     <w:tblStylePr w:type="firstRow">
       <w:rPr>
+        <w:rFonts w:eastAsia="黑体"/>
         <w:b/>
         <w:bCs/>
         <w:color w:themeColor="text1" w:val="000000"/>
@@ -10635,6 +11100,7 @@
     </w:tblStylePr>
     <w:tblStylePr w:type="lastRow">
       <w:rPr>
+        <w:rFonts w:eastAsia="黑体"/>
         <w:b/>
         <w:bCs/>
         <w:color w:themeColor="text1" w:val="000000"/>
@@ -10654,6 +11120,7 @@
     </w:tblStylePr>
     <w:tblStylePr w:type="firstCol">
       <w:rPr>
+        <w:rFonts w:eastAsia="黑体"/>
         <w:b/>
         <w:bCs/>
         <w:color w:themeColor="text1" w:val="000000"/>
@@ -10673,6 +11140,7 @@
     </w:tblStylePr>
     <w:tblStylePr w:type="lastCol">
       <w:rPr>
+        <w:rFonts w:eastAsia="黑体"/>
         <w:b w:val="0"/>
         <w:bCs w:val="0"/>
         <w:color w:themeColor="text1" w:val="000000"/>
@@ -10722,7 +11190,7 @@
       <w:spacing w:after="0" w:line="240" w:lineRule="auto"/>
     </w:pPr>
     <w:rPr>
-      <w:rFonts w:asciiTheme="majorHAnsi" w:cstheme="majorBidi" w:eastAsiaTheme="majorEastAsia" w:hAnsiTheme="majorHAnsi"/>
+      <w:rFonts w:asciiTheme="majorHAnsi" w:cstheme="majorBidi" w:hAnsiTheme="majorHAnsi" w:eastAsia="黑体"/>
       <w:color w:themeColor="text1" w:val="000000"/>
     </w:rPr>
     <w:tblPr>
@@ -10749,6 +11217,7 @@
     </w:tcPr>
     <w:tblStylePr w:type="firstRow">
       <w:rPr>
+        <w:rFonts w:eastAsia="黑体"/>
         <w:b/>
         <w:bCs/>
         <w:color w:themeColor="text1" w:val="000000"/>
@@ -10760,6 +11229,7 @@
     </w:tblStylePr>
     <w:tblStylePr w:type="lastRow">
       <w:rPr>
+        <w:rFonts w:eastAsia="黑体"/>
         <w:b/>
         <w:bCs/>
         <w:color w:themeColor="text1" w:val="000000"/>
@@ -10779,6 +11249,7 @@
     </w:tblStylePr>
     <w:tblStylePr w:type="firstCol">
       <w:rPr>
+        <w:rFonts w:eastAsia="黑体"/>
         <w:b/>
         <w:bCs/>
         <w:color w:themeColor="text1" w:val="000000"/>
@@ -10798,6 +11269,7 @@
     </w:tblStylePr>
     <w:tblStylePr w:type="lastCol">
       <w:rPr>
+        <w:rFonts w:eastAsia="黑体"/>
         <w:b w:val="0"/>
         <w:bCs w:val="0"/>
         <w:color w:themeColor="text1" w:val="000000"/>
@@ -10870,6 +11342,7 @@
     </w:tcPr>
     <w:tblStylePr w:type="firstRow">
       <w:rPr>
+        <w:rFonts w:eastAsia="黑体"/>
         <w:b/>
         <w:bCs/>
         <w:i w:val="0"/>
@@ -10891,6 +11364,7 @@
     </w:tblStylePr>
     <w:tblStylePr w:type="lastRow">
       <w:rPr>
+        <w:rFonts w:eastAsia="黑体"/>
         <w:b/>
         <w:bCs/>
         <w:i w:val="0"/>
@@ -10912,6 +11386,7 @@
     </w:tblStylePr>
     <w:tblStylePr w:type="firstCol">
       <w:rPr>
+        <w:rFonts w:eastAsia="黑体"/>
         <w:b/>
         <w:bCs/>
         <w:i w:val="0"/>
@@ -10931,6 +11406,7 @@
     </w:tblStylePr>
     <w:tblStylePr w:type="lastCol">
       <w:rPr>
+        <w:rFonts w:eastAsia="黑体"/>
         <w:b/>
         <w:bCs/>
         <w:i w:val="0"/>
@@ -11011,6 +11487,7 @@
     </w:tcPr>
     <w:tblStylePr w:type="firstRow">
       <w:rPr>
+        <w:rFonts w:eastAsia="黑体"/>
         <w:b/>
         <w:bCs/>
         <w:i w:val="0"/>
@@ -11032,6 +11509,7 @@
     </w:tblStylePr>
     <w:tblStylePr w:type="lastRow">
       <w:rPr>
+        <w:rFonts w:eastAsia="黑体"/>
         <w:b/>
         <w:bCs/>
         <w:i w:val="0"/>
@@ -11053,6 +11531,7 @@
     </w:tblStylePr>
     <w:tblStylePr w:type="firstCol">
       <w:rPr>
+        <w:rFonts w:eastAsia="黑体"/>
         <w:b/>
         <w:bCs/>
         <w:i w:val="0"/>
@@ -11072,6 +11551,7 @@
     </w:tblStylePr>
     <w:tblStylePr w:type="lastCol">
       <w:rPr>
+        <w:rFonts w:eastAsia="黑体"/>
         <w:b/>
         <w:bCs/>
         <w:i w:val="0"/>
@@ -11152,6 +11632,7 @@
     </w:tcPr>
     <w:tblStylePr w:type="firstRow">
       <w:rPr>
+        <w:rFonts w:eastAsia="黑体"/>
         <w:b/>
         <w:bCs/>
         <w:i w:val="0"/>
@@ -11173,6 +11654,7 @@
     </w:tblStylePr>
     <w:tblStylePr w:type="lastRow">
       <w:rPr>
+        <w:rFonts w:eastAsia="黑体"/>
         <w:b/>
         <w:bCs/>
         <w:i w:val="0"/>
@@ -11194,6 +11676,7 @@
     </w:tblStylePr>
     <w:tblStylePr w:type="firstCol">
       <w:rPr>
+        <w:rFonts w:eastAsia="黑体"/>
         <w:b/>
         <w:bCs/>
         <w:i w:val="0"/>
@@ -11213,6 +11696,7 @@
     </w:tblStylePr>
     <w:tblStylePr w:type="lastCol">
       <w:rPr>
+        <w:rFonts w:eastAsia="黑体"/>
         <w:b/>
         <w:bCs/>
         <w:i w:val="0"/>
@@ -11293,6 +11777,7 @@
     </w:tcPr>
     <w:tblStylePr w:type="firstRow">
       <w:rPr>
+        <w:rFonts w:eastAsia="黑体"/>
         <w:b/>
         <w:bCs/>
         <w:i w:val="0"/>
@@ -11314,6 +11799,7 @@
     </w:tblStylePr>
     <w:tblStylePr w:type="lastRow">
       <w:rPr>
+        <w:rFonts w:eastAsia="黑体"/>
         <w:b/>
         <w:bCs/>
         <w:i w:val="0"/>
@@ -11335,6 +11821,7 @@
     </w:tblStylePr>
     <w:tblStylePr w:type="firstCol">
       <w:rPr>
+        <w:rFonts w:eastAsia="黑体"/>
         <w:b/>
         <w:bCs/>
         <w:i w:val="0"/>
@@ -11354,6 +11841,7 @@
     </w:tblStylePr>
     <w:tblStylePr w:type="lastCol">
       <w:rPr>
+        <w:rFonts w:eastAsia="黑体"/>
         <w:b/>
         <w:bCs/>
         <w:i w:val="0"/>
@@ -11434,6 +11922,7 @@
     </w:tcPr>
     <w:tblStylePr w:type="firstRow">
       <w:rPr>
+        <w:rFonts w:eastAsia="黑体"/>
         <w:b/>
         <w:bCs/>
         <w:i w:val="0"/>
@@ -11455,6 +11944,7 @@
     </w:tblStylePr>
     <w:tblStylePr w:type="lastRow">
       <w:rPr>
+        <w:rFonts w:eastAsia="黑体"/>
         <w:b/>
         <w:bCs/>
         <w:i w:val="0"/>
@@ -11476,6 +11966,7 @@
     </w:tblStylePr>
     <w:tblStylePr w:type="firstCol">
       <w:rPr>
+        <w:rFonts w:eastAsia="黑体"/>
         <w:b/>
         <w:bCs/>
         <w:i w:val="0"/>
@@ -11495,6 +11986,7 @@
     </w:tblStylePr>
     <w:tblStylePr w:type="lastCol">
       <w:rPr>
+        <w:rFonts w:eastAsia="黑体"/>
         <w:b/>
         <w:bCs/>
         <w:i w:val="0"/>
@@ -11575,6 +12067,7 @@
     </w:tcPr>
     <w:tblStylePr w:type="firstRow">
       <w:rPr>
+        <w:rFonts w:eastAsia="黑体"/>
         <w:b/>
         <w:bCs/>
         <w:i w:val="0"/>
@@ -11596,6 +12089,7 @@
     </w:tblStylePr>
     <w:tblStylePr w:type="lastRow">
       <w:rPr>
+        <w:rFonts w:eastAsia="黑体"/>
         <w:b/>
         <w:bCs/>
         <w:i w:val="0"/>
@@ -11617,6 +12111,7 @@
     </w:tblStylePr>
     <w:tblStylePr w:type="firstCol">
       <w:rPr>
+        <w:rFonts w:eastAsia="黑体"/>
         <w:b/>
         <w:bCs/>
         <w:i w:val="0"/>
@@ -11636,6 +12131,7 @@
     </w:tblStylePr>
     <w:tblStylePr w:type="lastCol">
       <w:rPr>
+        <w:rFonts w:eastAsia="黑体"/>
         <w:b/>
         <w:bCs/>
         <w:i w:val="0"/>
@@ -11716,6 +12212,7 @@
     </w:tcPr>
     <w:tblStylePr w:type="firstRow">
       <w:rPr>
+        <w:rFonts w:eastAsia="黑体"/>
         <w:b/>
         <w:bCs/>
         <w:i w:val="0"/>
@@ -11737,6 +12234,7 @@
     </w:tblStylePr>
     <w:tblStylePr w:type="lastRow">
       <w:rPr>
+        <w:rFonts w:eastAsia="黑体"/>
         <w:b/>
         <w:bCs/>
         <w:i w:val="0"/>
@@ -11758,6 +12256,7 @@
     </w:tblStylePr>
     <w:tblStylePr w:type="firstCol">
       <w:rPr>
+        <w:rFonts w:eastAsia="黑体"/>
         <w:b/>
         <w:bCs/>
         <w:i w:val="0"/>
@@ -11777,6 +12276,7 @@
     </w:tblStylePr>
     <w:tblStylePr w:type="lastCol">
       <w:rPr>
+        <w:rFonts w:eastAsia="黑体"/>
         <w:b/>
         <w:bCs/>
         <w:i w:val="0"/>
@@ -11834,6 +12334,7 @@
       <w:spacing w:after="0" w:line="240" w:lineRule="auto"/>
     </w:pPr>
     <w:rPr>
+      <w:rFonts w:eastAsia="黑体"/>
       <w:color w:themeColor="background1" w:val="FFFFFF"/>
     </w:rPr>
     <w:tblPr>
@@ -11852,6 +12353,7 @@
     </w:tcPr>
     <w:tblStylePr w:type="firstRow">
       <w:rPr>
+        <w:rFonts w:eastAsia="黑体"/>
         <w:b/>
         <w:bCs/>
       </w:rPr>
@@ -11948,6 +12450,7 @@
       <w:spacing w:after="0" w:line="240" w:lineRule="auto"/>
     </w:pPr>
     <w:rPr>
+      <w:rFonts w:eastAsia="黑体"/>
       <w:color w:themeColor="background1" w:val="FFFFFF"/>
     </w:rPr>
     <w:tblPr>
@@ -11966,6 +12469,7 @@
     </w:tcPr>
     <w:tblStylePr w:type="firstRow">
       <w:rPr>
+        <w:rFonts w:eastAsia="黑体"/>
         <w:b/>
         <w:bCs/>
       </w:rPr>
@@ -12062,6 +12566,7 @@
       <w:spacing w:after="0" w:line="240" w:lineRule="auto"/>
     </w:pPr>
     <w:rPr>
+      <w:rFonts w:eastAsia="黑体"/>
       <w:color w:themeColor="background1" w:val="FFFFFF"/>
     </w:rPr>
     <w:tblPr>
@@ -12080,6 +12585,7 @@
     </w:tcPr>
     <w:tblStylePr w:type="firstRow">
       <w:rPr>
+        <w:rFonts w:eastAsia="黑体"/>
         <w:b/>
         <w:bCs/>
       </w:rPr>
@@ -12176,6 +12682,7 @@
       <w:spacing w:after="0" w:line="240" w:lineRule="auto"/>
     </w:pPr>
     <w:rPr>
+      <w:rFonts w:eastAsia="黑体"/>
       <w:color w:themeColor="background1" w:val="FFFFFF"/>
     </w:rPr>
     <w:tblPr>
@@ -12194,6 +12701,7 @@
     </w:tcPr>
     <w:tblStylePr w:type="firstRow">
       <w:rPr>
+        <w:rFonts w:eastAsia="黑体"/>
         <w:b/>
         <w:bCs/>
       </w:rPr>
@@ -12290,6 +12798,7 @@
       <w:spacing w:after="0" w:line="240" w:lineRule="auto"/>
     </w:pPr>
     <w:rPr>
+      <w:rFonts w:eastAsia="黑体"/>
       <w:color w:themeColor="background1" w:val="FFFFFF"/>
     </w:rPr>
     <w:tblPr>
@@ -12308,6 +12817,7 @@
     </w:tcPr>
     <w:tblStylePr w:type="firstRow">
       <w:rPr>
+        <w:rFonts w:eastAsia="黑体"/>
         <w:b/>
         <w:bCs/>
       </w:rPr>
@@ -12404,6 +12914,7 @@
       <w:spacing w:after="0" w:line="240" w:lineRule="auto"/>
     </w:pPr>
     <w:rPr>
+      <w:rFonts w:eastAsia="黑体"/>
       <w:color w:themeColor="background1" w:val="FFFFFF"/>
     </w:rPr>
     <w:tblPr>
@@ -12422,6 +12933,7 @@
     </w:tcPr>
     <w:tblStylePr w:type="firstRow">
       <w:rPr>
+        <w:rFonts w:eastAsia="黑体"/>
         <w:b/>
         <w:bCs/>
       </w:rPr>
@@ -12518,6 +13030,7 @@
       <w:spacing w:after="0" w:line="240" w:lineRule="auto"/>
     </w:pPr>
     <w:rPr>
+      <w:rFonts w:eastAsia="黑体"/>
       <w:color w:themeColor="background1" w:val="FFFFFF"/>
     </w:rPr>
     <w:tblPr>
@@ -12536,6 +13049,7 @@
     </w:tcPr>
     <w:tblStylePr w:type="firstRow">
       <w:rPr>
+        <w:rFonts w:eastAsia="黑体"/>
         <w:b/>
         <w:bCs/>
       </w:rPr>
@@ -12632,6 +13146,7 @@
       <w:spacing w:after="0" w:line="240" w:lineRule="auto"/>
     </w:pPr>
     <w:rPr>
+      <w:rFonts w:eastAsia="黑体"/>
       <w:color w:themeColor="text1" w:val="000000"/>
     </w:rPr>
     <w:tblPr>
@@ -12658,6 +13173,7 @@
     </w:tcPr>
     <w:tblStylePr w:type="firstRow">
       <w:rPr>
+        <w:rFonts w:eastAsia="黑体"/>
         <w:b/>
         <w:bCs/>
       </w:rPr>
@@ -12676,6 +13192,7 @@
     </w:tblStylePr>
     <w:tblStylePr w:type="lastRow">
       <w:rPr>
+        <w:rFonts w:eastAsia="黑体"/>
         <w:b/>
         <w:bCs/>
         <w:color w:themeColor="background1" w:val="FFFFFF"/>
@@ -12690,6 +13207,7 @@
     </w:tblStylePr>
     <w:tblStylePr w:type="firstCol">
       <w:rPr>
+        <w:rFonts w:eastAsia="黑体"/>
         <w:color w:themeColor="background1" w:val="FFFFFF"/>
       </w:rPr>
       <w:tblPr/>
@@ -12707,6 +13225,7 @@
     </w:tblStylePr>
     <w:tblStylePr w:type="lastCol">
       <w:rPr>
+        <w:rFonts w:eastAsia="黑体"/>
         <w:color w:themeColor="background1" w:val="FFFFFF"/>
       </w:rPr>
       <w:tblPr/>
@@ -12736,11 +13255,13 @@
     </w:tblStylePr>
     <w:tblStylePr w:type="neCell">
       <w:rPr>
+        <w:rFonts w:eastAsia="黑体"/>
         <w:color w:themeColor="text1" w:val="000000"/>
       </w:rPr>
     </w:tblStylePr>
     <w:tblStylePr w:type="nwCell">
       <w:rPr>
+        <w:rFonts w:eastAsia="黑体"/>
         <w:color w:themeColor="text1" w:val="000000"/>
       </w:rPr>
     </w:tblStylePr>
@@ -12754,6 +13275,7 @@
       <w:spacing w:after="0" w:line="240" w:lineRule="auto"/>
     </w:pPr>
     <w:rPr>
+      <w:rFonts w:eastAsia="黑体"/>
       <w:color w:themeColor="text1" w:val="000000"/>
     </w:rPr>
     <w:tblPr>
@@ -12780,6 +13302,7 @@
     </w:tcPr>
     <w:tblStylePr w:type="firstRow">
       <w:rPr>
+        <w:rFonts w:eastAsia="黑体"/>
         <w:b/>
         <w:bCs/>
       </w:rPr>
@@ -12798,6 +13321,7 @@
     </w:tblStylePr>
     <w:tblStylePr w:type="lastRow">
       <w:rPr>
+        <w:rFonts w:eastAsia="黑体"/>
         <w:b/>
         <w:bCs/>
         <w:color w:themeColor="background1" w:val="FFFFFF"/>
@@ -12812,6 +13336,7 @@
     </w:tblStylePr>
     <w:tblStylePr w:type="firstCol">
       <w:rPr>
+        <w:rFonts w:eastAsia="黑体"/>
         <w:color w:themeColor="background1" w:val="FFFFFF"/>
       </w:rPr>
       <w:tblPr/>
@@ -12829,6 +13354,7 @@
     </w:tblStylePr>
     <w:tblStylePr w:type="lastCol">
       <w:rPr>
+        <w:rFonts w:eastAsia="黑体"/>
         <w:color w:themeColor="background1" w:val="FFFFFF"/>
       </w:rPr>
       <w:tblPr/>
@@ -12858,11 +13384,13 @@
     </w:tblStylePr>
     <w:tblStylePr w:type="neCell">
       <w:rPr>
+        <w:rFonts w:eastAsia="黑体"/>
         <w:color w:themeColor="text1" w:val="000000"/>
       </w:rPr>
     </w:tblStylePr>
     <w:tblStylePr w:type="nwCell">
       <w:rPr>
+        <w:rFonts w:eastAsia="黑体"/>
         <w:color w:themeColor="text1" w:val="000000"/>
       </w:rPr>
     </w:tblStylePr>
@@ -12876,6 +13404,7 @@
       <w:spacing w:after="0" w:line="240" w:lineRule="auto"/>
     </w:pPr>
     <w:rPr>
+      <w:rFonts w:eastAsia="黑体"/>
       <w:color w:themeColor="text1" w:val="000000"/>
     </w:rPr>
     <w:tblPr>
@@ -12902,6 +13431,7 @@
     </w:tcPr>
     <w:tblStylePr w:type="firstRow">
       <w:rPr>
+        <w:rFonts w:eastAsia="黑体"/>
         <w:b/>
         <w:bCs/>
       </w:rPr>
@@ -12920,6 +13450,7 @@
     </w:tblStylePr>
     <w:tblStylePr w:type="lastRow">
       <w:rPr>
+        <w:rFonts w:eastAsia="黑体"/>
         <w:b/>
         <w:bCs/>
         <w:color w:themeColor="background1" w:val="FFFFFF"/>
@@ -12934,6 +13465,7 @@
     </w:tblStylePr>
     <w:tblStylePr w:type="firstCol">
       <w:rPr>
+        <w:rFonts w:eastAsia="黑体"/>
         <w:color w:themeColor="background1" w:val="FFFFFF"/>
       </w:rPr>
       <w:tblPr/>
@@ -12951,6 +13483,7 @@
     </w:tblStylePr>
     <w:tblStylePr w:type="lastCol">
       <w:rPr>
+        <w:rFonts w:eastAsia="黑体"/>
         <w:color w:themeColor="background1" w:val="FFFFFF"/>
       </w:rPr>
       <w:tblPr/>
@@ -12980,11 +13513,13 @@
     </w:tblStylePr>
     <w:tblStylePr w:type="neCell">
       <w:rPr>
+        <w:rFonts w:eastAsia="黑体"/>
         <w:color w:themeColor="text1" w:val="000000"/>
       </w:rPr>
     </w:tblStylePr>
     <w:tblStylePr w:type="nwCell">
       <w:rPr>
+        <w:rFonts w:eastAsia="黑体"/>
         <w:color w:themeColor="text1" w:val="000000"/>
       </w:rPr>
     </w:tblStylePr>
@@ -12998,6 +13533,7 @@
       <w:spacing w:after="0" w:line="240" w:lineRule="auto"/>
     </w:pPr>
     <w:rPr>
+      <w:rFonts w:eastAsia="黑体"/>
       <w:color w:themeColor="text1" w:val="000000"/>
     </w:rPr>
     <w:tblPr>
@@ -13024,6 +13560,7 @@
     </w:tcPr>
     <w:tblStylePr w:type="firstRow">
       <w:rPr>
+        <w:rFonts w:eastAsia="黑体"/>
         <w:b/>
         <w:bCs/>
       </w:rPr>
@@ -13042,6 +13579,7 @@
     </w:tblStylePr>
     <w:tblStylePr w:type="lastRow">
       <w:rPr>
+        <w:rFonts w:eastAsia="黑体"/>
         <w:b/>
         <w:bCs/>
         <w:color w:themeColor="background1" w:val="FFFFFF"/>
@@ -13056,6 +13594,7 @@
     </w:tblStylePr>
     <w:tblStylePr w:type="firstCol">
       <w:rPr>
+        <w:rFonts w:eastAsia="黑体"/>
         <w:color w:themeColor="background1" w:val="FFFFFF"/>
       </w:rPr>
       <w:tblPr/>
@@ -13073,6 +13612,7 @@
     </w:tblStylePr>
     <w:tblStylePr w:type="lastCol">
       <w:rPr>
+        <w:rFonts w:eastAsia="黑体"/>
         <w:color w:themeColor="background1" w:val="FFFFFF"/>
       </w:rPr>
       <w:tblPr/>
@@ -13110,6 +13650,7 @@
       <w:spacing w:after="0" w:line="240" w:lineRule="auto"/>
     </w:pPr>
     <w:rPr>
+      <w:rFonts w:eastAsia="黑体"/>
       <w:color w:themeColor="text1" w:val="000000"/>
     </w:rPr>
     <w:tblPr>
@@ -13136,6 +13677,7 @@
     </w:tcPr>
     <w:tblStylePr w:type="firstRow">
       <w:rPr>
+        <w:rFonts w:eastAsia="黑体"/>
         <w:b/>
         <w:bCs/>
       </w:rPr>
@@ -13154,6 +13696,7 @@
     </w:tblStylePr>
     <w:tblStylePr w:type="lastRow">
       <w:rPr>
+        <w:rFonts w:eastAsia="黑体"/>
         <w:b/>
         <w:bCs/>
         <w:color w:themeColor="background1" w:val="FFFFFF"/>
@@ -13168,6 +13711,7 @@
     </w:tblStylePr>
     <w:tblStylePr w:type="firstCol">
       <w:rPr>
+        <w:rFonts w:eastAsia="黑体"/>
         <w:color w:themeColor="background1" w:val="FFFFFF"/>
       </w:rPr>
       <w:tblPr/>
@@ -13185,6 +13729,7 @@
     </w:tblStylePr>
     <w:tblStylePr w:type="lastCol">
       <w:rPr>
+        <w:rFonts w:eastAsia="黑体"/>
         <w:color w:themeColor="background1" w:val="FFFFFF"/>
       </w:rPr>
       <w:tblPr/>
@@ -13214,11 +13759,13 @@
     </w:tblStylePr>
     <w:tblStylePr w:type="neCell">
       <w:rPr>
+        <w:rFonts w:eastAsia="黑体"/>
         <w:color w:themeColor="text1" w:val="000000"/>
       </w:rPr>
     </w:tblStylePr>
     <w:tblStylePr w:type="nwCell">
       <w:rPr>
+        <w:rFonts w:eastAsia="黑体"/>
         <w:color w:themeColor="text1" w:val="000000"/>
       </w:rPr>
     </w:tblStylePr>
@@ -13232,6 +13779,7 @@
       <w:spacing w:after="0" w:line="240" w:lineRule="auto"/>
     </w:pPr>
     <w:rPr>
+      <w:rFonts w:eastAsia="黑体"/>
       <w:color w:themeColor="text1" w:val="000000"/>
     </w:rPr>
     <w:tblPr>
@@ -13258,6 +13806,7 @@
     </w:tcPr>
     <w:tblStylePr w:type="firstRow">
       <w:rPr>
+        <w:rFonts w:eastAsia="黑体"/>
         <w:b/>
         <w:bCs/>
       </w:rPr>
@@ -13276,6 +13825,7 @@
     </w:tblStylePr>
     <w:tblStylePr w:type="lastRow">
       <w:rPr>
+        <w:rFonts w:eastAsia="黑体"/>
         <w:b/>
         <w:bCs/>
         <w:color w:themeColor="background1" w:val="FFFFFF"/>
@@ -13290,6 +13840,7 @@
     </w:tblStylePr>
     <w:tblStylePr w:type="firstCol">
       <w:rPr>
+        <w:rFonts w:eastAsia="黑体"/>
         <w:color w:themeColor="background1" w:val="FFFFFF"/>
       </w:rPr>
       <w:tblPr/>
@@ -13307,6 +13858,7 @@
     </w:tblStylePr>
     <w:tblStylePr w:type="lastCol">
       <w:rPr>
+        <w:rFonts w:eastAsia="黑体"/>
         <w:color w:themeColor="background1" w:val="FFFFFF"/>
       </w:rPr>
       <w:tblPr/>
@@ -13336,11 +13888,13 @@
     </w:tblStylePr>
     <w:tblStylePr w:type="neCell">
       <w:rPr>
+        <w:rFonts w:eastAsia="黑体"/>
         <w:color w:themeColor="text1" w:val="000000"/>
       </w:rPr>
     </w:tblStylePr>
     <w:tblStylePr w:type="nwCell">
       <w:rPr>
+        <w:rFonts w:eastAsia="黑体"/>
         <w:color w:themeColor="text1" w:val="000000"/>
       </w:rPr>
     </w:tblStylePr>
@@ -13354,6 +13908,7 @@
       <w:spacing w:after="0" w:line="240" w:lineRule="auto"/>
     </w:pPr>
     <w:rPr>
+      <w:rFonts w:eastAsia="黑体"/>
       <w:color w:themeColor="text1" w:val="000000"/>
     </w:rPr>
     <w:tblPr>
@@ -13380,6 +13935,7 @@
     </w:tcPr>
     <w:tblStylePr w:type="firstRow">
       <w:rPr>
+        <w:rFonts w:eastAsia="黑体"/>
         <w:b/>
         <w:bCs/>
       </w:rPr>
@@ -13398,6 +13954,7 @@
     </w:tblStylePr>
     <w:tblStylePr w:type="lastRow">
       <w:rPr>
+        <w:rFonts w:eastAsia="黑体"/>
         <w:b/>
         <w:bCs/>
         <w:color w:themeColor="background1" w:val="FFFFFF"/>
@@ -13412,6 +13969,7 @@
     </w:tblStylePr>
     <w:tblStylePr w:type="firstCol">
       <w:rPr>
+        <w:rFonts w:eastAsia="黑体"/>
         <w:color w:themeColor="background1" w:val="FFFFFF"/>
       </w:rPr>
       <w:tblPr/>
@@ -13429,6 +13987,7 @@
     </w:tblStylePr>
     <w:tblStylePr w:type="lastCol">
       <w:rPr>
+        <w:rFonts w:eastAsia="黑体"/>
         <w:color w:themeColor="background1" w:val="FFFFFF"/>
       </w:rPr>
       <w:tblPr/>
@@ -13458,11 +14017,13 @@
     </w:tblStylePr>
     <w:tblStylePr w:type="neCell">
       <w:rPr>
+        <w:rFonts w:eastAsia="黑体"/>
         <w:color w:themeColor="text1" w:val="000000"/>
       </w:rPr>
     </w:tblStylePr>
     <w:tblStylePr w:type="nwCell">
       <w:rPr>
+        <w:rFonts w:eastAsia="黑体"/>
         <w:color w:themeColor="text1" w:val="000000"/>
       </w:rPr>
     </w:tblStylePr>
@@ -13476,6 +14037,7 @@
       <w:spacing w:after="0" w:line="240" w:lineRule="auto"/>
     </w:pPr>
     <w:rPr>
+      <w:rFonts w:eastAsia="黑体"/>
       <w:color w:themeColor="text1" w:val="000000"/>
     </w:rPr>
     <w:tblPr>
@@ -13494,6 +14056,7 @@
     </w:tcPr>
     <w:tblStylePr w:type="firstRow">
       <w:rPr>
+        <w:rFonts w:eastAsia="黑体"/>
         <w:b/>
         <w:bCs/>
         <w:color w:themeColor="background1" w:val="FFFFFF"/>
@@ -13508,6 +14071,7 @@
     </w:tblStylePr>
     <w:tblStylePr w:type="lastRow">
       <w:rPr>
+        <w:rFonts w:eastAsia="黑体"/>
         <w:b/>
         <w:bCs/>
         <w:color w:themeColor="accent2" w:themeShade="CC" w:val="9E3A38"/>
@@ -13522,12 +14086,14 @@
     </w:tblStylePr>
     <w:tblStylePr w:type="firstCol">
       <w:rPr>
+        <w:rFonts w:eastAsia="黑体"/>
         <w:b/>
         <w:bCs/>
       </w:rPr>
     </w:tblStylePr>
     <w:tblStylePr w:type="lastCol">
       <w:rPr>
+        <w:rFonts w:eastAsia="黑体"/>
         <w:b/>
         <w:bCs/>
       </w:rPr>
@@ -13562,6 +14128,7 @@
       <w:spacing w:after="0" w:line="240" w:lineRule="auto"/>
     </w:pPr>
     <w:rPr>
+      <w:rFonts w:eastAsia="黑体"/>
       <w:color w:themeColor="text1" w:val="000000"/>
     </w:rPr>
     <w:tblPr>
@@ -13580,6 +14147,7 @@
     </w:tcPr>
     <w:tblStylePr w:type="firstRow">
       <w:rPr>
+        <w:rFonts w:eastAsia="黑体"/>
         <w:b/>
         <w:bCs/>
         <w:color w:themeColor="background1" w:val="FFFFFF"/>
@@ -13594,6 +14162,7 @@
     </w:tblStylePr>
     <w:tblStylePr w:type="lastRow">
       <w:rPr>
+        <w:rFonts w:eastAsia="黑体"/>
         <w:b/>
         <w:bCs/>
         <w:color w:themeColor="accent2" w:themeShade="CC" w:val="9E3A38"/>
@@ -13608,12 +14177,14 @@
     </w:tblStylePr>
     <w:tblStylePr w:type="firstCol">
       <w:rPr>
+        <w:rFonts w:eastAsia="黑体"/>
         <w:b/>
         <w:bCs/>
       </w:rPr>
     </w:tblStylePr>
     <w:tblStylePr w:type="lastCol">
       <w:rPr>
+        <w:rFonts w:eastAsia="黑体"/>
         <w:b/>
         <w:bCs/>
       </w:rPr>
@@ -13648,6 +14219,7 @@
       <w:spacing w:after="0" w:line="240" w:lineRule="auto"/>
     </w:pPr>
     <w:rPr>
+      <w:rFonts w:eastAsia="黑体"/>
       <w:color w:themeColor="text1" w:val="000000"/>
     </w:rPr>
     <w:tblPr>
@@ -13666,6 +14238,7 @@
     </w:tcPr>
     <w:tblStylePr w:type="firstRow">
       <w:rPr>
+        <w:rFonts w:eastAsia="黑体"/>
         <w:b/>
         <w:bCs/>
         <w:color w:themeColor="background1" w:val="FFFFFF"/>
@@ -13680,6 +14253,7 @@
     </w:tblStylePr>
     <w:tblStylePr w:type="lastRow">
       <w:rPr>
+        <w:rFonts w:eastAsia="黑体"/>
         <w:b/>
         <w:bCs/>
         <w:color w:themeColor="accent2" w:themeShade="CC" w:val="9E3A38"/>
@@ -13694,12 +14268,14 @@
     </w:tblStylePr>
     <w:tblStylePr w:type="firstCol">
       <w:rPr>
+        <w:rFonts w:eastAsia="黑体"/>
         <w:b/>
         <w:bCs/>
       </w:rPr>
     </w:tblStylePr>
     <w:tblStylePr w:type="lastCol">
       <w:rPr>
+        <w:rFonts w:eastAsia="黑体"/>
         <w:b/>
         <w:bCs/>
       </w:rPr>
@@ -13734,6 +14310,7 @@
       <w:spacing w:after="0" w:line="240" w:lineRule="auto"/>
     </w:pPr>
     <w:rPr>
+      <w:rFonts w:eastAsia="黑体"/>
       <w:color w:themeColor="text1" w:val="000000"/>
     </w:rPr>
     <w:tblPr>
@@ -13752,6 +14329,7 @@
     </w:tcPr>
     <w:tblStylePr w:type="firstRow">
       <w:rPr>
+        <w:rFonts w:eastAsia="黑体"/>
         <w:b/>
         <w:bCs/>
         <w:color w:themeColor="background1" w:val="FFFFFF"/>
@@ -13766,6 +14344,7 @@
     </w:tblStylePr>
     <w:tblStylePr w:type="lastRow">
       <w:rPr>
+        <w:rFonts w:eastAsia="黑体"/>
         <w:b/>
         <w:bCs/>
         <w:color w:themeColor="accent4" w:themeShade="CC" w:val="664E82"/>
@@ -13780,12 +14359,14 @@
     </w:tblStylePr>
     <w:tblStylePr w:type="firstCol">
       <w:rPr>
+        <w:rFonts w:eastAsia="黑体"/>
         <w:b/>
         <w:bCs/>
       </w:rPr>
     </w:tblStylePr>
     <w:tblStylePr w:type="lastCol">
       <w:rPr>
+        <w:rFonts w:eastAsia="黑体"/>
         <w:b/>
         <w:bCs/>
       </w:rPr>
@@ -13820,6 +14401,7 @@
       <w:spacing w:after="0" w:line="240" w:lineRule="auto"/>
     </w:pPr>
     <w:rPr>
+      <w:rFonts w:eastAsia="黑体"/>
       <w:color w:themeColor="text1" w:val="000000"/>
     </w:rPr>
     <w:tblPr>
@@ -13838,6 +14420,7 @@
     </w:tcPr>
     <w:tblStylePr w:type="firstRow">
       <w:rPr>
+        <w:rFonts w:eastAsia="黑体"/>
         <w:b/>
         <w:bCs/>
         <w:color w:themeColor="background1" w:val="FFFFFF"/>
@@ -13852,6 +14435,7 @@
     </w:tblStylePr>
     <w:tblStylePr w:type="lastRow">
       <w:rPr>
+        <w:rFonts w:eastAsia="黑体"/>
         <w:b/>
         <w:bCs/>
         <w:color w:themeColor="accent3" w:themeShade="CC" w:val="7E9C40"/>
@@ -13866,12 +14450,14 @@
     </w:tblStylePr>
     <w:tblStylePr w:type="firstCol">
       <w:rPr>
+        <w:rFonts w:eastAsia="黑体"/>
         <w:b/>
         <w:bCs/>
       </w:rPr>
     </w:tblStylePr>
     <w:tblStylePr w:type="lastCol">
       <w:rPr>
+        <w:rFonts w:eastAsia="黑体"/>
         <w:b/>
         <w:bCs/>
       </w:rPr>
@@ -13906,6 +14492,7 @@
       <w:spacing w:after="0" w:line="240" w:lineRule="auto"/>
     </w:pPr>
     <w:rPr>
+      <w:rFonts w:eastAsia="黑体"/>
       <w:color w:themeColor="text1" w:val="000000"/>
     </w:rPr>
     <w:tblPr>
@@ -13924,6 +14511,7 @@
     </w:tcPr>
     <w:tblStylePr w:type="firstRow">
       <w:rPr>
+        <w:rFonts w:eastAsia="黑体"/>
         <w:b/>
         <w:bCs/>
         <w:color w:themeColor="background1" w:val="FFFFFF"/>
@@ -13938,6 +14526,7 @@
     </w:tblStylePr>
     <w:tblStylePr w:type="lastRow">
       <w:rPr>
+        <w:rFonts w:eastAsia="黑体"/>
         <w:b/>
         <w:bCs/>
         <w:color w:themeColor="accent6" w:themeShade="CC" w:val="F2730A"/>
@@ -13952,12 +14541,14 @@
     </w:tblStylePr>
     <w:tblStylePr w:type="firstCol">
       <w:rPr>
+        <w:rFonts w:eastAsia="黑体"/>
         <w:b/>
         <w:bCs/>
       </w:rPr>
     </w:tblStylePr>
     <w:tblStylePr w:type="lastCol">
       <w:rPr>
+        <w:rFonts w:eastAsia="黑体"/>
         <w:b/>
         <w:bCs/>
       </w:rPr>
@@ -13992,6 +14583,7 @@
       <w:spacing w:after="0" w:line="240" w:lineRule="auto"/>
     </w:pPr>
     <w:rPr>
+      <w:rFonts w:eastAsia="黑体"/>
       <w:color w:themeColor="text1" w:val="000000"/>
     </w:rPr>
     <w:tblPr>
@@ -14010,6 +14602,7 @@
     </w:tcPr>
     <w:tblStylePr w:type="firstRow">
       <w:rPr>
+        <w:rFonts w:eastAsia="黑体"/>
         <w:b/>
         <w:bCs/>
         <w:color w:themeColor="background1" w:val="FFFFFF"/>
@@ -14024,6 +14617,7 @@
     </w:tblStylePr>
     <w:tblStylePr w:type="lastRow">
       <w:rPr>
+        <w:rFonts w:eastAsia="黑体"/>
         <w:b/>
         <w:bCs/>
         <w:color w:themeColor="accent5" w:themeShade="CC" w:val="348DA5"/>
@@ -14038,12 +14632,14 @@
     </w:tblStylePr>
     <w:tblStylePr w:type="firstCol">
       <w:rPr>
+        <w:rFonts w:eastAsia="黑体"/>
         <w:b/>
         <w:bCs/>
       </w:rPr>
     </w:tblStylePr>
     <w:tblStylePr w:type="lastCol">
       <w:rPr>
+        <w:rFonts w:eastAsia="黑体"/>
         <w:b/>
         <w:bCs/>
       </w:rPr>
@@ -14078,6 +14674,7 @@
       <w:spacing w:after="0" w:line="240" w:lineRule="auto"/>
     </w:pPr>
     <w:rPr>
+      <w:rFonts w:eastAsia="黑体"/>
       <w:color w:themeColor="text1" w:val="000000"/>
     </w:rPr>
     <w:tblPr>
@@ -14099,6 +14696,7 @@
     </w:tcPr>
     <w:tblStylePr w:type="firstRow">
       <w:rPr>
+        <w:rFonts w:eastAsia="黑体"/>
         <w:b/>
         <w:bCs/>
       </w:rPr>
@@ -14109,6 +14707,7 @@
     </w:tblStylePr>
     <w:tblStylePr w:type="lastRow">
       <w:rPr>
+        <w:rFonts w:eastAsia="黑体"/>
         <w:b/>
         <w:bCs/>
         <w:color w:themeColor="text1" w:val="000000"/>
@@ -14120,6 +14719,7 @@
     </w:tblStylePr>
     <w:tblStylePr w:type="firstCol">
       <w:rPr>
+        <w:rFonts w:eastAsia="黑体"/>
         <w:color w:themeColor="background1" w:val="FFFFFF"/>
       </w:rPr>
       <w:tblPr/>
@@ -14129,6 +14729,7 @@
     </w:tblStylePr>
     <w:tblStylePr w:type="lastCol">
       <w:rPr>
+        <w:rFonts w:eastAsia="黑体"/>
         <w:color w:themeColor="background1" w:val="FFFFFF"/>
       </w:rPr>
       <w:tblPr/>
@@ -14158,6 +14759,7 @@
       <w:spacing w:after="0" w:line="240" w:lineRule="auto"/>
     </w:pPr>
     <w:rPr>
+      <w:rFonts w:eastAsia="黑体"/>
       <w:color w:themeColor="text1" w:val="000000"/>
     </w:rPr>
     <w:tblPr>
@@ -14179,6 +14781,7 @@
     </w:tcPr>
     <w:tblStylePr w:type="firstRow">
       <w:rPr>
+        <w:rFonts w:eastAsia="黑体"/>
         <w:b/>
         <w:bCs/>
       </w:rPr>
@@ -14189,6 +14792,7 @@
     </w:tblStylePr>
     <w:tblStylePr w:type="lastRow">
       <w:rPr>
+        <w:rFonts w:eastAsia="黑体"/>
         <w:b/>
         <w:bCs/>
         <w:color w:themeColor="text1" w:val="000000"/>
@@ -14200,6 +14804,7 @@
     </w:tblStylePr>
     <w:tblStylePr w:type="firstCol">
       <w:rPr>
+        <w:rFonts w:eastAsia="黑体"/>
         <w:color w:themeColor="background1" w:val="FFFFFF"/>
       </w:rPr>
       <w:tblPr/>
@@ -14209,6 +14814,7 @@
     </w:tblStylePr>
     <w:tblStylePr w:type="lastCol">
       <w:rPr>
+        <w:rFonts w:eastAsia="黑体"/>
         <w:color w:themeColor="background1" w:val="FFFFFF"/>
       </w:rPr>
       <w:tblPr/>
@@ -14238,6 +14844,7 @@
       <w:spacing w:after="0" w:line="240" w:lineRule="auto"/>
     </w:pPr>
     <w:rPr>
+      <w:rFonts w:eastAsia="黑体"/>
       <w:color w:themeColor="text1" w:val="000000"/>
     </w:rPr>
     <w:tblPr>
@@ -14259,6 +14866,7 @@
     </w:tcPr>
     <w:tblStylePr w:type="firstRow">
       <w:rPr>
+        <w:rFonts w:eastAsia="黑体"/>
         <w:b/>
         <w:bCs/>
       </w:rPr>
@@ -14269,6 +14877,7 @@
     </w:tblStylePr>
     <w:tblStylePr w:type="lastRow">
       <w:rPr>
+        <w:rFonts w:eastAsia="黑体"/>
         <w:b/>
         <w:bCs/>
         <w:color w:themeColor="text1" w:val="000000"/>
@@ -14280,6 +14889,7 @@
     </w:tblStylePr>
     <w:tblStylePr w:type="firstCol">
       <w:rPr>
+        <w:rFonts w:eastAsia="黑体"/>
         <w:color w:themeColor="background1" w:val="FFFFFF"/>
       </w:rPr>
       <w:tblPr/>
@@ -14289,6 +14899,7 @@
     </w:tblStylePr>
     <w:tblStylePr w:type="lastCol">
       <w:rPr>
+        <w:rFonts w:eastAsia="黑体"/>
         <w:color w:themeColor="background1" w:val="FFFFFF"/>
       </w:rPr>
       <w:tblPr/>
@@ -14318,6 +14929,7 @@
       <w:spacing w:after="0" w:line="240" w:lineRule="auto"/>
     </w:pPr>
     <w:rPr>
+      <w:rFonts w:eastAsia="黑体"/>
       <w:color w:themeColor="text1" w:val="000000"/>
     </w:rPr>
     <w:tblPr>
@@ -14339,6 +14951,7 @@
     </w:tcPr>
     <w:tblStylePr w:type="firstRow">
       <w:rPr>
+        <w:rFonts w:eastAsia="黑体"/>
         <w:b/>
         <w:bCs/>
       </w:rPr>
@@ -14349,6 +14962,7 @@
     </w:tblStylePr>
     <w:tblStylePr w:type="lastRow">
       <w:rPr>
+        <w:rFonts w:eastAsia="黑体"/>
         <w:b/>
         <w:bCs/>
         <w:color w:themeColor="text1" w:val="000000"/>
@@ -14360,6 +14974,7 @@
     </w:tblStylePr>
     <w:tblStylePr w:type="firstCol">
       <w:rPr>
+        <w:rFonts w:eastAsia="黑体"/>
         <w:color w:themeColor="background1" w:val="FFFFFF"/>
       </w:rPr>
       <w:tblPr/>
@@ -14369,6 +14984,7 @@
     </w:tblStylePr>
     <w:tblStylePr w:type="lastCol">
       <w:rPr>
+        <w:rFonts w:eastAsia="黑体"/>
         <w:color w:themeColor="background1" w:val="FFFFFF"/>
       </w:rPr>
       <w:tblPr/>
@@ -14398,6 +15014,7 @@
       <w:spacing w:after="0" w:line="240" w:lineRule="auto"/>
     </w:pPr>
     <w:rPr>
+      <w:rFonts w:eastAsia="黑体"/>
       <w:color w:themeColor="text1" w:val="000000"/>
     </w:rPr>
     <w:tblPr>
@@ -14419,6 +15036,7 @@
     </w:tcPr>
     <w:tblStylePr w:type="firstRow">
       <w:rPr>
+        <w:rFonts w:eastAsia="黑体"/>
         <w:b/>
         <w:bCs/>
       </w:rPr>
@@ -14429,6 +15047,7 @@
     </w:tblStylePr>
     <w:tblStylePr w:type="lastRow">
       <w:rPr>
+        <w:rFonts w:eastAsia="黑体"/>
         <w:b/>
         <w:bCs/>
         <w:color w:themeColor="text1" w:val="000000"/>
@@ -14440,6 +15059,7 @@
     </w:tblStylePr>
     <w:tblStylePr w:type="firstCol">
       <w:rPr>
+        <w:rFonts w:eastAsia="黑体"/>
         <w:color w:themeColor="background1" w:val="FFFFFF"/>
       </w:rPr>
       <w:tblPr/>
@@ -14449,6 +15069,7 @@
     </w:tblStylePr>
     <w:tblStylePr w:type="lastCol">
       <w:rPr>
+        <w:rFonts w:eastAsia="黑体"/>
         <w:color w:themeColor="background1" w:val="FFFFFF"/>
       </w:rPr>
       <w:tblPr/>
@@ -14478,6 +15099,7 @@
       <w:spacing w:after="0" w:line="240" w:lineRule="auto"/>
     </w:pPr>
     <w:rPr>
+      <w:rFonts w:eastAsia="黑体"/>
       <w:color w:themeColor="text1" w:val="000000"/>
     </w:rPr>
     <w:tblPr>
@@ -14499,6 +15121,7 @@
     </w:tcPr>
     <w:tblStylePr w:type="firstRow">
       <w:rPr>
+        <w:rFonts w:eastAsia="黑体"/>
         <w:b/>
         <w:bCs/>
       </w:rPr>
@@ -14509,6 +15132,7 @@
     </w:tblStylePr>
     <w:tblStylePr w:type="lastRow">
       <w:rPr>
+        <w:rFonts w:eastAsia="黑体"/>
         <w:b/>
         <w:bCs/>
         <w:color w:themeColor="text1" w:val="000000"/>
@@ -14520,6 +15144,7 @@
     </w:tblStylePr>
     <w:tblStylePr w:type="firstCol">
       <w:rPr>
+        <w:rFonts w:eastAsia="黑体"/>
         <w:color w:themeColor="background1" w:val="FFFFFF"/>
       </w:rPr>
       <w:tblPr/>
@@ -14529,6 +15154,7 @@
     </w:tblStylePr>
     <w:tblStylePr w:type="lastCol">
       <w:rPr>
+        <w:rFonts w:eastAsia="黑体"/>
         <w:color w:themeColor="background1" w:val="FFFFFF"/>
       </w:rPr>
       <w:tblPr/>
@@ -14558,6 +15184,7 @@
       <w:spacing w:after="0" w:line="240" w:lineRule="auto"/>
     </w:pPr>
     <w:rPr>
+      <w:rFonts w:eastAsia="黑体"/>
       <w:color w:themeColor="text1" w:val="000000"/>
     </w:rPr>
     <w:tblPr>
@@ -14579,6 +15206,7 @@
     </w:tcPr>
     <w:tblStylePr w:type="firstRow">
       <w:rPr>
+        <w:rFonts w:eastAsia="黑体"/>
         <w:b/>
         <w:bCs/>
       </w:rPr>
@@ -14589,6 +15217,7 @@
     </w:tblStylePr>
     <w:tblStylePr w:type="lastRow">
       <w:rPr>
+        <w:rFonts w:eastAsia="黑体"/>
         <w:b/>
         <w:bCs/>
         <w:color w:themeColor="text1" w:val="000000"/>
@@ -14600,6 +15229,7 @@
     </w:tblStylePr>
     <w:tblStylePr w:type="firstCol">
       <w:rPr>
+        <w:rFonts w:eastAsia="黑体"/>
         <w:color w:themeColor="background1" w:val="FFFFFF"/>
       </w:rPr>
       <w:tblPr/>
@@ -14609,6 +15239,7 @@
     </w:tblStylePr>
     <w:tblStylePr w:type="lastCol">
       <w:rPr>
+        <w:rFonts w:eastAsia="黑体"/>
         <w:color w:themeColor="background1" w:val="FFFFFF"/>
       </w:rPr>
       <w:tblPr/>
@@ -14641,6 +15272,7 @@
     <w:name w:val="KeywordTok"/>
     <w:basedOn w:val="VerbatimChar"/>
     <w:rPr>
+      <w:rFonts w:eastAsia="黑体"/>
       <w:b/>
       <w:color w:val="007020"/>
     </w:rPr>
@@ -14649,6 +15281,7 @@
     <w:name w:val="DataTypeTok"/>
     <w:basedOn w:val="VerbatimChar"/>
     <w:rPr>
+      <w:rFonts w:eastAsia="黑体"/>
       <w:color w:val="902000"/>
     </w:rPr>
   </w:style>
@@ -14656,6 +15289,7 @@
     <w:name w:val="DecValTok"/>
     <w:basedOn w:val="VerbatimChar"/>
     <w:rPr>
+      <w:rFonts w:eastAsia="黑体"/>
       <w:color w:val="40a070"/>
     </w:rPr>
   </w:style>
@@ -14663,6 +15297,7 @@
     <w:name w:val="BaseNTok"/>
     <w:basedOn w:val="VerbatimChar"/>
     <w:rPr>
+      <w:rFonts w:eastAsia="黑体"/>
       <w:color w:val="40a070"/>
     </w:rPr>
   </w:style>
@@ -14670,6 +15305,7 @@
     <w:name w:val="FloatTok"/>
     <w:basedOn w:val="VerbatimChar"/>
     <w:rPr>
+      <w:rFonts w:eastAsia="黑体"/>
       <w:color w:val="40a070"/>
     </w:rPr>
   </w:style>
@@ -14677,6 +15313,7 @@
     <w:name w:val="ConstantTok"/>
     <w:basedOn w:val="VerbatimChar"/>
     <w:rPr>
+      <w:rFonts w:eastAsia="黑体"/>
       <w:color w:val="880000"/>
     </w:rPr>
   </w:style>
@@ -14684,6 +15321,7 @@
     <w:name w:val="CharTok"/>
     <w:basedOn w:val="VerbatimChar"/>
     <w:rPr>
+      <w:rFonts w:eastAsia="黑体"/>
       <w:color w:val="4070a0"/>
     </w:rPr>
   </w:style>
@@ -14691,6 +15329,7 @@
     <w:name w:val="SpecialCharTok"/>
     <w:basedOn w:val="VerbatimChar"/>
     <w:rPr>
+      <w:rFonts w:eastAsia="黑体"/>
       <w:color w:val="4070a0"/>
     </w:rPr>
   </w:style>
@@ -14698,6 +15337,7 @@
     <w:name w:val="StringTok"/>
     <w:basedOn w:val="VerbatimChar"/>
     <w:rPr>
+      <w:rFonts w:eastAsia="黑体"/>
       <w:color w:val="4070a0"/>
     </w:rPr>
   </w:style>
@@ -14705,6 +15345,7 @@
     <w:name w:val="VerbatimStringTok"/>
     <w:basedOn w:val="VerbatimChar"/>
     <w:rPr>
+      <w:rFonts w:eastAsia="黑体"/>
       <w:color w:val="4070a0"/>
     </w:rPr>
   </w:style>
@@ -14712,6 +15353,7 @@
     <w:name w:val="SpecialStringTok"/>
     <w:basedOn w:val="VerbatimChar"/>
     <w:rPr>
+      <w:rFonts w:eastAsia="黑体"/>
       <w:color w:val="bb6688"/>
     </w:rPr>
   </w:style>
@@ -14719,6 +15361,7 @@
     <w:name w:val="ImportTok"/>
     <w:basedOn w:val="VerbatimChar"/>
     <w:rPr>
+      <w:rFonts w:eastAsia="黑体"/>
       <w:b/>
       <w:color w:val="008000"/>
     </w:rPr>
@@ -14727,6 +15370,7 @@
     <w:name w:val="CommentTok"/>
     <w:basedOn w:val="VerbatimChar"/>
     <w:rPr>
+      <w:rFonts w:eastAsia="黑体"/>
       <w:i/>
       <w:color w:val="60a0b0"/>
     </w:rPr>
@@ -14735,6 +15379,7 @@
     <w:name w:val="DocumentationTok"/>
     <w:basedOn w:val="VerbatimChar"/>
     <w:rPr>
+      <w:rFonts w:eastAsia="黑体"/>
       <w:i/>
       <w:color w:val="ba2121"/>
     </w:rPr>
@@ -14743,6 +15388,7 @@
     <w:name w:val="AnnotationTok"/>
     <w:basedOn w:val="VerbatimChar"/>
     <w:rPr>
+      <w:rFonts w:eastAsia="黑体"/>
       <w:b/>
       <w:i/>
       <w:color w:val="60a0b0"/>
@@ -14752,6 +15398,7 @@
     <w:name w:val="CommentVarTok"/>
     <w:basedOn w:val="VerbatimChar"/>
     <w:rPr>
+      <w:rFonts w:eastAsia="黑体"/>
       <w:b/>
       <w:i/>
       <w:color w:val="60a0b0"/>
@@ -14761,6 +15408,7 @@
     <w:name w:val="OtherTok"/>
     <w:basedOn w:val="VerbatimChar"/>
     <w:rPr>
+      <w:rFonts w:eastAsia="黑体"/>
       <w:color w:val="007020"/>
     </w:rPr>
   </w:style>
@@ -14768,6 +15416,7 @@
     <w:name w:val="FunctionTok"/>
     <w:basedOn w:val="VerbatimChar"/>
     <w:rPr>
+      <w:rFonts w:eastAsia="黑体"/>
       <w:color w:val="06287e"/>
     </w:rPr>
   </w:style>
@@ -14775,6 +15424,7 @@
     <w:name w:val="VariableTok"/>
     <w:basedOn w:val="VerbatimChar"/>
     <w:rPr>
+      <w:rFonts w:eastAsia="黑体"/>
       <w:color w:val="19177c"/>
     </w:rPr>
   </w:style>
@@ -14782,6 +15432,7 @@
     <w:name w:val="ControlFlowTok"/>
     <w:basedOn w:val="VerbatimChar"/>
     <w:rPr>
+      <w:rFonts w:eastAsia="黑体"/>
       <w:b/>
       <w:color w:val="007020"/>
     </w:rPr>
@@ -14790,6 +15441,7 @@
     <w:name w:val="OperatorTok"/>
     <w:basedOn w:val="VerbatimChar"/>
     <w:rPr>
+      <w:rFonts w:eastAsia="黑体"/>
       <w:color w:val="666666"/>
     </w:rPr>
   </w:style>
@@ -14797,18 +15449,22 @@
     <w:name w:val="BuiltInTok"/>
     <w:basedOn w:val="VerbatimChar"/>
     <w:rPr>
+      <w:rFonts w:eastAsia="黑体"/>
       <w:color w:val="008000"/>
     </w:rPr>
   </w:style>
   <w:style w:type="character" w:customStyle="1" w:styleId="ExtensionTok">
     <w:name w:val="ExtensionTok"/>
     <w:basedOn w:val="VerbatimChar"/>
-    <w:rPr/>
+    <w:rPr>
+      <w:rFonts w:eastAsia="黑体"/>
+    </w:rPr>
   </w:style>
   <w:style w:type="character" w:customStyle="1" w:styleId="PreprocessorTok">
     <w:name w:val="PreprocessorTok"/>
     <w:basedOn w:val="VerbatimChar"/>
     <w:rPr>
+      <w:rFonts w:eastAsia="黑体"/>
       <w:color w:val="bc7a00"/>
     </w:rPr>
   </w:style>
@@ -14816,18 +15472,22 @@
     <w:name w:val="AttributeTok"/>
     <w:basedOn w:val="VerbatimChar"/>
     <w:rPr>
+      <w:rFonts w:eastAsia="黑体"/>
       <w:color w:val="7d9029"/>
     </w:rPr>
   </w:style>
   <w:style w:type="character" w:customStyle="1" w:styleId="RegionMarkerTok">
     <w:name w:val="RegionMarkerTok"/>
     <w:basedOn w:val="VerbatimChar"/>
-    <w:rPr/>
+    <w:rPr>
+      <w:rFonts w:eastAsia="黑体"/>
+    </w:rPr>
   </w:style>
   <w:style w:type="character" w:customStyle="1" w:styleId="InformationTok">
     <w:name w:val="InformationTok"/>
     <w:basedOn w:val="VerbatimChar"/>
     <w:rPr>
+      <w:rFonts w:eastAsia="黑体"/>
       <w:b/>
       <w:i/>
       <w:color w:val="60a0b0"/>
@@ -14837,6 +15497,7 @@
     <w:name w:val="WarningTok"/>
     <w:basedOn w:val="VerbatimChar"/>
     <w:rPr>
+      <w:rFonts w:eastAsia="黑体"/>
       <w:b/>
       <w:i/>
       <w:color w:val="60a0b0"/>
@@ -14846,6 +15507,7 @@
     <w:name w:val="AlertTok"/>
     <w:basedOn w:val="VerbatimChar"/>
     <w:rPr>
+      <w:rFonts w:eastAsia="黑体"/>
       <w:b/>
       <w:color w:val="ff0000"/>
     </w:rPr>
@@ -14854,6 +15516,7 @@
     <w:name w:val="ErrorTok"/>
     <w:basedOn w:val="VerbatimChar"/>
     <w:rPr>
+      <w:rFonts w:eastAsia="黑体"/>
       <w:b/>
       <w:color w:val="ff0000"/>
     </w:rPr>
@@ -14861,7 +15524,9 @@
   <w:style w:type="character" w:customStyle="1" w:styleId="NormalTok">
     <w:name w:val="NormalTok"/>
     <w:basedOn w:val="VerbatimChar"/>
-    <w:rPr/>
+    <w:rPr>
+      <w:rFonts w:eastAsia="黑体"/>
+    </w:rPr>
   </w:style>
 </w:styles>
 </file>
@@ -14910,12 +15575,12 @@
     <a:fontScheme name="Office">
       <a:majorFont>
         <a:latin typeface="Calibri"/>
-        <a:ea typeface=""/>
+        <a:ea typeface="黑体"/>
         <a:cs typeface=""/>
         <a:font script="Jpan" typeface="ＭＳ ゴシック"/>
         <a:font script="Hang" typeface="맑은 고딕"/>
-        <a:font script="Hans" typeface="宋体"/>
-        <a:font script="Hant" typeface="新細明體"/>
+        <a:font script="Hans" typeface="黑体"/>
+        <a:font script="Hant" typeface="黑体"/>
         <a:font script="Arab" typeface="Times New Roman"/>
         <a:font script="Hebr" typeface="Times New Roman"/>
         <a:font script="Thai" typeface="Angsana New"/>
@@ -14945,12 +15610,12 @@
       </a:majorFont>
       <a:minorFont>
         <a:latin typeface="Cambria"/>
-        <a:ea typeface=""/>
+        <a:ea typeface="黑体"/>
         <a:cs typeface=""/>
         <a:font script="Jpan" typeface="ＭＳ 明朝"/>
         <a:font script="Hang" typeface="맑은 고딕"/>
-        <a:font script="Hans" typeface="宋体"/>
-        <a:font script="Hant" typeface="新細明體"/>
+        <a:font script="Hans" typeface="黑体"/>
+        <a:font script="Hant" typeface="黑体"/>
         <a:font script="Arab" typeface="Arial"/>
         <a:font script="Hebr" typeface="Arial"/>
         <a:font script="Thai" typeface="Cordia New"/>

--- a/10-保护电路/06-防反接保护/桥式防反接电路/桥式防反接电路.docx
+++ b/10-保护电路/06-防反接保护/桥式防反接电路/桥式防反接电路.docx
@@ -2504,7 +2504,7 @@
           <w:color w:val="555555"/>
           <w:sz w:val="21"/>
         </w:rPr>
-        <w:t>材料收集者：杜文杰，WX手机：19519196569，QQ:3478827729</w:t>
+        <w:t>材料收集者：杜文杰，微信/手机：19519196569，QQ:3478827729</w:t>
       </w:r>
     </w:p>
     <w:sectPr>
